--- a/web/client/trading-journal-frontend-plan.docx
+++ b/web/client/trading-journal-frontend-plan.docx
@@ -32,7 +32,7 @@
           <w:sz w:val="24"/>
           <w:szCs w:val="24"/>
         </w:rPr>
-        <w:t xml:space="preserve">Nuxt 4 + TanStack Query + Hugeicons  |  Written so other agents can build from it</w:t>
+        <w:t xml:space="preserve">Nuxt 4 + TanStack Query + Hugeicons  |  Matched to the finished backend  |  Written so other agents can build from it</w:t>
       </w:r>
     </w:p>
     <w:p>
@@ -62,7 +62,7 @@
           <w:sz w:val="22"/>
           <w:szCs w:val="22"/>
         </w:rPr>
-        <w:t xml:space="preserve">Web app for traders (user area), admins (admin area) and visitors (public home page). It talks only to the Go API, except image uploads, which go straight to Cloudinary using a signature from the API.</w:t>
+        <w:t xml:space="preserve">Web app for traders (user area), admins (admin area) and visitors (public home page). The backend is finished. The frontend talks to the Go API for data. It also talks directly to Supabase (login, and the admin logo upload) and to Cloudinary (trade screenshots).</w:t>
       </w:r>
     </w:p>
     <w:p>
@@ -107,160 +107,154 @@
       <w:r>
         <w:rPr>
           <w:rFonts w:ascii="Calibri" w:cs="Calibri" w:eastAsia="Calibri" w:hAnsi="Calibri"/>
-          <w:b/>
-          <w:bCs/>
-          <w:sz w:val="22"/>
-          <w:szCs w:val="22"/>
-        </w:rPr>
-        <w:t xml:space="preserve">Framework: </w:t>
-      </w:r>
-      <w:r>
-        <w:rPr>
-          <w:rFonts w:ascii="Calibri" w:cs="Calibri" w:eastAsia="Calibri" w:hAnsi="Calibri"/>
-          <w:sz w:val="22"/>
-          <w:szCs w:val="22"/>
-        </w:rPr>
-        <w:t xml:space="preserve">Nuxt 4 with TypeScript.</w:t>
-      </w:r>
-    </w:p>
-    <w:p>
-      <w:pPr>
-        <w:pStyle w:val="ListParagraph"/>
-        <w:numPr>
-          <w:ilvl w:val="0"/>
-          <w:numId w:val="2"/>
-        </w:numPr>
-        <w:spacing w:after="50"/>
-      </w:pPr>
-      <w:r>
-        <w:rPr>
-          <w:rFonts w:ascii="Calibri" w:cs="Calibri" w:eastAsia="Calibri" w:hAnsi="Calibri"/>
-          <w:b/>
-          <w:bCs/>
-          <w:sz w:val="22"/>
-          <w:szCs w:val="22"/>
-        </w:rPr>
-        <w:t xml:space="preserve">Server data: </w:t>
-      </w:r>
-      <w:r>
-        <w:rPr>
-          <w:rFonts w:ascii="Calibri" w:cs="Calibri" w:eastAsia="Calibri" w:hAnsi="Calibri"/>
-          <w:sz w:val="22"/>
-          <w:szCs w:val="22"/>
-        </w:rPr>
-        <w:t xml:space="preserve">TanStack Vue Query for all API data.</w:t>
-      </w:r>
-    </w:p>
-    <w:p>
-      <w:pPr>
-        <w:pStyle w:val="ListParagraph"/>
-        <w:numPr>
-          <w:ilvl w:val="0"/>
-          <w:numId w:val="2"/>
-        </w:numPr>
-        <w:spacing w:after="50"/>
-      </w:pPr>
-      <w:r>
-        <w:rPr>
-          <w:rFonts w:ascii="Calibri" w:cs="Calibri" w:eastAsia="Calibri" w:hAnsi="Calibri"/>
-          <w:b/>
-          <w:bCs/>
-          <w:sz w:val="22"/>
-          <w:szCs w:val="22"/>
-        </w:rPr>
-        <w:t xml:space="preserve">Icons: </w:t>
-      </w:r>
-      <w:r>
-        <w:rPr>
-          <w:rFonts w:ascii="Calibri" w:cs="Calibri" w:eastAsia="Calibri" w:hAnsi="Calibri"/>
-          <w:sz w:val="22"/>
-          <w:szCs w:val="22"/>
-        </w:rPr>
-        <w:t xml:space="preserve">Hugeicons only. No mixed icon sets.</w:t>
-      </w:r>
-    </w:p>
-    <w:p>
-      <w:pPr>
-        <w:pStyle w:val="ListParagraph"/>
-        <w:numPr>
-          <w:ilvl w:val="0"/>
-          <w:numId w:val="2"/>
-        </w:numPr>
-        <w:spacing w:after="50"/>
-      </w:pPr>
-      <w:r>
-        <w:rPr>
-          <w:rFonts w:ascii="Calibri" w:cs="Calibri" w:eastAsia="Calibri" w:hAnsi="Calibri"/>
-          <w:b/>
-          <w:bCs/>
-          <w:sz w:val="22"/>
-          <w:szCs w:val="22"/>
-        </w:rPr>
-        <w:t xml:space="preserve">Styling: </w:t>
-      </w:r>
-      <w:r>
-        <w:rPr>
-          <w:rFonts w:ascii="Calibri" w:cs="Calibri" w:eastAsia="Calibri" w:hAnsi="Calibri"/>
-          <w:sz w:val="22"/>
-          <w:szCs w:val="22"/>
-        </w:rPr>
-        <w:t xml:space="preserve">Tailwind.</w:t>
-      </w:r>
-    </w:p>
-    <w:p>
-      <w:pPr>
-        <w:pStyle w:val="ListParagraph"/>
-        <w:numPr>
-          <w:ilvl w:val="0"/>
-          <w:numId w:val="2"/>
-        </w:numPr>
-        <w:spacing w:after="50"/>
-      </w:pPr>
-      <w:r>
-        <w:rPr>
-          <w:rFonts w:ascii="Calibri" w:cs="Calibri" w:eastAsia="Calibri" w:hAnsi="Calibri"/>
-          <w:b/>
-          <w:bCs/>
-          <w:sz w:val="22"/>
-          <w:szCs w:val="22"/>
-        </w:rPr>
-        <w:t xml:space="preserve">Charts: </w:t>
-      </w:r>
-      <w:r>
-        <w:rPr>
-          <w:rFonts w:ascii="Calibri" w:cs="Calibri" w:eastAsia="Calibri" w:hAnsi="Calibri"/>
-          <w:sz w:val="22"/>
-          <w:szCs w:val="22"/>
-        </w:rPr>
-        <w:t xml:space="preserve">Chart.js.</w:t>
-      </w:r>
-    </w:p>
-    <w:p>
-      <w:pPr>
-        <w:pStyle w:val="ListParagraph"/>
-        <w:numPr>
-          <w:ilvl w:val="0"/>
-          <w:numId w:val="2"/>
-        </w:numPr>
-        <w:spacing w:after="50"/>
-      </w:pPr>
-      <w:r>
-        <w:rPr>
-          <w:rFonts w:ascii="Calibri" w:cs="Calibri" w:eastAsia="Calibri" w:hAnsi="Calibri"/>
-          <w:b/>
-          <w:bCs/>
-          <w:sz w:val="22"/>
-          <w:szCs w:val="22"/>
-        </w:rPr>
-        <w:t xml:space="preserve">Auth client: </w:t>
-      </w:r>
-      <w:r>
-        <w:rPr>
-          <w:rFonts w:ascii="Calibri" w:cs="Calibri" w:eastAsia="Calibri" w:hAnsi="Calibri"/>
-          <w:sz w:val="22"/>
-          <w:szCs w:val="22"/>
-        </w:rPr>
-        <w:t xml:space="preserve">Supabase JS, used for login and session only.</w:t>
+          <w:sz w:val="22"/>
+          <w:szCs w:val="22"/>
+        </w:rPr>
+        <w:t xml:space="preserve">Nuxt 4 with TypeScript</w:t>
+      </w:r>
+    </w:p>
+    <w:p>
+      <w:pPr>
+        <w:pStyle w:val="ListParagraph"/>
+        <w:numPr>
+          <w:ilvl w:val="0"/>
+          <w:numId w:val="2"/>
+        </w:numPr>
+        <w:spacing w:after="50"/>
+      </w:pPr>
+      <w:r>
+        <w:rPr>
+          <w:rFonts w:ascii="Calibri" w:cs="Calibri" w:eastAsia="Calibri" w:hAnsi="Calibri"/>
+          <w:sz w:val="22"/>
+          <w:szCs w:val="22"/>
+        </w:rPr>
+        <w:t xml:space="preserve">TanStack Vue Query for all API data</w:t>
+      </w:r>
+    </w:p>
+    <w:p>
+      <w:pPr>
+        <w:pStyle w:val="ListParagraph"/>
+        <w:numPr>
+          <w:ilvl w:val="0"/>
+          <w:numId w:val="2"/>
+        </w:numPr>
+        <w:spacing w:after="50"/>
+      </w:pPr>
+      <w:r>
+        <w:rPr>
+          <w:rFonts w:ascii="Calibri" w:cs="Calibri" w:eastAsia="Calibri" w:hAnsi="Calibri"/>
+          <w:sz w:val="22"/>
+          <w:szCs w:val="22"/>
+        </w:rPr>
+        <w:t xml:space="preserve">Hugeicons only, no mixed icon sets</w:t>
+      </w:r>
+    </w:p>
+    <w:p>
+      <w:pPr>
+        <w:pStyle w:val="ListParagraph"/>
+        <w:numPr>
+          <w:ilvl w:val="0"/>
+          <w:numId w:val="2"/>
+        </w:numPr>
+        <w:spacing w:after="50"/>
+      </w:pPr>
+      <w:r>
+        <w:rPr>
+          <w:rFonts w:ascii="Calibri" w:cs="Calibri" w:eastAsia="Calibri" w:hAnsi="Calibri"/>
+          <w:sz w:val="22"/>
+          <w:szCs w:val="22"/>
+        </w:rPr>
+        <w:t xml:space="preserve">Tailwind for styling</w:t>
+      </w:r>
+    </w:p>
+    <w:p>
+      <w:pPr>
+        <w:pStyle w:val="ListParagraph"/>
+        <w:numPr>
+          <w:ilvl w:val="0"/>
+          <w:numId w:val="2"/>
+        </w:numPr>
+        <w:spacing w:after="50"/>
+      </w:pPr>
+      <w:r>
+        <w:rPr>
+          <w:rFonts w:ascii="Calibri" w:cs="Calibri" w:eastAsia="Calibri" w:hAnsi="Calibri"/>
+          <w:sz w:val="22"/>
+          <w:szCs w:val="22"/>
+        </w:rPr>
+        <w:t xml:space="preserve">@nuxtjs/color-mode for light and dark (follows the system, remembers the choice, no flash on load)</w:t>
+      </w:r>
+    </w:p>
+    <w:p>
+      <w:pPr>
+        <w:pStyle w:val="ListParagraph"/>
+        <w:numPr>
+          <w:ilvl w:val="0"/>
+          <w:numId w:val="2"/>
+        </w:numPr>
+        <w:spacing w:after="50"/>
+      </w:pPr>
+      <w:r>
+        <w:rPr>
+          <w:rFonts w:ascii="Calibri" w:cs="Calibri" w:eastAsia="Calibri" w:hAnsi="Calibri"/>
+          <w:sz w:val="22"/>
+          <w:szCs w:val="22"/>
+        </w:rPr>
+        <w:t xml:space="preserve">Chart.js with vue-chartjs</w:t>
+      </w:r>
+    </w:p>
+    <w:p>
+      <w:pPr>
+        <w:pStyle w:val="ListParagraph"/>
+        <w:numPr>
+          <w:ilvl w:val="0"/>
+          <w:numId w:val="2"/>
+        </w:numPr>
+        <w:spacing w:after="50"/>
+      </w:pPr>
+      <w:r>
+        <w:rPr>
+          <w:rFonts w:ascii="Calibri" w:cs="Calibri" w:eastAsia="Calibri" w:hAnsi="Calibri"/>
+          <w:sz w:val="22"/>
+          <w:szCs w:val="22"/>
+        </w:rPr>
+        <w:t xml:space="preserve">@supabase/supabase-js for login and the admin logo upload only</w:t>
+      </w:r>
+    </w:p>
+    <w:p>
+      <w:pPr>
+        <w:pStyle w:val="ListParagraph"/>
+        <w:numPr>
+          <w:ilvl w:val="0"/>
+          <w:numId w:val="2"/>
+        </w:numPr>
+        <w:spacing w:after="50"/>
+      </w:pPr>
+      <w:r>
+        <w:rPr>
+          <w:rFonts w:ascii="Calibri" w:cs="Calibri" w:eastAsia="Calibri" w:hAnsi="Calibri"/>
+          <w:sz w:val="22"/>
+          <w:szCs w:val="22"/>
+        </w:rPr>
+        <w:t xml:space="preserve">browser-image-compression to shrink screenshots before upload</w:t>
+      </w:r>
+    </w:p>
+    <w:p>
+      <w:pPr>
+        <w:pStyle w:val="ListParagraph"/>
+        <w:numPr>
+          <w:ilvl w:val="0"/>
+          <w:numId w:val="2"/>
+        </w:numPr>
+        <w:spacing w:after="50"/>
+      </w:pPr>
+      <w:r>
+        <w:rPr>
+          <w:rFonts w:ascii="Calibri" w:cs="Calibri" w:eastAsia="Calibri" w:hAnsi="Calibri"/>
+          <w:sz w:val="22"/>
+          <w:szCs w:val="22"/>
+        </w:rPr>
+        <w:t xml:space="preserve">Fonts: Plus Jakarta Sans for text and JetBrains Mono for numbers (prices, pips, lots, R-multiples)</w:t>
       </w:r>
     </w:p>
     <w:p>
@@ -277,97 +271,1444 @@
           <w:sz w:val="30"/>
           <w:szCs w:val="30"/>
         </w:rPr>
-        <w:t xml:space="preserve">3. Routing and redirects</w:t>
-      </w:r>
-    </w:p>
-    <w:p>
-      <w:pPr>
-        <w:pStyle w:val="ListParagraph"/>
-        <w:numPr>
-          <w:ilvl w:val="0"/>
-          <w:numId w:val="2"/>
-        </w:numPr>
-        <w:spacing w:after="50"/>
-      </w:pPr>
-      <w:r>
-        <w:rPr>
-          <w:rFonts w:ascii="Calibri" w:cs="Calibri" w:eastAsia="Calibri" w:hAnsi="Calibri"/>
-          <w:sz w:val="22"/>
-          <w:szCs w:val="22"/>
-        </w:rPr>
-        <w:t xml:space="preserve">One login page at /login. After login, call GET /me and redirect: admin to /admin, user to /dashboard.</w:t>
-      </w:r>
-    </w:p>
-    <w:p>
-      <w:pPr>
-        <w:pStyle w:val="ListParagraph"/>
-        <w:numPr>
-          <w:ilvl w:val="0"/>
-          <w:numId w:val="2"/>
-        </w:numPr>
-        <w:spacing w:after="50"/>
-      </w:pPr>
-      <w:r>
-        <w:rPr>
-          <w:rFonts w:ascii="Calibri" w:cs="Calibri" w:eastAsia="Calibri" w:hAnsi="Calibri"/>
-          <w:sz w:val="22"/>
-          <w:szCs w:val="22"/>
-        </w:rPr>
-        <w:t xml:space="preserve">auth middleware protects /dashboard, /trades, /accounts, /setups, /settings.</w:t>
-      </w:r>
-    </w:p>
-    <w:p>
-      <w:pPr>
-        <w:pStyle w:val="ListParagraph"/>
-        <w:numPr>
-          <w:ilvl w:val="0"/>
-          <w:numId w:val="2"/>
-        </w:numPr>
-        <w:spacing w:after="50"/>
-      </w:pPr>
-      <w:r>
-        <w:rPr>
-          <w:rFonts w:ascii="Calibri" w:cs="Calibri" w:eastAsia="Calibri" w:hAnsi="Calibri"/>
-          <w:sz w:val="22"/>
-          <w:szCs w:val="22"/>
-        </w:rPr>
-        <w:t xml:space="preserve">admin middleware protects everything under /admin.</w:t>
-      </w:r>
-    </w:p>
-    <w:p>
-      <w:pPr>
-        <w:pStyle w:val="ListParagraph"/>
-        <w:numPr>
-          <w:ilvl w:val="0"/>
-          <w:numId w:val="2"/>
-        </w:numPr>
-        <w:spacing w:after="50"/>
-      </w:pPr>
-      <w:r>
-        <w:rPr>
-          <w:rFonts w:ascii="Calibri" w:cs="Calibri" w:eastAsia="Calibri" w:hAnsi="Calibri"/>
-          <w:sz w:val="22"/>
-          <w:szCs w:val="22"/>
-        </w:rPr>
-        <w:t xml:space="preserve">guest middleware keeps logged-in users off /login and /signup.</w:t>
-      </w:r>
-    </w:p>
-    <w:p>
-      <w:pPr>
-        <w:pStyle w:val="ListParagraph"/>
-        <w:numPr>
-          <w:ilvl w:val="0"/>
-          <w:numId w:val="2"/>
-        </w:numPr>
-        <w:spacing w:after="50"/>
-      </w:pPr>
-      <w:r>
-        <w:rPr>
-          <w:rFonts w:ascii="Calibri" w:cs="Calibri" w:eastAsia="Calibri" w:hAnsi="Calibri"/>
-          <w:sz w:val="22"/>
-          <w:szCs w:val="22"/>
-        </w:rPr>
-        <w:t xml:space="preserve">A user who opens /admin is sent to /dashboard. This is for experience only, because the API enforces roles.</w:t>
+        <w:t xml:space="preserve">3. Libraries to install</w:t>
+      </w:r>
+    </w:p>
+    <w:p>
+      <w:pPr>
+        <w:spacing w:after="100"/>
+      </w:pPr>
+      <w:r>
+        <w:rPr>
+          <w:rFonts w:ascii="Calibri" w:cs="Calibri" w:eastAsia="Calibri" w:hAnsi="Calibri"/>
+          <w:sz w:val="22"/>
+          <w:szCs w:val="22"/>
+        </w:rPr>
+        <w:t xml:space="preserve">Run these inside web/, then from the new client folder.</w:t>
+      </w:r>
+    </w:p>
+    <w:p>
+      <w:pPr>
+        <w:shd w:fill="F1F5F9" w:color="auto" w:val="clear"/>
+        <w:spacing w:after="0"/>
+      </w:pPr>
+      <w:r>
+        <w:rPr>
+          <w:rFonts w:ascii="Consolas" w:cs="Consolas" w:eastAsia="Consolas" w:hAnsi="Consolas"/>
+          <w:sz w:val="18"/>
+          <w:szCs w:val="18"/>
+        </w:rPr>
+        <w:t xml:space="preserve">npm create nuxt@latest client</w:t>
+      </w:r>
+    </w:p>
+    <w:p>
+      <w:pPr>
+        <w:shd w:fill="F1F5F9" w:color="auto" w:val="clear"/>
+        <w:spacing w:after="0"/>
+      </w:pPr>
+      <w:r>
+        <w:rPr>
+          <w:rFonts w:ascii="Consolas" w:cs="Consolas" w:eastAsia="Consolas" w:hAnsi="Consolas"/>
+          <w:sz w:val="18"/>
+          <w:szCs w:val="18"/>
+        </w:rPr>
+        <w:t xml:space="preserve">cd client</w:t>
+      </w:r>
+    </w:p>
+    <w:p>
+      <w:pPr>
+        <w:shd w:fill="F1F5F9" w:color="auto" w:val="clear"/>
+        <w:spacing w:after="0"/>
+      </w:pPr>
+      <w:r>
+        <w:rPr>
+          <w:rFonts w:ascii="Consolas" w:cs="Consolas" w:eastAsia="Consolas" w:hAnsi="Consolas"/>
+          <w:sz w:val="18"/>
+          <w:szCs w:val="18"/>
+        </w:rPr>
+        <w:t xml:space="preserve"> </w:t>
+      </w:r>
+    </w:p>
+    <w:p>
+      <w:pPr>
+        <w:shd w:fill="F1F5F9" w:color="auto" w:val="clear"/>
+        <w:spacing w:after="0"/>
+      </w:pPr>
+      <w:r>
+        <w:rPr>
+          <w:rFonts w:ascii="Consolas" w:cs="Consolas" w:eastAsia="Consolas" w:hAnsi="Consolas"/>
+          <w:sz w:val="18"/>
+          <w:szCs w:val="18"/>
+        </w:rPr>
+        <w:t xml:space="preserve"># App libraries</w:t>
+      </w:r>
+    </w:p>
+    <w:p>
+      <w:pPr>
+        <w:shd w:fill="F1F5F9" w:color="auto" w:val="clear"/>
+        <w:spacing w:after="0"/>
+      </w:pPr>
+      <w:r>
+        <w:rPr>
+          <w:rFonts w:ascii="Consolas" w:cs="Consolas" w:eastAsia="Consolas" w:hAnsi="Consolas"/>
+          <w:sz w:val="18"/>
+          <w:szCs w:val="18"/>
+        </w:rPr>
+        <w:t xml:space="preserve">npm i @tanstack/vue-query @supabase/supabase-js chart.js vue-chartjs \</w:t>
+      </w:r>
+    </w:p>
+    <w:p>
+      <w:pPr>
+        <w:shd w:fill="F1F5F9" w:color="auto" w:val="clear"/>
+        <w:spacing w:after="0"/>
+      </w:pPr>
+      <w:r>
+        <w:rPr>
+          <w:rFonts w:ascii="Consolas" w:cs="Consolas" w:eastAsia="Consolas" w:hAnsi="Consolas"/>
+          <w:sz w:val="18"/>
+          <w:szCs w:val="18"/>
+        </w:rPr>
+        <w:t xml:space="preserve">  browser-image-compression @hugeicons/vue @hugeicons/core-free-icons \</w:t>
+      </w:r>
+    </w:p>
+    <w:p>
+      <w:pPr>
+        <w:shd w:fill="F1F5F9" w:color="auto" w:val="clear"/>
+        <w:spacing w:after="0"/>
+      </w:pPr>
+      <w:r>
+        <w:rPr>
+          <w:rFonts w:ascii="Consolas" w:cs="Consolas" w:eastAsia="Consolas" w:hAnsi="Consolas"/>
+          <w:sz w:val="18"/>
+          <w:szCs w:val="18"/>
+        </w:rPr>
+        <w:t xml:space="preserve">  @vueuse/core vue-sonner</w:t>
+      </w:r>
+    </w:p>
+    <w:p>
+      <w:pPr>
+        <w:shd w:fill="F1F5F9" w:color="auto" w:val="clear"/>
+        <w:spacing w:after="0"/>
+      </w:pPr>
+      <w:r>
+        <w:rPr>
+          <w:rFonts w:ascii="Consolas" w:cs="Consolas" w:eastAsia="Consolas" w:hAnsi="Consolas"/>
+          <w:sz w:val="18"/>
+          <w:szCs w:val="18"/>
+        </w:rPr>
+        <w:t xml:space="preserve"> </w:t>
+      </w:r>
+    </w:p>
+    <w:p>
+      <w:pPr>
+        <w:shd w:fill="F1F5F9" w:color="auto" w:val="clear"/>
+        <w:spacing w:after="0"/>
+      </w:pPr>
+      <w:r>
+        <w:rPr>
+          <w:rFonts w:ascii="Consolas" w:cs="Consolas" w:eastAsia="Consolas" w:hAnsi="Consolas"/>
+          <w:sz w:val="18"/>
+          <w:szCs w:val="18"/>
+        </w:rPr>
+        <w:t xml:space="preserve"># Styling</w:t>
+      </w:r>
+    </w:p>
+    <w:p>
+      <w:pPr>
+        <w:shd w:fill="F1F5F9" w:color="auto" w:val="clear"/>
+        <w:spacing w:after="0"/>
+      </w:pPr>
+      <w:r>
+        <w:rPr>
+          <w:rFonts w:ascii="Consolas" w:cs="Consolas" w:eastAsia="Consolas" w:hAnsi="Consolas"/>
+          <w:sz w:val="18"/>
+          <w:szCs w:val="18"/>
+        </w:rPr>
+        <w:t xml:space="preserve">npm i tailwindcss @tailwindcss/vite</w:t>
+      </w:r>
+    </w:p>
+    <w:p>
+      <w:pPr>
+        <w:shd w:fill="F1F5F9" w:color="auto" w:val="clear"/>
+        <w:spacing w:after="0"/>
+      </w:pPr>
+      <w:r>
+        <w:rPr>
+          <w:rFonts w:ascii="Consolas" w:cs="Consolas" w:eastAsia="Consolas" w:hAnsi="Consolas"/>
+          <w:sz w:val="18"/>
+          <w:szCs w:val="18"/>
+        </w:rPr>
+        <w:t xml:space="preserve"> </w:t>
+      </w:r>
+    </w:p>
+    <w:p>
+      <w:pPr>
+        <w:shd w:fill="F1F5F9" w:color="auto" w:val="clear"/>
+        <w:spacing w:after="0"/>
+      </w:pPr>
+      <w:r>
+        <w:rPr>
+          <w:rFonts w:ascii="Consolas" w:cs="Consolas" w:eastAsia="Consolas" w:hAnsi="Consolas"/>
+          <w:sz w:val="18"/>
+          <w:szCs w:val="18"/>
+        </w:rPr>
+        <w:t xml:space="preserve"># Nuxt modules</w:t>
+      </w:r>
+    </w:p>
+    <w:p>
+      <w:pPr>
+        <w:shd w:fill="F1F5F9" w:color="auto" w:val="clear"/>
+        <w:spacing w:after="0"/>
+      </w:pPr>
+      <w:r>
+        <w:rPr>
+          <w:rFonts w:ascii="Consolas" w:cs="Consolas" w:eastAsia="Consolas" w:hAnsi="Consolas"/>
+          <w:sz w:val="18"/>
+          <w:szCs w:val="18"/>
+        </w:rPr>
+        <w:t xml:space="preserve">npx nuxt module add color-mode</w:t>
+      </w:r>
+    </w:p>
+    <w:p>
+      <w:pPr>
+        <w:shd w:fill="F1F5F9" w:color="auto" w:val="clear"/>
+        <w:spacing w:after="0"/>
+      </w:pPr>
+      <w:r>
+        <w:rPr>
+          <w:rFonts w:ascii="Consolas" w:cs="Consolas" w:eastAsia="Consolas" w:hAnsi="Consolas"/>
+          <w:sz w:val="18"/>
+          <w:szCs w:val="18"/>
+        </w:rPr>
+        <w:t xml:space="preserve">npx nuxt module add fonts</w:t>
+      </w:r>
+    </w:p>
+    <w:p>
+      <w:pPr>
+        <w:shd w:fill="F1F5F9" w:color="auto" w:val="clear"/>
+        <w:spacing w:after="0"/>
+      </w:pPr>
+      <w:r>
+        <w:rPr>
+          <w:rFonts w:ascii="Consolas" w:cs="Consolas" w:eastAsia="Consolas" w:hAnsi="Consolas"/>
+          <w:sz w:val="18"/>
+          <w:szCs w:val="18"/>
+        </w:rPr>
+        <w:t xml:space="preserve">npx nuxt module add eslint</w:t>
+      </w:r>
+    </w:p>
+    <w:p>
+      <w:pPr>
+        <w:shd w:fill="F1F5F9" w:color="auto" w:val="clear"/>
+        <w:spacing w:after="0"/>
+      </w:pPr>
+      <w:r>
+        <w:rPr>
+          <w:rFonts w:ascii="Consolas" w:cs="Consolas" w:eastAsia="Consolas" w:hAnsi="Consolas"/>
+          <w:sz w:val="18"/>
+          <w:szCs w:val="18"/>
+        </w:rPr>
+        <w:t xml:space="preserve"> </w:t>
+      </w:r>
+    </w:p>
+    <w:p>
+      <w:pPr>
+        <w:shd w:fill="F1F5F9" w:color="auto" w:val="clear"/>
+        <w:spacing w:after="0"/>
+      </w:pPr>
+      <w:r>
+        <w:rPr>
+          <w:rFonts w:ascii="Consolas" w:cs="Consolas" w:eastAsia="Consolas" w:hAnsi="Consolas"/>
+          <w:sz w:val="18"/>
+          <w:szCs w:val="18"/>
+        </w:rPr>
+        <w:t xml:space="preserve"># Dev tools</w:t>
+      </w:r>
+    </w:p>
+    <w:p>
+      <w:pPr>
+        <w:shd w:fill="F1F5F9" w:color="auto" w:val="clear"/>
+        <w:spacing w:after="0"/>
+      </w:pPr>
+      <w:r>
+        <w:rPr>
+          <w:rFonts w:ascii="Consolas" w:cs="Consolas" w:eastAsia="Consolas" w:hAnsi="Consolas"/>
+          <w:sz w:val="18"/>
+          <w:szCs w:val="18"/>
+        </w:rPr>
+        <w:t xml:space="preserve">npm i -D vue-tsc typescript vitest @nuxt/test-utils @vue/test-utils happy-dom</w:t>
+      </w:r>
+    </w:p>
+    <w:p>
+      <w:pPr>
+        <w:spacing w:after="80"/>
+      </w:pPr>
+    </w:p>
+    <w:tbl>
+      <w:tblPr>
+        <w:tblW w:type="dxa" w:w="9638"/>
+        <w:tblBorders>
+          <w:top w:val="single" w:color="auto" w:sz="4"/>
+          <w:left w:val="single" w:color="auto" w:sz="4"/>
+          <w:bottom w:val="single" w:color="auto" w:sz="4"/>
+          <w:right w:val="single" w:color="auto" w:sz="4"/>
+          <w:insideH w:val="single" w:color="auto" w:sz="4"/>
+          <w:insideV w:val="single" w:color="auto" w:sz="4"/>
+        </w:tblBorders>
+      </w:tblPr>
+      <w:tblGrid>
+        <w:gridCol w:w="3600"/>
+        <w:gridCol w:w="6038"/>
+      </w:tblGrid>
+      <w:tr>
+        <w:trPr>
+          <w:tblHeader/>
+        </w:trPr>
+        <w:tc>
+          <w:tcPr>
+            <w:tcW w:type="dxa" w:w="3600"/>
+            <w:tcBorders>
+              <w:top w:val="single" w:color="BFC8D2" w:sz="4"/>
+              <w:left w:val="single" w:color="BFC8D2" w:sz="4"/>
+              <w:bottom w:val="single" w:color="BFC8D2" w:sz="4"/>
+              <w:right w:val="single" w:color="BFC8D2" w:sz="4"/>
+            </w:tcBorders>
+            <w:shd w:fill="1F3A5F" w:color="auto" w:val="clear"/>
+            <w:tcMar>
+              <w:top w:type="dxa" w:w="70"/>
+              <w:left w:type="dxa" w:w="110"/>
+              <w:bottom w:type="dxa" w:w="70"/>
+              <w:right w:type="dxa" w:w="110"/>
+            </w:tcMar>
+          </w:tcPr>
+          <w:p>
+            <w:r>
+              <w:rPr>
+                <w:rFonts w:ascii="Calibri" w:cs="Calibri" w:eastAsia="Calibri" w:hAnsi="Calibri"/>
+                <w:b/>
+                <w:bCs/>
+                <w:color w:val="FFFFFF"/>
+                <w:sz w:val="20"/>
+                <w:szCs w:val="20"/>
+              </w:rPr>
+              <w:t xml:space="preserve">Library</w:t>
+            </w:r>
+          </w:p>
+        </w:tc>
+        <w:tc>
+          <w:tcPr>
+            <w:tcW w:type="dxa" w:w="6038"/>
+            <w:tcBorders>
+              <w:top w:val="single" w:color="BFC8D2" w:sz="4"/>
+              <w:left w:val="single" w:color="BFC8D2" w:sz="4"/>
+              <w:bottom w:val="single" w:color="BFC8D2" w:sz="4"/>
+              <w:right w:val="single" w:color="BFC8D2" w:sz="4"/>
+            </w:tcBorders>
+            <w:shd w:fill="1F3A5F" w:color="auto" w:val="clear"/>
+            <w:tcMar>
+              <w:top w:type="dxa" w:w="70"/>
+              <w:left w:type="dxa" w:w="110"/>
+              <w:bottom w:type="dxa" w:w="70"/>
+              <w:right w:type="dxa" w:w="110"/>
+            </w:tcMar>
+          </w:tcPr>
+          <w:p>
+            <w:r>
+              <w:rPr>
+                <w:rFonts w:ascii="Calibri" w:cs="Calibri" w:eastAsia="Calibri" w:hAnsi="Calibri"/>
+                <w:b/>
+                <w:bCs/>
+                <w:color w:val="FFFFFF"/>
+                <w:sz w:val="20"/>
+                <w:szCs w:val="20"/>
+              </w:rPr>
+              <w:t xml:space="preserve">What it does</w:t>
+            </w:r>
+          </w:p>
+        </w:tc>
+      </w:tr>
+      <w:tr>
+        <w:trPr>
+          <w:cantSplit/>
+        </w:trPr>
+        <w:tc>
+          <w:tcPr>
+            <w:tcW w:type="dxa" w:w="3600"/>
+            <w:tcBorders>
+              <w:top w:val="single" w:color="BFC8D2" w:sz="4"/>
+              <w:left w:val="single" w:color="BFC8D2" w:sz="4"/>
+              <w:bottom w:val="single" w:color="BFC8D2" w:sz="4"/>
+              <w:right w:val="single" w:color="BFC8D2" w:sz="4"/>
+            </w:tcBorders>
+            <w:tcMar>
+              <w:top w:type="dxa" w:w="70"/>
+              <w:left w:type="dxa" w:w="110"/>
+              <w:bottom w:type="dxa" w:w="70"/>
+              <w:right w:type="dxa" w:w="110"/>
+            </w:tcMar>
+          </w:tcPr>
+          <w:p>
+            <w:r>
+              <w:rPr>
+                <w:rFonts w:ascii="Calibri" w:cs="Calibri" w:eastAsia="Calibri" w:hAnsi="Calibri"/>
+                <w:b w:val="false"/>
+                <w:bCs w:val="false"/>
+                <w:color w:val="000000"/>
+                <w:sz w:val="20"/>
+                <w:szCs w:val="20"/>
+              </w:rPr>
+              <w:t xml:space="preserve">@tanstack/vue-query</w:t>
+            </w:r>
+          </w:p>
+        </w:tc>
+        <w:tc>
+          <w:tcPr>
+            <w:tcW w:type="dxa" w:w="6038"/>
+            <w:tcBorders>
+              <w:top w:val="single" w:color="BFC8D2" w:sz="4"/>
+              <w:left w:val="single" w:color="BFC8D2" w:sz="4"/>
+              <w:bottom w:val="single" w:color="BFC8D2" w:sz="4"/>
+              <w:right w:val="single" w:color="BFC8D2" w:sz="4"/>
+            </w:tcBorders>
+            <w:tcMar>
+              <w:top w:type="dxa" w:w="70"/>
+              <w:left w:type="dxa" w:w="110"/>
+              <w:bottom w:type="dxa" w:w="70"/>
+              <w:right w:type="dxa" w:w="110"/>
+            </w:tcMar>
+          </w:tcPr>
+          <w:p>
+            <w:r>
+              <w:rPr>
+                <w:rFonts w:ascii="Calibri" w:cs="Calibri" w:eastAsia="Calibri" w:hAnsi="Calibri"/>
+                <w:b w:val="false"/>
+                <w:bCs w:val="false"/>
+                <w:color w:val="000000"/>
+                <w:sz w:val="20"/>
+                <w:szCs w:val="20"/>
+              </w:rPr>
+              <w:t xml:space="preserve">All API data, caching and refetching</w:t>
+            </w:r>
+          </w:p>
+        </w:tc>
+      </w:tr>
+      <w:tr>
+        <w:trPr>
+          <w:cantSplit/>
+        </w:trPr>
+        <w:tc>
+          <w:tcPr>
+            <w:tcW w:type="dxa" w:w="3600"/>
+            <w:tcBorders>
+              <w:top w:val="single" w:color="BFC8D2" w:sz="4"/>
+              <w:left w:val="single" w:color="BFC8D2" w:sz="4"/>
+              <w:bottom w:val="single" w:color="BFC8D2" w:sz="4"/>
+              <w:right w:val="single" w:color="BFC8D2" w:sz="4"/>
+            </w:tcBorders>
+            <w:tcMar>
+              <w:top w:type="dxa" w:w="70"/>
+              <w:left w:type="dxa" w:w="110"/>
+              <w:bottom w:type="dxa" w:w="70"/>
+              <w:right w:type="dxa" w:w="110"/>
+            </w:tcMar>
+          </w:tcPr>
+          <w:p>
+            <w:r>
+              <w:rPr>
+                <w:rFonts w:ascii="Calibri" w:cs="Calibri" w:eastAsia="Calibri" w:hAnsi="Calibri"/>
+                <w:b w:val="false"/>
+                <w:bCs w:val="false"/>
+                <w:color w:val="000000"/>
+                <w:sz w:val="20"/>
+                <w:szCs w:val="20"/>
+              </w:rPr>
+              <w:t xml:space="preserve">@supabase/supabase-js</w:t>
+            </w:r>
+          </w:p>
+        </w:tc>
+        <w:tc>
+          <w:tcPr>
+            <w:tcW w:type="dxa" w:w="6038"/>
+            <w:tcBorders>
+              <w:top w:val="single" w:color="BFC8D2" w:sz="4"/>
+              <w:left w:val="single" w:color="BFC8D2" w:sz="4"/>
+              <w:bottom w:val="single" w:color="BFC8D2" w:sz="4"/>
+              <w:right w:val="single" w:color="BFC8D2" w:sz="4"/>
+            </w:tcBorders>
+            <w:tcMar>
+              <w:top w:type="dxa" w:w="70"/>
+              <w:left w:type="dxa" w:w="110"/>
+              <w:bottom w:type="dxa" w:w="70"/>
+              <w:right w:type="dxa" w:w="110"/>
+            </w:tcMar>
+          </w:tcPr>
+          <w:p>
+            <w:r>
+              <w:rPr>
+                <w:rFonts w:ascii="Calibri" w:cs="Calibri" w:eastAsia="Calibri" w:hAnsi="Calibri"/>
+                <w:b w:val="false"/>
+                <w:bCs w:val="false"/>
+                <w:color w:val="000000"/>
+                <w:sz w:val="20"/>
+                <w:szCs w:val="20"/>
+              </w:rPr>
+              <w:t xml:space="preserve">Login, signup, session, and the admin logo upload</w:t>
+            </w:r>
+          </w:p>
+        </w:tc>
+      </w:tr>
+      <w:tr>
+        <w:trPr>
+          <w:cantSplit/>
+        </w:trPr>
+        <w:tc>
+          <w:tcPr>
+            <w:tcW w:type="dxa" w:w="3600"/>
+            <w:tcBorders>
+              <w:top w:val="single" w:color="BFC8D2" w:sz="4"/>
+              <w:left w:val="single" w:color="BFC8D2" w:sz="4"/>
+              <w:bottom w:val="single" w:color="BFC8D2" w:sz="4"/>
+              <w:right w:val="single" w:color="BFC8D2" w:sz="4"/>
+            </w:tcBorders>
+            <w:tcMar>
+              <w:top w:type="dxa" w:w="70"/>
+              <w:left w:type="dxa" w:w="110"/>
+              <w:bottom w:type="dxa" w:w="70"/>
+              <w:right w:type="dxa" w:w="110"/>
+            </w:tcMar>
+          </w:tcPr>
+          <w:p>
+            <w:r>
+              <w:rPr>
+                <w:rFonts w:ascii="Calibri" w:cs="Calibri" w:eastAsia="Calibri" w:hAnsi="Calibri"/>
+                <w:b w:val="false"/>
+                <w:bCs w:val="false"/>
+                <w:color w:val="000000"/>
+                <w:sz w:val="20"/>
+                <w:szCs w:val="20"/>
+              </w:rPr>
+              <w:t xml:space="preserve">chart.js and vue-chartjs</w:t>
+            </w:r>
+          </w:p>
+        </w:tc>
+        <w:tc>
+          <w:tcPr>
+            <w:tcW w:type="dxa" w:w="6038"/>
+            <w:tcBorders>
+              <w:top w:val="single" w:color="BFC8D2" w:sz="4"/>
+              <w:left w:val="single" w:color="BFC8D2" w:sz="4"/>
+              <w:bottom w:val="single" w:color="BFC8D2" w:sz="4"/>
+              <w:right w:val="single" w:color="BFC8D2" w:sz="4"/>
+            </w:tcBorders>
+            <w:tcMar>
+              <w:top w:type="dxa" w:w="70"/>
+              <w:left w:type="dxa" w:w="110"/>
+              <w:bottom w:type="dxa" w:w="70"/>
+              <w:right w:type="dxa" w:w="110"/>
+            </w:tcMar>
+          </w:tcPr>
+          <w:p>
+            <w:r>
+              <w:rPr>
+                <w:rFonts w:ascii="Calibri" w:cs="Calibri" w:eastAsia="Calibri" w:hAnsi="Calibri"/>
+                <w:b w:val="false"/>
+                <w:bCs w:val="false"/>
+                <w:color w:val="000000"/>
+                <w:sz w:val="20"/>
+                <w:szCs w:val="20"/>
+              </w:rPr>
+              <w:t xml:space="preserve">Equity curve and breakdown charts</w:t>
+            </w:r>
+          </w:p>
+        </w:tc>
+      </w:tr>
+      <w:tr>
+        <w:trPr>
+          <w:cantSplit/>
+        </w:trPr>
+        <w:tc>
+          <w:tcPr>
+            <w:tcW w:type="dxa" w:w="3600"/>
+            <w:tcBorders>
+              <w:top w:val="single" w:color="BFC8D2" w:sz="4"/>
+              <w:left w:val="single" w:color="BFC8D2" w:sz="4"/>
+              <w:bottom w:val="single" w:color="BFC8D2" w:sz="4"/>
+              <w:right w:val="single" w:color="BFC8D2" w:sz="4"/>
+            </w:tcBorders>
+            <w:tcMar>
+              <w:top w:type="dxa" w:w="70"/>
+              <w:left w:type="dxa" w:w="110"/>
+              <w:bottom w:type="dxa" w:w="70"/>
+              <w:right w:type="dxa" w:w="110"/>
+            </w:tcMar>
+          </w:tcPr>
+          <w:p>
+            <w:r>
+              <w:rPr>
+                <w:rFonts w:ascii="Calibri" w:cs="Calibri" w:eastAsia="Calibri" w:hAnsi="Calibri"/>
+                <w:b w:val="false"/>
+                <w:bCs w:val="false"/>
+                <w:color w:val="000000"/>
+                <w:sz w:val="20"/>
+                <w:szCs w:val="20"/>
+              </w:rPr>
+              <w:t xml:space="preserve">browser-image-compression</w:t>
+            </w:r>
+          </w:p>
+        </w:tc>
+        <w:tc>
+          <w:tcPr>
+            <w:tcW w:type="dxa" w:w="6038"/>
+            <w:tcBorders>
+              <w:top w:val="single" w:color="BFC8D2" w:sz="4"/>
+              <w:left w:val="single" w:color="BFC8D2" w:sz="4"/>
+              <w:bottom w:val="single" w:color="BFC8D2" w:sz="4"/>
+              <w:right w:val="single" w:color="BFC8D2" w:sz="4"/>
+            </w:tcBorders>
+            <w:tcMar>
+              <w:top w:type="dxa" w:w="70"/>
+              <w:left w:type="dxa" w:w="110"/>
+              <w:bottom w:type="dxa" w:w="70"/>
+              <w:right w:type="dxa" w:w="110"/>
+            </w:tcMar>
+          </w:tcPr>
+          <w:p>
+            <w:r>
+              <w:rPr>
+                <w:rFonts w:ascii="Calibri" w:cs="Calibri" w:eastAsia="Calibri" w:hAnsi="Calibri"/>
+                <w:b w:val="false"/>
+                <w:bCs w:val="false"/>
+                <w:color w:val="000000"/>
+                <w:sz w:val="20"/>
+                <w:szCs w:val="20"/>
+              </w:rPr>
+              <w:t xml:space="preserve">Shrinks screenshots to WebP under 2 MB before upload</w:t>
+            </w:r>
+          </w:p>
+        </w:tc>
+      </w:tr>
+      <w:tr>
+        <w:trPr>
+          <w:cantSplit/>
+        </w:trPr>
+        <w:tc>
+          <w:tcPr>
+            <w:tcW w:type="dxa" w:w="3600"/>
+            <w:tcBorders>
+              <w:top w:val="single" w:color="BFC8D2" w:sz="4"/>
+              <w:left w:val="single" w:color="BFC8D2" w:sz="4"/>
+              <w:bottom w:val="single" w:color="BFC8D2" w:sz="4"/>
+              <w:right w:val="single" w:color="BFC8D2" w:sz="4"/>
+            </w:tcBorders>
+            <w:tcMar>
+              <w:top w:type="dxa" w:w="70"/>
+              <w:left w:type="dxa" w:w="110"/>
+              <w:bottom w:type="dxa" w:w="70"/>
+              <w:right w:type="dxa" w:w="110"/>
+            </w:tcMar>
+          </w:tcPr>
+          <w:p>
+            <w:r>
+              <w:rPr>
+                <w:rFonts w:ascii="Calibri" w:cs="Calibri" w:eastAsia="Calibri" w:hAnsi="Calibri"/>
+                <w:b w:val="false"/>
+                <w:bCs w:val="false"/>
+                <w:color w:val="000000"/>
+                <w:sz w:val="20"/>
+                <w:szCs w:val="20"/>
+              </w:rPr>
+              <w:t xml:space="preserve">@hugeicons/vue and @hugeicons/core-free-icons</w:t>
+            </w:r>
+          </w:p>
+        </w:tc>
+        <w:tc>
+          <w:tcPr>
+            <w:tcW w:type="dxa" w:w="6038"/>
+            <w:tcBorders>
+              <w:top w:val="single" w:color="BFC8D2" w:sz="4"/>
+              <w:left w:val="single" w:color="BFC8D2" w:sz="4"/>
+              <w:bottom w:val="single" w:color="BFC8D2" w:sz="4"/>
+              <w:right w:val="single" w:color="BFC8D2" w:sz="4"/>
+            </w:tcBorders>
+            <w:tcMar>
+              <w:top w:type="dxa" w:w="70"/>
+              <w:left w:type="dxa" w:w="110"/>
+              <w:bottom w:type="dxa" w:w="70"/>
+              <w:right w:type="dxa" w:w="110"/>
+            </w:tcMar>
+          </w:tcPr>
+          <w:p>
+            <w:r>
+              <w:rPr>
+                <w:rFonts w:ascii="Calibri" w:cs="Calibri" w:eastAsia="Calibri" w:hAnsi="Calibri"/>
+                <w:b w:val="false"/>
+                <w:bCs w:val="false"/>
+                <w:color w:val="000000"/>
+                <w:sz w:val="20"/>
+                <w:szCs w:val="20"/>
+              </w:rPr>
+              <w:t xml:space="preserve">The icon set</w:t>
+            </w:r>
+          </w:p>
+        </w:tc>
+      </w:tr>
+      <w:tr>
+        <w:trPr>
+          <w:cantSplit/>
+        </w:trPr>
+        <w:tc>
+          <w:tcPr>
+            <w:tcW w:type="dxa" w:w="3600"/>
+            <w:tcBorders>
+              <w:top w:val="single" w:color="BFC8D2" w:sz="4"/>
+              <w:left w:val="single" w:color="BFC8D2" w:sz="4"/>
+              <w:bottom w:val="single" w:color="BFC8D2" w:sz="4"/>
+              <w:right w:val="single" w:color="BFC8D2" w:sz="4"/>
+            </w:tcBorders>
+            <w:tcMar>
+              <w:top w:type="dxa" w:w="70"/>
+              <w:left w:type="dxa" w:w="110"/>
+              <w:bottom w:type="dxa" w:w="70"/>
+              <w:right w:type="dxa" w:w="110"/>
+            </w:tcMar>
+          </w:tcPr>
+          <w:p>
+            <w:r>
+              <w:rPr>
+                <w:rFonts w:ascii="Calibri" w:cs="Calibri" w:eastAsia="Calibri" w:hAnsi="Calibri"/>
+                <w:b w:val="false"/>
+                <w:bCs w:val="false"/>
+                <w:color w:val="000000"/>
+                <w:sz w:val="20"/>
+                <w:szCs w:val="20"/>
+              </w:rPr>
+              <w:t xml:space="preserve">@vueuse/core</w:t>
+            </w:r>
+          </w:p>
+        </w:tc>
+        <w:tc>
+          <w:tcPr>
+            <w:tcW w:type="dxa" w:w="6038"/>
+            <w:tcBorders>
+              <w:top w:val="single" w:color="BFC8D2" w:sz="4"/>
+              <w:left w:val="single" w:color="BFC8D2" w:sz="4"/>
+              <w:bottom w:val="single" w:color="BFC8D2" w:sz="4"/>
+              <w:right w:val="single" w:color="BFC8D2" w:sz="4"/>
+            </w:tcBorders>
+            <w:tcMar>
+              <w:top w:type="dxa" w:w="70"/>
+              <w:left w:type="dxa" w:w="110"/>
+              <w:bottom w:type="dxa" w:w="70"/>
+              <w:right w:type="dxa" w:w="110"/>
+            </w:tcMar>
+          </w:tcPr>
+          <w:p>
+            <w:r>
+              <w:rPr>
+                <w:rFonts w:ascii="Calibri" w:cs="Calibri" w:eastAsia="Calibri" w:hAnsi="Calibri"/>
+                <w:b w:val="false"/>
+                <w:bCs w:val="false"/>
+                <w:color w:val="000000"/>
+                <w:sz w:val="20"/>
+                <w:szCs w:val="20"/>
+              </w:rPr>
+              <w:t xml:space="preserve">Small helpers, such as debounced search boxes</w:t>
+            </w:r>
+          </w:p>
+        </w:tc>
+      </w:tr>
+      <w:tr>
+        <w:trPr>
+          <w:cantSplit/>
+        </w:trPr>
+        <w:tc>
+          <w:tcPr>
+            <w:tcW w:type="dxa" w:w="3600"/>
+            <w:tcBorders>
+              <w:top w:val="single" w:color="BFC8D2" w:sz="4"/>
+              <w:left w:val="single" w:color="BFC8D2" w:sz="4"/>
+              <w:bottom w:val="single" w:color="BFC8D2" w:sz="4"/>
+              <w:right w:val="single" w:color="BFC8D2" w:sz="4"/>
+            </w:tcBorders>
+            <w:tcMar>
+              <w:top w:type="dxa" w:w="70"/>
+              <w:left w:type="dxa" w:w="110"/>
+              <w:bottom w:type="dxa" w:w="70"/>
+              <w:right w:type="dxa" w:w="110"/>
+            </w:tcMar>
+          </w:tcPr>
+          <w:p>
+            <w:r>
+              <w:rPr>
+                <w:rFonts w:ascii="Calibri" w:cs="Calibri" w:eastAsia="Calibri" w:hAnsi="Calibri"/>
+                <w:b w:val="false"/>
+                <w:bCs w:val="false"/>
+                <w:color w:val="000000"/>
+                <w:sz w:val="20"/>
+                <w:szCs w:val="20"/>
+              </w:rPr>
+              <w:t xml:space="preserve">vue-sonner</w:t>
+            </w:r>
+          </w:p>
+        </w:tc>
+        <w:tc>
+          <w:tcPr>
+            <w:tcW w:type="dxa" w:w="6038"/>
+            <w:tcBorders>
+              <w:top w:val="single" w:color="BFC8D2" w:sz="4"/>
+              <w:left w:val="single" w:color="BFC8D2" w:sz="4"/>
+              <w:bottom w:val="single" w:color="BFC8D2" w:sz="4"/>
+              <w:right w:val="single" w:color="BFC8D2" w:sz="4"/>
+            </w:tcBorders>
+            <w:tcMar>
+              <w:top w:type="dxa" w:w="70"/>
+              <w:left w:type="dxa" w:w="110"/>
+              <w:bottom w:type="dxa" w:w="70"/>
+              <w:right w:type="dxa" w:w="110"/>
+            </w:tcMar>
+          </w:tcPr>
+          <w:p>
+            <w:r>
+              <w:rPr>
+                <w:rFonts w:ascii="Calibri" w:cs="Calibri" w:eastAsia="Calibri" w:hAnsi="Calibri"/>
+                <w:b w:val="false"/>
+                <w:bCs w:val="false"/>
+                <w:color w:val="000000"/>
+                <w:sz w:val="20"/>
+                <w:szCs w:val="20"/>
+              </w:rPr>
+              <w:t xml:space="preserve">Toast messages</w:t>
+            </w:r>
+          </w:p>
+        </w:tc>
+      </w:tr>
+      <w:tr>
+        <w:trPr>
+          <w:cantSplit/>
+        </w:trPr>
+        <w:tc>
+          <w:tcPr>
+            <w:tcW w:type="dxa" w:w="3600"/>
+            <w:tcBorders>
+              <w:top w:val="single" w:color="BFC8D2" w:sz="4"/>
+              <w:left w:val="single" w:color="BFC8D2" w:sz="4"/>
+              <w:bottom w:val="single" w:color="BFC8D2" w:sz="4"/>
+              <w:right w:val="single" w:color="BFC8D2" w:sz="4"/>
+            </w:tcBorders>
+            <w:tcMar>
+              <w:top w:type="dxa" w:w="70"/>
+              <w:left w:type="dxa" w:w="110"/>
+              <w:bottom w:type="dxa" w:w="70"/>
+              <w:right w:type="dxa" w:w="110"/>
+            </w:tcMar>
+          </w:tcPr>
+          <w:p>
+            <w:r>
+              <w:rPr>
+                <w:rFonts w:ascii="Calibri" w:cs="Calibri" w:eastAsia="Calibri" w:hAnsi="Calibri"/>
+                <w:b w:val="false"/>
+                <w:bCs w:val="false"/>
+                <w:color w:val="000000"/>
+                <w:sz w:val="20"/>
+                <w:szCs w:val="20"/>
+              </w:rPr>
+              <w:t xml:space="preserve">tailwindcss and @tailwindcss/vite</w:t>
+            </w:r>
+          </w:p>
+        </w:tc>
+        <w:tc>
+          <w:tcPr>
+            <w:tcW w:type="dxa" w:w="6038"/>
+            <w:tcBorders>
+              <w:top w:val="single" w:color="BFC8D2" w:sz="4"/>
+              <w:left w:val="single" w:color="BFC8D2" w:sz="4"/>
+              <w:bottom w:val="single" w:color="BFC8D2" w:sz="4"/>
+              <w:right w:val="single" w:color="BFC8D2" w:sz="4"/>
+            </w:tcBorders>
+            <w:tcMar>
+              <w:top w:type="dxa" w:w="70"/>
+              <w:left w:type="dxa" w:w="110"/>
+              <w:bottom w:type="dxa" w:w="70"/>
+              <w:right w:type="dxa" w:w="110"/>
+            </w:tcMar>
+          </w:tcPr>
+          <w:p>
+            <w:r>
+              <w:rPr>
+                <w:rFonts w:ascii="Calibri" w:cs="Calibri" w:eastAsia="Calibri" w:hAnsi="Calibri"/>
+                <w:b w:val="false"/>
+                <w:bCs w:val="false"/>
+                <w:color w:val="000000"/>
+                <w:sz w:val="20"/>
+                <w:szCs w:val="20"/>
+              </w:rPr>
+              <w:t xml:space="preserve">Styling, with the colour tokens</w:t>
+            </w:r>
+          </w:p>
+        </w:tc>
+      </w:tr>
+      <w:tr>
+        <w:trPr>
+          <w:cantSplit/>
+        </w:trPr>
+        <w:tc>
+          <w:tcPr>
+            <w:tcW w:type="dxa" w:w="3600"/>
+            <w:tcBorders>
+              <w:top w:val="single" w:color="BFC8D2" w:sz="4"/>
+              <w:left w:val="single" w:color="BFC8D2" w:sz="4"/>
+              <w:bottom w:val="single" w:color="BFC8D2" w:sz="4"/>
+              <w:right w:val="single" w:color="BFC8D2" w:sz="4"/>
+            </w:tcBorders>
+            <w:tcMar>
+              <w:top w:type="dxa" w:w="70"/>
+              <w:left w:type="dxa" w:w="110"/>
+              <w:bottom w:type="dxa" w:w="70"/>
+              <w:right w:type="dxa" w:w="110"/>
+            </w:tcMar>
+          </w:tcPr>
+          <w:p>
+            <w:r>
+              <w:rPr>
+                <w:rFonts w:ascii="Calibri" w:cs="Calibri" w:eastAsia="Calibri" w:hAnsi="Calibri"/>
+                <w:b w:val="false"/>
+                <w:bCs w:val="false"/>
+                <w:color w:val="000000"/>
+                <w:sz w:val="20"/>
+                <w:szCs w:val="20"/>
+              </w:rPr>
+              <w:t xml:space="preserve">color-mode module</w:t>
+            </w:r>
+          </w:p>
+        </w:tc>
+        <w:tc>
+          <w:tcPr>
+            <w:tcW w:type="dxa" w:w="6038"/>
+            <w:tcBorders>
+              <w:top w:val="single" w:color="BFC8D2" w:sz="4"/>
+              <w:left w:val="single" w:color="BFC8D2" w:sz="4"/>
+              <w:bottom w:val="single" w:color="BFC8D2" w:sz="4"/>
+              <w:right w:val="single" w:color="BFC8D2" w:sz="4"/>
+            </w:tcBorders>
+            <w:tcMar>
+              <w:top w:type="dxa" w:w="70"/>
+              <w:left w:type="dxa" w:w="110"/>
+              <w:bottom w:type="dxa" w:w="70"/>
+              <w:right w:type="dxa" w:w="110"/>
+            </w:tcMar>
+          </w:tcPr>
+          <w:p>
+            <w:r>
+              <w:rPr>
+                <w:rFonts w:ascii="Calibri" w:cs="Calibri" w:eastAsia="Calibri" w:hAnsi="Calibri"/>
+                <w:b w:val="false"/>
+                <w:bCs w:val="false"/>
+                <w:color w:val="000000"/>
+                <w:sz w:val="20"/>
+                <w:szCs w:val="20"/>
+              </w:rPr>
+              <w:t xml:space="preserve">Light and dark switch</w:t>
+            </w:r>
+          </w:p>
+        </w:tc>
+      </w:tr>
+      <w:tr>
+        <w:trPr>
+          <w:cantSplit/>
+        </w:trPr>
+        <w:tc>
+          <w:tcPr>
+            <w:tcW w:type="dxa" w:w="3600"/>
+            <w:tcBorders>
+              <w:top w:val="single" w:color="BFC8D2" w:sz="4"/>
+              <w:left w:val="single" w:color="BFC8D2" w:sz="4"/>
+              <w:bottom w:val="single" w:color="BFC8D2" w:sz="4"/>
+              <w:right w:val="single" w:color="BFC8D2" w:sz="4"/>
+            </w:tcBorders>
+            <w:tcMar>
+              <w:top w:type="dxa" w:w="70"/>
+              <w:left w:type="dxa" w:w="110"/>
+              <w:bottom w:type="dxa" w:w="70"/>
+              <w:right w:type="dxa" w:w="110"/>
+            </w:tcMar>
+          </w:tcPr>
+          <w:p>
+            <w:r>
+              <w:rPr>
+                <w:rFonts w:ascii="Calibri" w:cs="Calibri" w:eastAsia="Calibri" w:hAnsi="Calibri"/>
+                <w:b w:val="false"/>
+                <w:bCs w:val="false"/>
+                <w:color w:val="000000"/>
+                <w:sz w:val="20"/>
+                <w:szCs w:val="20"/>
+              </w:rPr>
+              <w:t xml:space="preserve">fonts module</w:t>
+            </w:r>
+          </w:p>
+        </w:tc>
+        <w:tc>
+          <w:tcPr>
+            <w:tcW w:type="dxa" w:w="6038"/>
+            <w:tcBorders>
+              <w:top w:val="single" w:color="BFC8D2" w:sz="4"/>
+              <w:left w:val="single" w:color="BFC8D2" w:sz="4"/>
+              <w:bottom w:val="single" w:color="BFC8D2" w:sz="4"/>
+              <w:right w:val="single" w:color="BFC8D2" w:sz="4"/>
+            </w:tcBorders>
+            <w:tcMar>
+              <w:top w:type="dxa" w:w="70"/>
+              <w:left w:type="dxa" w:w="110"/>
+              <w:bottom w:type="dxa" w:w="70"/>
+              <w:right w:type="dxa" w:w="110"/>
+            </w:tcMar>
+          </w:tcPr>
+          <w:p>
+            <w:r>
+              <w:rPr>
+                <w:rFonts w:ascii="Calibri" w:cs="Calibri" w:eastAsia="Calibri" w:hAnsi="Calibri"/>
+                <w:b w:val="false"/>
+                <w:bCs w:val="false"/>
+                <w:color w:val="000000"/>
+                <w:sz w:val="20"/>
+                <w:szCs w:val="20"/>
+              </w:rPr>
+              <w:t xml:space="preserve">Loads Plus Jakarta Sans and JetBrains Mono</w:t>
+            </w:r>
+          </w:p>
+        </w:tc>
+      </w:tr>
+      <w:tr>
+        <w:trPr>
+          <w:cantSplit/>
+        </w:trPr>
+        <w:tc>
+          <w:tcPr>
+            <w:tcW w:type="dxa" w:w="3600"/>
+            <w:tcBorders>
+              <w:top w:val="single" w:color="BFC8D2" w:sz="4"/>
+              <w:left w:val="single" w:color="BFC8D2" w:sz="4"/>
+              <w:bottom w:val="single" w:color="BFC8D2" w:sz="4"/>
+              <w:right w:val="single" w:color="BFC8D2" w:sz="4"/>
+            </w:tcBorders>
+            <w:tcMar>
+              <w:top w:type="dxa" w:w="70"/>
+              <w:left w:type="dxa" w:w="110"/>
+              <w:bottom w:type="dxa" w:w="70"/>
+              <w:right w:type="dxa" w:w="110"/>
+            </w:tcMar>
+          </w:tcPr>
+          <w:p>
+            <w:r>
+              <w:rPr>
+                <w:rFonts w:ascii="Calibri" w:cs="Calibri" w:eastAsia="Calibri" w:hAnsi="Calibri"/>
+                <w:b w:val="false"/>
+                <w:bCs w:val="false"/>
+                <w:color w:val="000000"/>
+                <w:sz w:val="20"/>
+                <w:szCs w:val="20"/>
+              </w:rPr>
+              <w:t xml:space="preserve">eslint module</w:t>
+            </w:r>
+          </w:p>
+        </w:tc>
+        <w:tc>
+          <w:tcPr>
+            <w:tcW w:type="dxa" w:w="6038"/>
+            <w:tcBorders>
+              <w:top w:val="single" w:color="BFC8D2" w:sz="4"/>
+              <w:left w:val="single" w:color="BFC8D2" w:sz="4"/>
+              <w:bottom w:val="single" w:color="BFC8D2" w:sz="4"/>
+              <w:right w:val="single" w:color="BFC8D2" w:sz="4"/>
+            </w:tcBorders>
+            <w:tcMar>
+              <w:top w:type="dxa" w:w="70"/>
+              <w:left w:type="dxa" w:w="110"/>
+              <w:bottom w:type="dxa" w:w="70"/>
+              <w:right w:type="dxa" w:w="110"/>
+            </w:tcMar>
+          </w:tcPr>
+          <w:p>
+            <w:r>
+              <w:rPr>
+                <w:rFonts w:ascii="Calibri" w:cs="Calibri" w:eastAsia="Calibri" w:hAnsi="Calibri"/>
+                <w:b w:val="false"/>
+                <w:bCs w:val="false"/>
+                <w:color w:val="000000"/>
+                <w:sz w:val="20"/>
+                <w:szCs w:val="20"/>
+              </w:rPr>
+              <w:t xml:space="preserve">Code checks</w:t>
+            </w:r>
+          </w:p>
+        </w:tc>
+      </w:tr>
+      <w:tr>
+        <w:trPr>
+          <w:cantSplit/>
+        </w:trPr>
+        <w:tc>
+          <w:tcPr>
+            <w:tcW w:type="dxa" w:w="3600"/>
+            <w:tcBorders>
+              <w:top w:val="single" w:color="BFC8D2" w:sz="4"/>
+              <w:left w:val="single" w:color="BFC8D2" w:sz="4"/>
+              <w:bottom w:val="single" w:color="BFC8D2" w:sz="4"/>
+              <w:right w:val="single" w:color="BFC8D2" w:sz="4"/>
+            </w:tcBorders>
+            <w:tcMar>
+              <w:top w:type="dxa" w:w="70"/>
+              <w:left w:type="dxa" w:w="110"/>
+              <w:bottom w:type="dxa" w:w="70"/>
+              <w:right w:type="dxa" w:w="110"/>
+            </w:tcMar>
+          </w:tcPr>
+          <w:p>
+            <w:r>
+              <w:rPr>
+                <w:rFonts w:ascii="Calibri" w:cs="Calibri" w:eastAsia="Calibri" w:hAnsi="Calibri"/>
+                <w:b w:val="false"/>
+                <w:bCs w:val="false"/>
+                <w:color w:val="000000"/>
+                <w:sz w:val="20"/>
+                <w:szCs w:val="20"/>
+              </w:rPr>
+              <w:t xml:space="preserve">vue-tsc and typescript</w:t>
+            </w:r>
+          </w:p>
+        </w:tc>
+        <w:tc>
+          <w:tcPr>
+            <w:tcW w:type="dxa" w:w="6038"/>
+            <w:tcBorders>
+              <w:top w:val="single" w:color="BFC8D2" w:sz="4"/>
+              <w:left w:val="single" w:color="BFC8D2" w:sz="4"/>
+              <w:bottom w:val="single" w:color="BFC8D2" w:sz="4"/>
+              <w:right w:val="single" w:color="BFC8D2" w:sz="4"/>
+            </w:tcBorders>
+            <w:tcMar>
+              <w:top w:type="dxa" w:w="70"/>
+              <w:left w:type="dxa" w:w="110"/>
+              <w:bottom w:type="dxa" w:w="70"/>
+              <w:right w:type="dxa" w:w="110"/>
+            </w:tcMar>
+          </w:tcPr>
+          <w:p>
+            <w:r>
+              <w:rPr>
+                <w:rFonts w:ascii="Calibri" w:cs="Calibri" w:eastAsia="Calibri" w:hAnsi="Calibri"/>
+                <w:b w:val="false"/>
+                <w:bCs w:val="false"/>
+                <w:color w:val="000000"/>
+                <w:sz w:val="20"/>
+                <w:szCs w:val="20"/>
+              </w:rPr>
+              <w:t xml:space="preserve">Type checking</w:t>
+            </w:r>
+          </w:p>
+        </w:tc>
+      </w:tr>
+      <w:tr>
+        <w:trPr>
+          <w:cantSplit/>
+        </w:trPr>
+        <w:tc>
+          <w:tcPr>
+            <w:tcW w:type="dxa" w:w="3600"/>
+            <w:tcBorders>
+              <w:top w:val="single" w:color="BFC8D2" w:sz="4"/>
+              <w:left w:val="single" w:color="BFC8D2" w:sz="4"/>
+              <w:bottom w:val="single" w:color="BFC8D2" w:sz="4"/>
+              <w:right w:val="single" w:color="BFC8D2" w:sz="4"/>
+            </w:tcBorders>
+            <w:tcMar>
+              <w:top w:type="dxa" w:w="70"/>
+              <w:left w:type="dxa" w:w="110"/>
+              <w:bottom w:type="dxa" w:w="70"/>
+              <w:right w:type="dxa" w:w="110"/>
+            </w:tcMar>
+          </w:tcPr>
+          <w:p>
+            <w:r>
+              <w:rPr>
+                <w:rFonts w:ascii="Calibri" w:cs="Calibri" w:eastAsia="Calibri" w:hAnsi="Calibri"/>
+                <w:b w:val="false"/>
+                <w:bCs w:val="false"/>
+                <w:color w:val="000000"/>
+                <w:sz w:val="20"/>
+                <w:szCs w:val="20"/>
+              </w:rPr>
+              <w:t xml:space="preserve">vitest, @nuxt/test-utils, @vue/test-utils, happy-dom</w:t>
+            </w:r>
+          </w:p>
+        </w:tc>
+        <w:tc>
+          <w:tcPr>
+            <w:tcW w:type="dxa" w:w="6038"/>
+            <w:tcBorders>
+              <w:top w:val="single" w:color="BFC8D2" w:sz="4"/>
+              <w:left w:val="single" w:color="BFC8D2" w:sz="4"/>
+              <w:bottom w:val="single" w:color="BFC8D2" w:sz="4"/>
+              <w:right w:val="single" w:color="BFC8D2" w:sz="4"/>
+            </w:tcBorders>
+            <w:tcMar>
+              <w:top w:type="dxa" w:w="70"/>
+              <w:left w:type="dxa" w:w="110"/>
+              <w:bottom w:type="dxa" w:w="70"/>
+              <w:right w:type="dxa" w:w="110"/>
+            </w:tcMar>
+          </w:tcPr>
+          <w:p>
+            <w:r>
+              <w:rPr>
+                <w:rFonts w:ascii="Calibri" w:cs="Calibri" w:eastAsia="Calibri" w:hAnsi="Calibri"/>
+                <w:b w:val="false"/>
+                <w:bCs w:val="false"/>
+                <w:color w:val="000000"/>
+                <w:sz w:val="20"/>
+                <w:szCs w:val="20"/>
+              </w:rPr>
+              <w:t xml:space="preserve">Unit tests</w:t>
+            </w:r>
+          </w:p>
+        </w:tc>
+      </w:tr>
+    </w:tbl>
+    <w:p>
+      <w:pPr>
+        <w:spacing w:after="80"/>
+      </w:pPr>
+    </w:p>
+    <w:p>
+      <w:pPr>
+        <w:pStyle w:val="Heading2"/>
+        <w:spacing w:after="80" w:before="220"/>
+      </w:pPr>
+      <w:r>
+        <w:rPr>
+          <w:rFonts w:ascii="Calibri" w:cs="Calibri" w:eastAsia="Calibri" w:hAnsi="Calibri"/>
+          <w:b/>
+          <w:bCs/>
+          <w:color w:val="2E5C8A"/>
+          <w:sz w:val="24"/>
+          <w:szCs w:val="24"/>
+        </w:rPr>
+        <w:t xml:space="preserve">Skip these</w:t>
+      </w:r>
+    </w:p>
+    <w:p>
+      <w:pPr>
+        <w:pStyle w:val="ListParagraph"/>
+        <w:numPr>
+          <w:ilvl w:val="0"/>
+          <w:numId w:val="2"/>
+        </w:numPr>
+        <w:spacing w:after="50"/>
+      </w:pPr>
+      <w:r>
+        <w:rPr>
+          <w:rFonts w:ascii="Calibri" w:cs="Calibri" w:eastAsia="Calibri" w:hAnsi="Calibri"/>
+          <w:sz w:val="22"/>
+          <w:szCs w:val="22"/>
+        </w:rPr>
+        <w:t xml:space="preserve">axios: Nuxt's built-in $fetch is enough.</w:t>
+      </w:r>
+    </w:p>
+    <w:p>
+      <w:pPr>
+        <w:pStyle w:val="ListParagraph"/>
+        <w:numPr>
+          <w:ilvl w:val="0"/>
+          <w:numId w:val="2"/>
+        </w:numPr>
+        <w:spacing w:after="50"/>
+      </w:pPr>
+      <w:r>
+        <w:rPr>
+          <w:rFonts w:ascii="Calibri" w:cs="Calibri" w:eastAsia="Calibri" w:hAnsi="Calibri"/>
+          <w:sz w:val="22"/>
+          <w:szCs w:val="22"/>
+        </w:rPr>
+        <w:t xml:space="preserve">pinia: composables plus Vue Query cover it.</w:t>
+      </w:r>
+    </w:p>
+    <w:p>
+      <w:pPr>
+        <w:pStyle w:val="ListParagraph"/>
+        <w:numPr>
+          <w:ilvl w:val="0"/>
+          <w:numId w:val="2"/>
+        </w:numPr>
+        <w:spacing w:after="50"/>
+      </w:pPr>
+      <w:r>
+        <w:rPr>
+          <w:rFonts w:ascii="Calibri" w:cs="Calibri" w:eastAsia="Calibri" w:hAnsi="Calibri"/>
+          <w:sz w:val="22"/>
+          <w:szCs w:val="22"/>
+        </w:rPr>
+        <w:t xml:space="preserve">A UI kit: the design tokens handle the styling.</w:t>
+      </w:r>
+    </w:p>
+    <w:p>
+      <w:pPr>
+        <w:pStyle w:val="Heading2"/>
+        <w:spacing w:after="80" w:before="220"/>
+      </w:pPr>
+      <w:r>
+        <w:rPr>
+          <w:rFonts w:ascii="Calibri" w:cs="Calibri" w:eastAsia="Calibri" w:hAnsi="Calibri"/>
+          <w:b/>
+          <w:bCs/>
+          <w:color w:val="2E5C8A"/>
+          <w:sz w:val="24"/>
+          <w:szCs w:val="24"/>
+        </w:rPr>
+        <w:t xml:space="preserve">Setup notes</w:t>
+      </w:r>
+    </w:p>
+    <w:p>
+      <w:pPr>
+        <w:pStyle w:val="ListParagraph"/>
+        <w:numPr>
+          <w:ilvl w:val="0"/>
+          <w:numId w:val="2"/>
+        </w:numPr>
+        <w:spacing w:after="50"/>
+      </w:pPr>
+      <w:r>
+        <w:rPr>
+          <w:rFonts w:ascii="Calibri" w:cs="Calibri" w:eastAsia="Calibri" w:hAnsi="Calibri"/>
+          <w:sz w:val="22"/>
+          <w:szCs w:val="22"/>
+        </w:rPr>
+        <w:t xml:space="preserve">Set the color-mode module's classSuffix to an empty string so it adds the plain dark class that the tokens use.</w:t>
+      </w:r>
+    </w:p>
+    <w:p>
+      <w:pPr>
+        <w:pStyle w:val="ListParagraph"/>
+        <w:numPr>
+          <w:ilvl w:val="0"/>
+          <w:numId w:val="2"/>
+        </w:numPr>
+        <w:spacing w:after="50"/>
+      </w:pPr>
+      <w:r>
+        <w:rPr>
+          <w:rFonts w:ascii="Calibri" w:cs="Calibri" w:eastAsia="Calibri" w:hAnsi="Calibri"/>
+          <w:sz w:val="22"/>
+          <w:szCs w:val="22"/>
+        </w:rPr>
+        <w:t xml:space="preserve">Add @tailwindcss/vite to the Vite plugins in nuxt.config.</w:t>
+      </w:r>
+    </w:p>
+    <w:p>
+      <w:pPr>
+        <w:pStyle w:val="ListParagraph"/>
+        <w:numPr>
+          <w:ilvl w:val="0"/>
+          <w:numId w:val="2"/>
+        </w:numPr>
+        <w:spacing w:after="50"/>
+      </w:pPr>
+      <w:r>
+        <w:rPr>
+          <w:rFonts w:ascii="Calibri" w:cs="Calibri" w:eastAsia="Calibri" w:hAnsi="Calibri"/>
+          <w:sz w:val="22"/>
+          <w:szCs w:val="22"/>
+        </w:rPr>
+        <w:t xml:space="preserve">The exact package and module names have not been checked against the registry, especially the Hugeicons ones. Confirm them when installing.</w:t>
+      </w:r>
+    </w:p>
+    <w:p>
+      <w:pPr>
+        <w:pStyle w:val="Heading2"/>
+        <w:spacing w:after="80" w:before="220"/>
+      </w:pPr>
+      <w:r>
+        <w:rPr>
+          <w:rFonts w:ascii="Calibri" w:cs="Calibri" w:eastAsia="Calibri" w:hAnsi="Calibri"/>
+          <w:b/>
+          <w:bCs/>
+          <w:color w:val="2E5C8A"/>
+          <w:sz w:val="24"/>
+          <w:szCs w:val="24"/>
+        </w:rPr>
+        <w:t xml:space="preserve">Frontend .env</w:t>
+      </w:r>
+    </w:p>
+    <w:p>
+      <w:pPr>
+        <w:shd w:fill="F1F5F9" w:color="auto" w:val="clear"/>
+        <w:spacing w:after="0"/>
+      </w:pPr>
+      <w:r>
+        <w:rPr>
+          <w:rFonts w:ascii="Consolas" w:cs="Consolas" w:eastAsia="Consolas" w:hAnsi="Consolas"/>
+          <w:sz w:val="18"/>
+          <w:szCs w:val="18"/>
+        </w:rPr>
+        <w:t xml:space="preserve">NUXT_PUBLIC_API_URL=http://localhost:8080</w:t>
+      </w:r>
+    </w:p>
+    <w:p>
+      <w:pPr>
+        <w:shd w:fill="F1F5F9" w:color="auto" w:val="clear"/>
+        <w:spacing w:after="0"/>
+      </w:pPr>
+      <w:r>
+        <w:rPr>
+          <w:rFonts w:ascii="Consolas" w:cs="Consolas" w:eastAsia="Consolas" w:hAnsi="Consolas"/>
+          <w:sz w:val="18"/>
+          <w:szCs w:val="18"/>
+        </w:rPr>
+        <w:t xml:space="preserve">NUXT_PUBLIC_SUPABASE_URL=</w:t>
+      </w:r>
+    </w:p>
+    <w:p>
+      <w:pPr>
+        <w:shd w:fill="F1F5F9" w:color="auto" w:val="clear"/>
+        <w:spacing w:after="0"/>
+      </w:pPr>
+      <w:r>
+        <w:rPr>
+          <w:rFonts w:ascii="Consolas" w:cs="Consolas" w:eastAsia="Consolas" w:hAnsi="Consolas"/>
+          <w:sz w:val="18"/>
+          <w:szCs w:val="18"/>
+        </w:rPr>
+        <w:t xml:space="preserve">NUXT_PUBLIC_SUPABASE_ANON_KEY=</w:t>
+      </w:r>
+    </w:p>
+    <w:p>
+      <w:pPr>
+        <w:shd w:fill="F1F5F9" w:color="auto" w:val="clear"/>
+        <w:spacing w:after="0"/>
+      </w:pPr>
+      <w:r>
+        <w:rPr>
+          <w:rFonts w:ascii="Consolas" w:cs="Consolas" w:eastAsia="Consolas" w:hAnsi="Consolas"/>
+          <w:sz w:val="18"/>
+          <w:szCs w:val="18"/>
+        </w:rPr>
+        <w:t xml:space="preserve">NUXT_PUBLIC_CLOUDINARY_CLOUD_NAME=</w:t>
+      </w:r>
+    </w:p>
+    <w:p>
+      <w:pPr>
+        <w:spacing w:after="80"/>
+      </w:pPr>
+    </w:p>
+    <w:p>
+      <w:pPr>
+        <w:spacing w:after="100"/>
+      </w:pPr>
+      <w:r>
+        <w:rPr>
+          <w:rFonts w:ascii="Calibri" w:cs="Calibri" w:eastAsia="Calibri" w:hAnsi="Calibri"/>
+          <w:sz w:val="22"/>
+          <w:szCs w:val="22"/>
+        </w:rPr>
+        <w:t xml:space="preserve">Only public values go here. Never put the Cloudinary API secret or the Supabase service key in the frontend.</w:t>
       </w:r>
     </w:p>
     <w:p>
@@ -384,7 +1725,1989 @@
           <w:sz w:val="30"/>
           <w:szCs w:val="30"/>
         </w:rPr>
-        <w:t xml:space="preserve">4. Pages</w:t>
+        <w:t xml:space="preserve">4. Design tokens</w:t>
+      </w:r>
+    </w:p>
+    <w:p>
+      <w:pPr>
+        <w:spacing w:after="100"/>
+      </w:pPr>
+      <w:r>
+        <w:rPr>
+          <w:rFonts w:ascii="Calibri" w:cs="Calibri" w:eastAsia="Calibri" w:hAnsi="Calibri"/>
+          <w:sz w:val="22"/>
+          <w:szCs w:val="22"/>
+        </w:rPr>
+        <w:t xml:space="preserve">Define each role once as a CSS variable. The light value is the default and the dark value sits under the dark class. Map them to Tailwind names so components never contain hex values: bg-bg, bg-surface, border-border, text-text, text-muted, bg-primary, text-profit, text-loss, text-warning.</w:t>
+      </w:r>
+    </w:p>
+    <w:tbl>
+      <w:tblPr>
+        <w:tblW w:type="dxa" w:w="9638"/>
+        <w:tblBorders>
+          <w:top w:val="single" w:color="auto" w:sz="4"/>
+          <w:left w:val="single" w:color="auto" w:sz="4"/>
+          <w:bottom w:val="single" w:color="auto" w:sz="4"/>
+          <w:right w:val="single" w:color="auto" w:sz="4"/>
+          <w:insideH w:val="single" w:color="auto" w:sz="4"/>
+          <w:insideV w:val="single" w:color="auto" w:sz="4"/>
+        </w:tblBorders>
+      </w:tblPr>
+      <w:tblGrid>
+        <w:gridCol w:w="2800"/>
+        <w:gridCol w:w="1700"/>
+        <w:gridCol w:w="2569"/>
+        <w:gridCol w:w="2569"/>
+      </w:tblGrid>
+      <w:tr>
+        <w:trPr>
+          <w:tblHeader/>
+        </w:trPr>
+        <w:tc>
+          <w:tcPr>
+            <w:tcW w:type="dxa" w:w="2800"/>
+            <w:tcBorders>
+              <w:top w:val="single" w:color="BFC8D2" w:sz="4"/>
+              <w:left w:val="single" w:color="BFC8D2" w:sz="4"/>
+              <w:bottom w:val="single" w:color="BFC8D2" w:sz="4"/>
+              <w:right w:val="single" w:color="BFC8D2" w:sz="4"/>
+            </w:tcBorders>
+            <w:shd w:fill="1F3A5F" w:color="auto" w:val="clear"/>
+            <w:tcMar>
+              <w:top w:type="dxa" w:w="70"/>
+              <w:left w:type="dxa" w:w="110"/>
+              <w:bottom w:type="dxa" w:w="70"/>
+              <w:right w:type="dxa" w:w="110"/>
+            </w:tcMar>
+          </w:tcPr>
+          <w:p>
+            <w:r>
+              <w:rPr>
+                <w:rFonts w:ascii="Calibri" w:cs="Calibri" w:eastAsia="Calibri" w:hAnsi="Calibri"/>
+                <w:b/>
+                <w:bCs/>
+                <w:color w:val="FFFFFF"/>
+                <w:sz w:val="20"/>
+                <w:szCs w:val="20"/>
+              </w:rPr>
+              <w:t xml:space="preserve">Role</w:t>
+            </w:r>
+          </w:p>
+        </w:tc>
+        <w:tc>
+          <w:tcPr>
+            <w:tcW w:type="dxa" w:w="1700"/>
+            <w:tcBorders>
+              <w:top w:val="single" w:color="BFC8D2" w:sz="4"/>
+              <w:left w:val="single" w:color="BFC8D2" w:sz="4"/>
+              <w:bottom w:val="single" w:color="BFC8D2" w:sz="4"/>
+              <w:right w:val="single" w:color="BFC8D2" w:sz="4"/>
+            </w:tcBorders>
+            <w:shd w:fill="1F3A5F" w:color="auto" w:val="clear"/>
+            <w:tcMar>
+              <w:top w:type="dxa" w:w="70"/>
+              <w:left w:type="dxa" w:w="110"/>
+              <w:bottom w:type="dxa" w:w="70"/>
+              <w:right w:type="dxa" w:w="110"/>
+            </w:tcMar>
+          </w:tcPr>
+          <w:p>
+            <w:r>
+              <w:rPr>
+                <w:rFonts w:ascii="Calibri" w:cs="Calibri" w:eastAsia="Calibri" w:hAnsi="Calibri"/>
+                <w:b/>
+                <w:bCs/>
+                <w:color w:val="FFFFFF"/>
+                <w:sz w:val="20"/>
+                <w:szCs w:val="20"/>
+              </w:rPr>
+              <w:t xml:space="preserve">Token</w:t>
+            </w:r>
+          </w:p>
+        </w:tc>
+        <w:tc>
+          <w:tcPr>
+            <w:tcW w:type="dxa" w:w="2569"/>
+            <w:tcBorders>
+              <w:top w:val="single" w:color="BFC8D2" w:sz="4"/>
+              <w:left w:val="single" w:color="BFC8D2" w:sz="4"/>
+              <w:bottom w:val="single" w:color="BFC8D2" w:sz="4"/>
+              <w:right w:val="single" w:color="BFC8D2" w:sz="4"/>
+            </w:tcBorders>
+            <w:shd w:fill="1F3A5F" w:color="auto" w:val="clear"/>
+            <w:tcMar>
+              <w:top w:type="dxa" w:w="70"/>
+              <w:left w:type="dxa" w:w="110"/>
+              <w:bottom w:type="dxa" w:w="70"/>
+              <w:right w:type="dxa" w:w="110"/>
+            </w:tcMar>
+          </w:tcPr>
+          <w:p>
+            <w:r>
+              <w:rPr>
+                <w:rFonts w:ascii="Calibri" w:cs="Calibri" w:eastAsia="Calibri" w:hAnsi="Calibri"/>
+                <w:b/>
+                <w:bCs/>
+                <w:color w:val="FFFFFF"/>
+                <w:sz w:val="20"/>
+                <w:szCs w:val="20"/>
+              </w:rPr>
+              <w:t xml:space="preserve">Light</w:t>
+            </w:r>
+          </w:p>
+        </w:tc>
+        <w:tc>
+          <w:tcPr>
+            <w:tcW w:type="dxa" w:w="2569"/>
+            <w:tcBorders>
+              <w:top w:val="single" w:color="BFC8D2" w:sz="4"/>
+              <w:left w:val="single" w:color="BFC8D2" w:sz="4"/>
+              <w:bottom w:val="single" w:color="BFC8D2" w:sz="4"/>
+              <w:right w:val="single" w:color="BFC8D2" w:sz="4"/>
+            </w:tcBorders>
+            <w:shd w:fill="1F3A5F" w:color="auto" w:val="clear"/>
+            <w:tcMar>
+              <w:top w:type="dxa" w:w="70"/>
+              <w:left w:type="dxa" w:w="110"/>
+              <w:bottom w:type="dxa" w:w="70"/>
+              <w:right w:type="dxa" w:w="110"/>
+            </w:tcMar>
+          </w:tcPr>
+          <w:p>
+            <w:r>
+              <w:rPr>
+                <w:rFonts w:ascii="Calibri" w:cs="Calibri" w:eastAsia="Calibri" w:hAnsi="Calibri"/>
+                <w:b/>
+                <w:bCs/>
+                <w:color w:val="FFFFFF"/>
+                <w:sz w:val="20"/>
+                <w:szCs w:val="20"/>
+              </w:rPr>
+              <w:t xml:space="preserve">Dark</w:t>
+            </w:r>
+          </w:p>
+        </w:tc>
+      </w:tr>
+      <w:tr>
+        <w:trPr>
+          <w:cantSplit/>
+        </w:trPr>
+        <w:tc>
+          <w:tcPr>
+            <w:tcW w:type="dxa" w:w="2800"/>
+            <w:tcBorders>
+              <w:top w:val="single" w:color="BFC8D2" w:sz="4"/>
+              <w:left w:val="single" w:color="BFC8D2" w:sz="4"/>
+              <w:bottom w:val="single" w:color="BFC8D2" w:sz="4"/>
+              <w:right w:val="single" w:color="BFC8D2" w:sz="4"/>
+            </w:tcBorders>
+            <w:tcMar>
+              <w:top w:type="dxa" w:w="70"/>
+              <w:left w:type="dxa" w:w="110"/>
+              <w:bottom w:type="dxa" w:w="70"/>
+              <w:right w:type="dxa" w:w="110"/>
+            </w:tcMar>
+          </w:tcPr>
+          <w:p>
+            <w:r>
+              <w:rPr>
+                <w:rFonts w:ascii="Calibri" w:cs="Calibri" w:eastAsia="Calibri" w:hAnsi="Calibri"/>
+                <w:b w:val="false"/>
+                <w:bCs w:val="false"/>
+                <w:color w:val="000000"/>
+                <w:sz w:val="20"/>
+                <w:szCs w:val="20"/>
+              </w:rPr>
+              <w:t xml:space="preserve">Background</w:t>
+            </w:r>
+          </w:p>
+        </w:tc>
+        <w:tc>
+          <w:tcPr>
+            <w:tcW w:type="dxa" w:w="1700"/>
+            <w:tcBorders>
+              <w:top w:val="single" w:color="BFC8D2" w:sz="4"/>
+              <w:left w:val="single" w:color="BFC8D2" w:sz="4"/>
+              <w:bottom w:val="single" w:color="BFC8D2" w:sz="4"/>
+              <w:right w:val="single" w:color="BFC8D2" w:sz="4"/>
+            </w:tcBorders>
+            <w:tcMar>
+              <w:top w:type="dxa" w:w="70"/>
+              <w:left w:type="dxa" w:w="110"/>
+              <w:bottom w:type="dxa" w:w="70"/>
+              <w:right w:type="dxa" w:w="110"/>
+            </w:tcMar>
+          </w:tcPr>
+          <w:p>
+            <w:r>
+              <w:rPr>
+                <w:rFonts w:ascii="Calibri" w:cs="Calibri" w:eastAsia="Calibri" w:hAnsi="Calibri"/>
+                <w:b w:val="false"/>
+                <w:bCs w:val="false"/>
+                <w:color w:val="000000"/>
+                <w:sz w:val="20"/>
+                <w:szCs w:val="20"/>
+              </w:rPr>
+              <w:t xml:space="preserve">bg</w:t>
+            </w:r>
+          </w:p>
+        </w:tc>
+        <w:tc>
+          <w:tcPr>
+            <w:tcW w:type="dxa" w:w="2569"/>
+            <w:tcBorders>
+              <w:top w:val="single" w:color="BFC8D2" w:sz="4"/>
+              <w:left w:val="single" w:color="BFC8D2" w:sz="4"/>
+              <w:bottom w:val="single" w:color="BFC8D2" w:sz="4"/>
+              <w:right w:val="single" w:color="BFC8D2" w:sz="4"/>
+            </w:tcBorders>
+            <w:tcMar>
+              <w:top w:type="dxa" w:w="70"/>
+              <w:left w:type="dxa" w:w="110"/>
+              <w:bottom w:type="dxa" w:w="70"/>
+              <w:right w:type="dxa" w:w="110"/>
+            </w:tcMar>
+          </w:tcPr>
+          <w:p>
+            <w:r>
+              <w:rPr>
+                <w:rFonts w:ascii="Calibri" w:cs="Calibri" w:eastAsia="Calibri" w:hAnsi="Calibri"/>
+                <w:b w:val="false"/>
+                <w:bCs w:val="false"/>
+                <w:color w:val="000000"/>
+                <w:sz w:val="20"/>
+                <w:szCs w:val="20"/>
+              </w:rPr>
+              <w:t xml:space="preserve">#F6F8FB</w:t>
+            </w:r>
+          </w:p>
+        </w:tc>
+        <w:tc>
+          <w:tcPr>
+            <w:tcW w:type="dxa" w:w="2569"/>
+            <w:tcBorders>
+              <w:top w:val="single" w:color="BFC8D2" w:sz="4"/>
+              <w:left w:val="single" w:color="BFC8D2" w:sz="4"/>
+              <w:bottom w:val="single" w:color="BFC8D2" w:sz="4"/>
+              <w:right w:val="single" w:color="BFC8D2" w:sz="4"/>
+            </w:tcBorders>
+            <w:tcMar>
+              <w:top w:type="dxa" w:w="70"/>
+              <w:left w:type="dxa" w:w="110"/>
+              <w:bottom w:type="dxa" w:w="70"/>
+              <w:right w:type="dxa" w:w="110"/>
+            </w:tcMar>
+          </w:tcPr>
+          <w:p>
+            <w:r>
+              <w:rPr>
+                <w:rFonts w:ascii="Calibri" w:cs="Calibri" w:eastAsia="Calibri" w:hAnsi="Calibri"/>
+                <w:b w:val="false"/>
+                <w:bCs w:val="false"/>
+                <w:color w:val="000000"/>
+                <w:sz w:val="20"/>
+                <w:szCs w:val="20"/>
+              </w:rPr>
+              <w:t xml:space="preserve">#0B1220</w:t>
+            </w:r>
+          </w:p>
+        </w:tc>
+      </w:tr>
+      <w:tr>
+        <w:trPr>
+          <w:cantSplit/>
+        </w:trPr>
+        <w:tc>
+          <w:tcPr>
+            <w:tcW w:type="dxa" w:w="2800"/>
+            <w:tcBorders>
+              <w:top w:val="single" w:color="BFC8D2" w:sz="4"/>
+              <w:left w:val="single" w:color="BFC8D2" w:sz="4"/>
+              <w:bottom w:val="single" w:color="BFC8D2" w:sz="4"/>
+              <w:right w:val="single" w:color="BFC8D2" w:sz="4"/>
+            </w:tcBorders>
+            <w:tcMar>
+              <w:top w:type="dxa" w:w="70"/>
+              <w:left w:type="dxa" w:w="110"/>
+              <w:bottom w:type="dxa" w:w="70"/>
+              <w:right w:type="dxa" w:w="110"/>
+            </w:tcMar>
+          </w:tcPr>
+          <w:p>
+            <w:r>
+              <w:rPr>
+                <w:rFonts w:ascii="Calibri" w:cs="Calibri" w:eastAsia="Calibri" w:hAnsi="Calibri"/>
+                <w:b w:val="false"/>
+                <w:bCs w:val="false"/>
+                <w:color w:val="000000"/>
+                <w:sz w:val="20"/>
+                <w:szCs w:val="20"/>
+              </w:rPr>
+              <w:t xml:space="preserve">Card/surface</w:t>
+            </w:r>
+          </w:p>
+        </w:tc>
+        <w:tc>
+          <w:tcPr>
+            <w:tcW w:type="dxa" w:w="1700"/>
+            <w:tcBorders>
+              <w:top w:val="single" w:color="BFC8D2" w:sz="4"/>
+              <w:left w:val="single" w:color="BFC8D2" w:sz="4"/>
+              <w:bottom w:val="single" w:color="BFC8D2" w:sz="4"/>
+              <w:right w:val="single" w:color="BFC8D2" w:sz="4"/>
+            </w:tcBorders>
+            <w:tcMar>
+              <w:top w:type="dxa" w:w="70"/>
+              <w:left w:type="dxa" w:w="110"/>
+              <w:bottom w:type="dxa" w:w="70"/>
+              <w:right w:type="dxa" w:w="110"/>
+            </w:tcMar>
+          </w:tcPr>
+          <w:p>
+            <w:r>
+              <w:rPr>
+                <w:rFonts w:ascii="Calibri" w:cs="Calibri" w:eastAsia="Calibri" w:hAnsi="Calibri"/>
+                <w:b w:val="false"/>
+                <w:bCs w:val="false"/>
+                <w:color w:val="000000"/>
+                <w:sz w:val="20"/>
+                <w:szCs w:val="20"/>
+              </w:rPr>
+              <w:t xml:space="preserve">surface</w:t>
+            </w:r>
+          </w:p>
+        </w:tc>
+        <w:tc>
+          <w:tcPr>
+            <w:tcW w:type="dxa" w:w="2569"/>
+            <w:tcBorders>
+              <w:top w:val="single" w:color="BFC8D2" w:sz="4"/>
+              <w:left w:val="single" w:color="BFC8D2" w:sz="4"/>
+              <w:bottom w:val="single" w:color="BFC8D2" w:sz="4"/>
+              <w:right w:val="single" w:color="BFC8D2" w:sz="4"/>
+            </w:tcBorders>
+            <w:tcMar>
+              <w:top w:type="dxa" w:w="70"/>
+              <w:left w:type="dxa" w:w="110"/>
+              <w:bottom w:type="dxa" w:w="70"/>
+              <w:right w:type="dxa" w:w="110"/>
+            </w:tcMar>
+          </w:tcPr>
+          <w:p>
+            <w:r>
+              <w:rPr>
+                <w:rFonts w:ascii="Calibri" w:cs="Calibri" w:eastAsia="Calibri" w:hAnsi="Calibri"/>
+                <w:b w:val="false"/>
+                <w:bCs w:val="false"/>
+                <w:color w:val="000000"/>
+                <w:sz w:val="20"/>
+                <w:szCs w:val="20"/>
+              </w:rPr>
+              <w:t xml:space="preserve">#FFFFFF</w:t>
+            </w:r>
+          </w:p>
+        </w:tc>
+        <w:tc>
+          <w:tcPr>
+            <w:tcW w:type="dxa" w:w="2569"/>
+            <w:tcBorders>
+              <w:top w:val="single" w:color="BFC8D2" w:sz="4"/>
+              <w:left w:val="single" w:color="BFC8D2" w:sz="4"/>
+              <w:bottom w:val="single" w:color="BFC8D2" w:sz="4"/>
+              <w:right w:val="single" w:color="BFC8D2" w:sz="4"/>
+            </w:tcBorders>
+            <w:tcMar>
+              <w:top w:type="dxa" w:w="70"/>
+              <w:left w:type="dxa" w:w="110"/>
+              <w:bottom w:type="dxa" w:w="70"/>
+              <w:right w:type="dxa" w:w="110"/>
+            </w:tcMar>
+          </w:tcPr>
+          <w:p>
+            <w:r>
+              <w:rPr>
+                <w:rFonts w:ascii="Calibri" w:cs="Calibri" w:eastAsia="Calibri" w:hAnsi="Calibri"/>
+                <w:b w:val="false"/>
+                <w:bCs w:val="false"/>
+                <w:color w:val="000000"/>
+                <w:sz w:val="20"/>
+                <w:szCs w:val="20"/>
+              </w:rPr>
+              <w:t xml:space="preserve">#131C2E</w:t>
+            </w:r>
+          </w:p>
+        </w:tc>
+      </w:tr>
+      <w:tr>
+        <w:trPr>
+          <w:cantSplit/>
+        </w:trPr>
+        <w:tc>
+          <w:tcPr>
+            <w:tcW w:type="dxa" w:w="2800"/>
+            <w:tcBorders>
+              <w:top w:val="single" w:color="BFC8D2" w:sz="4"/>
+              <w:left w:val="single" w:color="BFC8D2" w:sz="4"/>
+              <w:bottom w:val="single" w:color="BFC8D2" w:sz="4"/>
+              <w:right w:val="single" w:color="BFC8D2" w:sz="4"/>
+            </w:tcBorders>
+            <w:tcMar>
+              <w:top w:type="dxa" w:w="70"/>
+              <w:left w:type="dxa" w:w="110"/>
+              <w:bottom w:type="dxa" w:w="70"/>
+              <w:right w:type="dxa" w:w="110"/>
+            </w:tcMar>
+          </w:tcPr>
+          <w:p>
+            <w:r>
+              <w:rPr>
+                <w:rFonts w:ascii="Calibri" w:cs="Calibri" w:eastAsia="Calibri" w:hAnsi="Calibri"/>
+                <w:b w:val="false"/>
+                <w:bCs w:val="false"/>
+                <w:color w:val="000000"/>
+                <w:sz w:val="20"/>
+                <w:szCs w:val="20"/>
+              </w:rPr>
+              <w:t xml:space="preserve">Border</w:t>
+            </w:r>
+          </w:p>
+        </w:tc>
+        <w:tc>
+          <w:tcPr>
+            <w:tcW w:type="dxa" w:w="1700"/>
+            <w:tcBorders>
+              <w:top w:val="single" w:color="BFC8D2" w:sz="4"/>
+              <w:left w:val="single" w:color="BFC8D2" w:sz="4"/>
+              <w:bottom w:val="single" w:color="BFC8D2" w:sz="4"/>
+              <w:right w:val="single" w:color="BFC8D2" w:sz="4"/>
+            </w:tcBorders>
+            <w:tcMar>
+              <w:top w:type="dxa" w:w="70"/>
+              <w:left w:type="dxa" w:w="110"/>
+              <w:bottom w:type="dxa" w:w="70"/>
+              <w:right w:type="dxa" w:w="110"/>
+            </w:tcMar>
+          </w:tcPr>
+          <w:p>
+            <w:r>
+              <w:rPr>
+                <w:rFonts w:ascii="Calibri" w:cs="Calibri" w:eastAsia="Calibri" w:hAnsi="Calibri"/>
+                <w:b w:val="false"/>
+                <w:bCs w:val="false"/>
+                <w:color w:val="000000"/>
+                <w:sz w:val="20"/>
+                <w:szCs w:val="20"/>
+              </w:rPr>
+              <w:t xml:space="preserve">border</w:t>
+            </w:r>
+          </w:p>
+        </w:tc>
+        <w:tc>
+          <w:tcPr>
+            <w:tcW w:type="dxa" w:w="2569"/>
+            <w:tcBorders>
+              <w:top w:val="single" w:color="BFC8D2" w:sz="4"/>
+              <w:left w:val="single" w:color="BFC8D2" w:sz="4"/>
+              <w:bottom w:val="single" w:color="BFC8D2" w:sz="4"/>
+              <w:right w:val="single" w:color="BFC8D2" w:sz="4"/>
+            </w:tcBorders>
+            <w:tcMar>
+              <w:top w:type="dxa" w:w="70"/>
+              <w:left w:type="dxa" w:w="110"/>
+              <w:bottom w:type="dxa" w:w="70"/>
+              <w:right w:type="dxa" w:w="110"/>
+            </w:tcMar>
+          </w:tcPr>
+          <w:p>
+            <w:r>
+              <w:rPr>
+                <w:rFonts w:ascii="Calibri" w:cs="Calibri" w:eastAsia="Calibri" w:hAnsi="Calibri"/>
+                <w:b w:val="false"/>
+                <w:bCs w:val="false"/>
+                <w:color w:val="000000"/>
+                <w:sz w:val="20"/>
+                <w:szCs w:val="20"/>
+              </w:rPr>
+              <w:t xml:space="preserve">#E2E8F0</w:t>
+            </w:r>
+          </w:p>
+        </w:tc>
+        <w:tc>
+          <w:tcPr>
+            <w:tcW w:type="dxa" w:w="2569"/>
+            <w:tcBorders>
+              <w:top w:val="single" w:color="BFC8D2" w:sz="4"/>
+              <w:left w:val="single" w:color="BFC8D2" w:sz="4"/>
+              <w:bottom w:val="single" w:color="BFC8D2" w:sz="4"/>
+              <w:right w:val="single" w:color="BFC8D2" w:sz="4"/>
+            </w:tcBorders>
+            <w:tcMar>
+              <w:top w:type="dxa" w:w="70"/>
+              <w:left w:type="dxa" w:w="110"/>
+              <w:bottom w:type="dxa" w:w="70"/>
+              <w:right w:type="dxa" w:w="110"/>
+            </w:tcMar>
+          </w:tcPr>
+          <w:p>
+            <w:r>
+              <w:rPr>
+                <w:rFonts w:ascii="Calibri" w:cs="Calibri" w:eastAsia="Calibri" w:hAnsi="Calibri"/>
+                <w:b w:val="false"/>
+                <w:bCs w:val="false"/>
+                <w:color w:val="000000"/>
+                <w:sz w:val="20"/>
+                <w:szCs w:val="20"/>
+              </w:rPr>
+              <w:t xml:space="preserve">#233047</w:t>
+            </w:r>
+          </w:p>
+        </w:tc>
+      </w:tr>
+      <w:tr>
+        <w:trPr>
+          <w:cantSplit/>
+        </w:trPr>
+        <w:tc>
+          <w:tcPr>
+            <w:tcW w:type="dxa" w:w="2800"/>
+            <w:tcBorders>
+              <w:top w:val="single" w:color="BFC8D2" w:sz="4"/>
+              <w:left w:val="single" w:color="BFC8D2" w:sz="4"/>
+              <w:bottom w:val="single" w:color="BFC8D2" w:sz="4"/>
+              <w:right w:val="single" w:color="BFC8D2" w:sz="4"/>
+            </w:tcBorders>
+            <w:tcMar>
+              <w:top w:type="dxa" w:w="70"/>
+              <w:left w:type="dxa" w:w="110"/>
+              <w:bottom w:type="dxa" w:w="70"/>
+              <w:right w:type="dxa" w:w="110"/>
+            </w:tcMar>
+          </w:tcPr>
+          <w:p>
+            <w:r>
+              <w:rPr>
+                <w:rFonts w:ascii="Calibri" w:cs="Calibri" w:eastAsia="Calibri" w:hAnsi="Calibri"/>
+                <w:b w:val="false"/>
+                <w:bCs w:val="false"/>
+                <w:color w:val="000000"/>
+                <w:sz w:val="20"/>
+                <w:szCs w:val="20"/>
+              </w:rPr>
+              <w:t xml:space="preserve">Text</w:t>
+            </w:r>
+          </w:p>
+        </w:tc>
+        <w:tc>
+          <w:tcPr>
+            <w:tcW w:type="dxa" w:w="1700"/>
+            <w:tcBorders>
+              <w:top w:val="single" w:color="BFC8D2" w:sz="4"/>
+              <w:left w:val="single" w:color="BFC8D2" w:sz="4"/>
+              <w:bottom w:val="single" w:color="BFC8D2" w:sz="4"/>
+              <w:right w:val="single" w:color="BFC8D2" w:sz="4"/>
+            </w:tcBorders>
+            <w:tcMar>
+              <w:top w:type="dxa" w:w="70"/>
+              <w:left w:type="dxa" w:w="110"/>
+              <w:bottom w:type="dxa" w:w="70"/>
+              <w:right w:type="dxa" w:w="110"/>
+            </w:tcMar>
+          </w:tcPr>
+          <w:p>
+            <w:r>
+              <w:rPr>
+                <w:rFonts w:ascii="Calibri" w:cs="Calibri" w:eastAsia="Calibri" w:hAnsi="Calibri"/>
+                <w:b w:val="false"/>
+                <w:bCs w:val="false"/>
+                <w:color w:val="000000"/>
+                <w:sz w:val="20"/>
+                <w:szCs w:val="20"/>
+              </w:rPr>
+              <w:t xml:space="preserve">text</w:t>
+            </w:r>
+          </w:p>
+        </w:tc>
+        <w:tc>
+          <w:tcPr>
+            <w:tcW w:type="dxa" w:w="2569"/>
+            <w:tcBorders>
+              <w:top w:val="single" w:color="BFC8D2" w:sz="4"/>
+              <w:left w:val="single" w:color="BFC8D2" w:sz="4"/>
+              <w:bottom w:val="single" w:color="BFC8D2" w:sz="4"/>
+              <w:right w:val="single" w:color="BFC8D2" w:sz="4"/>
+            </w:tcBorders>
+            <w:tcMar>
+              <w:top w:type="dxa" w:w="70"/>
+              <w:left w:type="dxa" w:w="110"/>
+              <w:bottom w:type="dxa" w:w="70"/>
+              <w:right w:type="dxa" w:w="110"/>
+            </w:tcMar>
+          </w:tcPr>
+          <w:p>
+            <w:r>
+              <w:rPr>
+                <w:rFonts w:ascii="Calibri" w:cs="Calibri" w:eastAsia="Calibri" w:hAnsi="Calibri"/>
+                <w:b w:val="false"/>
+                <w:bCs w:val="false"/>
+                <w:color w:val="000000"/>
+                <w:sz w:val="20"/>
+                <w:szCs w:val="20"/>
+              </w:rPr>
+              <w:t xml:space="preserve">#0F172A</w:t>
+            </w:r>
+          </w:p>
+        </w:tc>
+        <w:tc>
+          <w:tcPr>
+            <w:tcW w:type="dxa" w:w="2569"/>
+            <w:tcBorders>
+              <w:top w:val="single" w:color="BFC8D2" w:sz="4"/>
+              <w:left w:val="single" w:color="BFC8D2" w:sz="4"/>
+              <w:bottom w:val="single" w:color="BFC8D2" w:sz="4"/>
+              <w:right w:val="single" w:color="BFC8D2" w:sz="4"/>
+            </w:tcBorders>
+            <w:tcMar>
+              <w:top w:type="dxa" w:w="70"/>
+              <w:left w:type="dxa" w:w="110"/>
+              <w:bottom w:type="dxa" w:w="70"/>
+              <w:right w:type="dxa" w:w="110"/>
+            </w:tcMar>
+          </w:tcPr>
+          <w:p>
+            <w:r>
+              <w:rPr>
+                <w:rFonts w:ascii="Calibri" w:cs="Calibri" w:eastAsia="Calibri" w:hAnsi="Calibri"/>
+                <w:b w:val="false"/>
+                <w:bCs w:val="false"/>
+                <w:color w:val="000000"/>
+                <w:sz w:val="20"/>
+                <w:szCs w:val="20"/>
+              </w:rPr>
+              <w:t xml:space="preserve">#E6EBF5</w:t>
+            </w:r>
+          </w:p>
+        </w:tc>
+      </w:tr>
+      <w:tr>
+        <w:trPr>
+          <w:cantSplit/>
+        </w:trPr>
+        <w:tc>
+          <w:tcPr>
+            <w:tcW w:type="dxa" w:w="2800"/>
+            <w:tcBorders>
+              <w:top w:val="single" w:color="BFC8D2" w:sz="4"/>
+              <w:left w:val="single" w:color="BFC8D2" w:sz="4"/>
+              <w:bottom w:val="single" w:color="BFC8D2" w:sz="4"/>
+              <w:right w:val="single" w:color="BFC8D2" w:sz="4"/>
+            </w:tcBorders>
+            <w:tcMar>
+              <w:top w:type="dxa" w:w="70"/>
+              <w:left w:type="dxa" w:w="110"/>
+              <w:bottom w:type="dxa" w:w="70"/>
+              <w:right w:type="dxa" w:w="110"/>
+            </w:tcMar>
+          </w:tcPr>
+          <w:p>
+            <w:r>
+              <w:rPr>
+                <w:rFonts w:ascii="Calibri" w:cs="Calibri" w:eastAsia="Calibri" w:hAnsi="Calibri"/>
+                <w:b w:val="false"/>
+                <w:bCs w:val="false"/>
+                <w:color w:val="000000"/>
+                <w:sz w:val="20"/>
+                <w:szCs w:val="20"/>
+              </w:rPr>
+              <w:t xml:space="preserve">Muted text</w:t>
+            </w:r>
+          </w:p>
+        </w:tc>
+        <w:tc>
+          <w:tcPr>
+            <w:tcW w:type="dxa" w:w="1700"/>
+            <w:tcBorders>
+              <w:top w:val="single" w:color="BFC8D2" w:sz="4"/>
+              <w:left w:val="single" w:color="BFC8D2" w:sz="4"/>
+              <w:bottom w:val="single" w:color="BFC8D2" w:sz="4"/>
+              <w:right w:val="single" w:color="BFC8D2" w:sz="4"/>
+            </w:tcBorders>
+            <w:tcMar>
+              <w:top w:type="dxa" w:w="70"/>
+              <w:left w:type="dxa" w:w="110"/>
+              <w:bottom w:type="dxa" w:w="70"/>
+              <w:right w:type="dxa" w:w="110"/>
+            </w:tcMar>
+          </w:tcPr>
+          <w:p>
+            <w:r>
+              <w:rPr>
+                <w:rFonts w:ascii="Calibri" w:cs="Calibri" w:eastAsia="Calibri" w:hAnsi="Calibri"/>
+                <w:b w:val="false"/>
+                <w:bCs w:val="false"/>
+                <w:color w:val="000000"/>
+                <w:sz w:val="20"/>
+                <w:szCs w:val="20"/>
+              </w:rPr>
+              <w:t xml:space="preserve">muted</w:t>
+            </w:r>
+          </w:p>
+        </w:tc>
+        <w:tc>
+          <w:tcPr>
+            <w:tcW w:type="dxa" w:w="2569"/>
+            <w:tcBorders>
+              <w:top w:val="single" w:color="BFC8D2" w:sz="4"/>
+              <w:left w:val="single" w:color="BFC8D2" w:sz="4"/>
+              <w:bottom w:val="single" w:color="BFC8D2" w:sz="4"/>
+              <w:right w:val="single" w:color="BFC8D2" w:sz="4"/>
+            </w:tcBorders>
+            <w:tcMar>
+              <w:top w:type="dxa" w:w="70"/>
+              <w:left w:type="dxa" w:w="110"/>
+              <w:bottom w:type="dxa" w:w="70"/>
+              <w:right w:type="dxa" w:w="110"/>
+            </w:tcMar>
+          </w:tcPr>
+          <w:p>
+            <w:r>
+              <w:rPr>
+                <w:rFonts w:ascii="Calibri" w:cs="Calibri" w:eastAsia="Calibri" w:hAnsi="Calibri"/>
+                <w:b w:val="false"/>
+                <w:bCs w:val="false"/>
+                <w:color w:val="000000"/>
+                <w:sz w:val="20"/>
+                <w:szCs w:val="20"/>
+              </w:rPr>
+              <w:t xml:space="preserve">#64748B</w:t>
+            </w:r>
+          </w:p>
+        </w:tc>
+        <w:tc>
+          <w:tcPr>
+            <w:tcW w:type="dxa" w:w="2569"/>
+            <w:tcBorders>
+              <w:top w:val="single" w:color="BFC8D2" w:sz="4"/>
+              <w:left w:val="single" w:color="BFC8D2" w:sz="4"/>
+              <w:bottom w:val="single" w:color="BFC8D2" w:sz="4"/>
+              <w:right w:val="single" w:color="BFC8D2" w:sz="4"/>
+            </w:tcBorders>
+            <w:tcMar>
+              <w:top w:type="dxa" w:w="70"/>
+              <w:left w:type="dxa" w:w="110"/>
+              <w:bottom w:type="dxa" w:w="70"/>
+              <w:right w:type="dxa" w:w="110"/>
+            </w:tcMar>
+          </w:tcPr>
+          <w:p>
+            <w:r>
+              <w:rPr>
+                <w:rFonts w:ascii="Calibri" w:cs="Calibri" w:eastAsia="Calibri" w:hAnsi="Calibri"/>
+                <w:b w:val="false"/>
+                <w:bCs w:val="false"/>
+                <w:color w:val="000000"/>
+                <w:sz w:val="20"/>
+                <w:szCs w:val="20"/>
+              </w:rPr>
+              <w:t xml:space="preserve">#94A3B8</w:t>
+            </w:r>
+          </w:p>
+        </w:tc>
+      </w:tr>
+      <w:tr>
+        <w:trPr>
+          <w:cantSplit/>
+        </w:trPr>
+        <w:tc>
+          <w:tcPr>
+            <w:tcW w:type="dxa" w:w="2800"/>
+            <w:tcBorders>
+              <w:top w:val="single" w:color="BFC8D2" w:sz="4"/>
+              <w:left w:val="single" w:color="BFC8D2" w:sz="4"/>
+              <w:bottom w:val="single" w:color="BFC8D2" w:sz="4"/>
+              <w:right w:val="single" w:color="BFC8D2" w:sz="4"/>
+            </w:tcBorders>
+            <w:tcMar>
+              <w:top w:type="dxa" w:w="70"/>
+              <w:left w:type="dxa" w:w="110"/>
+              <w:bottom w:type="dxa" w:w="70"/>
+              <w:right w:type="dxa" w:w="110"/>
+            </w:tcMar>
+          </w:tcPr>
+          <w:p>
+            <w:r>
+              <w:rPr>
+                <w:rFonts w:ascii="Calibri" w:cs="Calibri" w:eastAsia="Calibri" w:hAnsi="Calibri"/>
+                <w:b w:val="false"/>
+                <w:bCs w:val="false"/>
+                <w:color w:val="000000"/>
+                <w:sz w:val="20"/>
+                <w:szCs w:val="20"/>
+              </w:rPr>
+              <w:t xml:space="preserve">Primary (buttons, links, active nav)</w:t>
+            </w:r>
+          </w:p>
+        </w:tc>
+        <w:tc>
+          <w:tcPr>
+            <w:tcW w:type="dxa" w:w="1700"/>
+            <w:tcBorders>
+              <w:top w:val="single" w:color="BFC8D2" w:sz="4"/>
+              <w:left w:val="single" w:color="BFC8D2" w:sz="4"/>
+              <w:bottom w:val="single" w:color="BFC8D2" w:sz="4"/>
+              <w:right w:val="single" w:color="BFC8D2" w:sz="4"/>
+            </w:tcBorders>
+            <w:tcMar>
+              <w:top w:type="dxa" w:w="70"/>
+              <w:left w:type="dxa" w:w="110"/>
+              <w:bottom w:type="dxa" w:w="70"/>
+              <w:right w:type="dxa" w:w="110"/>
+            </w:tcMar>
+          </w:tcPr>
+          <w:p>
+            <w:r>
+              <w:rPr>
+                <w:rFonts w:ascii="Calibri" w:cs="Calibri" w:eastAsia="Calibri" w:hAnsi="Calibri"/>
+                <w:b w:val="false"/>
+                <w:bCs w:val="false"/>
+                <w:color w:val="000000"/>
+                <w:sz w:val="20"/>
+                <w:szCs w:val="20"/>
+              </w:rPr>
+              <w:t xml:space="preserve">primary</w:t>
+            </w:r>
+          </w:p>
+        </w:tc>
+        <w:tc>
+          <w:tcPr>
+            <w:tcW w:type="dxa" w:w="2569"/>
+            <w:tcBorders>
+              <w:top w:val="single" w:color="BFC8D2" w:sz="4"/>
+              <w:left w:val="single" w:color="BFC8D2" w:sz="4"/>
+              <w:bottom w:val="single" w:color="BFC8D2" w:sz="4"/>
+              <w:right w:val="single" w:color="BFC8D2" w:sz="4"/>
+            </w:tcBorders>
+            <w:tcMar>
+              <w:top w:type="dxa" w:w="70"/>
+              <w:left w:type="dxa" w:w="110"/>
+              <w:bottom w:type="dxa" w:w="70"/>
+              <w:right w:type="dxa" w:w="110"/>
+            </w:tcMar>
+          </w:tcPr>
+          <w:p>
+            <w:r>
+              <w:rPr>
+                <w:rFonts w:ascii="Calibri" w:cs="Calibri" w:eastAsia="Calibri" w:hAnsi="Calibri"/>
+                <w:b w:val="false"/>
+                <w:bCs w:val="false"/>
+                <w:color w:val="000000"/>
+                <w:sz w:val="20"/>
+                <w:szCs w:val="20"/>
+              </w:rPr>
+              <w:t xml:space="preserve">#0E7C86</w:t>
+            </w:r>
+          </w:p>
+        </w:tc>
+        <w:tc>
+          <w:tcPr>
+            <w:tcW w:type="dxa" w:w="2569"/>
+            <w:tcBorders>
+              <w:top w:val="single" w:color="BFC8D2" w:sz="4"/>
+              <w:left w:val="single" w:color="BFC8D2" w:sz="4"/>
+              <w:bottom w:val="single" w:color="BFC8D2" w:sz="4"/>
+              <w:right w:val="single" w:color="BFC8D2" w:sz="4"/>
+            </w:tcBorders>
+            <w:tcMar>
+              <w:top w:type="dxa" w:w="70"/>
+              <w:left w:type="dxa" w:w="110"/>
+              <w:bottom w:type="dxa" w:w="70"/>
+              <w:right w:type="dxa" w:w="110"/>
+            </w:tcMar>
+          </w:tcPr>
+          <w:p>
+            <w:r>
+              <w:rPr>
+                <w:rFonts w:ascii="Calibri" w:cs="Calibri" w:eastAsia="Calibri" w:hAnsi="Calibri"/>
+                <w:b w:val="false"/>
+                <w:bCs w:val="false"/>
+                <w:color w:val="000000"/>
+                <w:sz w:val="20"/>
+                <w:szCs w:val="20"/>
+              </w:rPr>
+              <w:t xml:space="preserve">#2DD4BF</w:t>
+            </w:r>
+          </w:p>
+        </w:tc>
+      </w:tr>
+      <w:tr>
+        <w:trPr>
+          <w:cantSplit/>
+        </w:trPr>
+        <w:tc>
+          <w:tcPr>
+            <w:tcW w:type="dxa" w:w="2800"/>
+            <w:tcBorders>
+              <w:top w:val="single" w:color="BFC8D2" w:sz="4"/>
+              <w:left w:val="single" w:color="BFC8D2" w:sz="4"/>
+              <w:bottom w:val="single" w:color="BFC8D2" w:sz="4"/>
+              <w:right w:val="single" w:color="BFC8D2" w:sz="4"/>
+            </w:tcBorders>
+            <w:tcMar>
+              <w:top w:type="dxa" w:w="70"/>
+              <w:left w:type="dxa" w:w="110"/>
+              <w:bottom w:type="dxa" w:w="70"/>
+              <w:right w:type="dxa" w:w="110"/>
+            </w:tcMar>
+          </w:tcPr>
+          <w:p>
+            <w:r>
+              <w:rPr>
+                <w:rFonts w:ascii="Calibri" w:cs="Calibri" w:eastAsia="Calibri" w:hAnsi="Calibri"/>
+                <w:b w:val="false"/>
+                <w:bCs w:val="false"/>
+                <w:color w:val="000000"/>
+                <w:sz w:val="20"/>
+                <w:szCs w:val="20"/>
+              </w:rPr>
+              <w:t xml:space="preserve">Profit/win</w:t>
+            </w:r>
+          </w:p>
+        </w:tc>
+        <w:tc>
+          <w:tcPr>
+            <w:tcW w:type="dxa" w:w="1700"/>
+            <w:tcBorders>
+              <w:top w:val="single" w:color="BFC8D2" w:sz="4"/>
+              <w:left w:val="single" w:color="BFC8D2" w:sz="4"/>
+              <w:bottom w:val="single" w:color="BFC8D2" w:sz="4"/>
+              <w:right w:val="single" w:color="BFC8D2" w:sz="4"/>
+            </w:tcBorders>
+            <w:tcMar>
+              <w:top w:type="dxa" w:w="70"/>
+              <w:left w:type="dxa" w:w="110"/>
+              <w:bottom w:type="dxa" w:w="70"/>
+              <w:right w:type="dxa" w:w="110"/>
+            </w:tcMar>
+          </w:tcPr>
+          <w:p>
+            <w:r>
+              <w:rPr>
+                <w:rFonts w:ascii="Calibri" w:cs="Calibri" w:eastAsia="Calibri" w:hAnsi="Calibri"/>
+                <w:b w:val="false"/>
+                <w:bCs w:val="false"/>
+                <w:color w:val="000000"/>
+                <w:sz w:val="20"/>
+                <w:szCs w:val="20"/>
+              </w:rPr>
+              <w:t xml:space="preserve">profit</w:t>
+            </w:r>
+          </w:p>
+        </w:tc>
+        <w:tc>
+          <w:tcPr>
+            <w:tcW w:type="dxa" w:w="2569"/>
+            <w:tcBorders>
+              <w:top w:val="single" w:color="BFC8D2" w:sz="4"/>
+              <w:left w:val="single" w:color="BFC8D2" w:sz="4"/>
+              <w:bottom w:val="single" w:color="BFC8D2" w:sz="4"/>
+              <w:right w:val="single" w:color="BFC8D2" w:sz="4"/>
+            </w:tcBorders>
+            <w:tcMar>
+              <w:top w:type="dxa" w:w="70"/>
+              <w:left w:type="dxa" w:w="110"/>
+              <w:bottom w:type="dxa" w:w="70"/>
+              <w:right w:type="dxa" w:w="110"/>
+            </w:tcMar>
+          </w:tcPr>
+          <w:p>
+            <w:r>
+              <w:rPr>
+                <w:rFonts w:ascii="Calibri" w:cs="Calibri" w:eastAsia="Calibri" w:hAnsi="Calibri"/>
+                <w:b w:val="false"/>
+                <w:bCs w:val="false"/>
+                <w:color w:val="000000"/>
+                <w:sz w:val="20"/>
+                <w:szCs w:val="20"/>
+              </w:rPr>
+              <w:t xml:space="preserve">#16A34A</w:t>
+            </w:r>
+          </w:p>
+        </w:tc>
+        <w:tc>
+          <w:tcPr>
+            <w:tcW w:type="dxa" w:w="2569"/>
+            <w:tcBorders>
+              <w:top w:val="single" w:color="BFC8D2" w:sz="4"/>
+              <w:left w:val="single" w:color="BFC8D2" w:sz="4"/>
+              <w:bottom w:val="single" w:color="BFC8D2" w:sz="4"/>
+              <w:right w:val="single" w:color="BFC8D2" w:sz="4"/>
+            </w:tcBorders>
+            <w:tcMar>
+              <w:top w:type="dxa" w:w="70"/>
+              <w:left w:type="dxa" w:w="110"/>
+              <w:bottom w:type="dxa" w:w="70"/>
+              <w:right w:type="dxa" w:w="110"/>
+            </w:tcMar>
+          </w:tcPr>
+          <w:p>
+            <w:r>
+              <w:rPr>
+                <w:rFonts w:ascii="Calibri" w:cs="Calibri" w:eastAsia="Calibri" w:hAnsi="Calibri"/>
+                <w:b w:val="false"/>
+                <w:bCs w:val="false"/>
+                <w:color w:val="000000"/>
+                <w:sz w:val="20"/>
+                <w:szCs w:val="20"/>
+              </w:rPr>
+              <w:t xml:space="preserve">#4ADE80</w:t>
+            </w:r>
+          </w:p>
+        </w:tc>
+      </w:tr>
+      <w:tr>
+        <w:trPr>
+          <w:cantSplit/>
+        </w:trPr>
+        <w:tc>
+          <w:tcPr>
+            <w:tcW w:type="dxa" w:w="2800"/>
+            <w:tcBorders>
+              <w:top w:val="single" w:color="BFC8D2" w:sz="4"/>
+              <w:left w:val="single" w:color="BFC8D2" w:sz="4"/>
+              <w:bottom w:val="single" w:color="BFC8D2" w:sz="4"/>
+              <w:right w:val="single" w:color="BFC8D2" w:sz="4"/>
+            </w:tcBorders>
+            <w:tcMar>
+              <w:top w:type="dxa" w:w="70"/>
+              <w:left w:type="dxa" w:w="110"/>
+              <w:bottom w:type="dxa" w:w="70"/>
+              <w:right w:type="dxa" w:w="110"/>
+            </w:tcMar>
+          </w:tcPr>
+          <w:p>
+            <w:r>
+              <w:rPr>
+                <w:rFonts w:ascii="Calibri" w:cs="Calibri" w:eastAsia="Calibri" w:hAnsi="Calibri"/>
+                <w:b w:val="false"/>
+                <w:bCs w:val="false"/>
+                <w:color w:val="000000"/>
+                <w:sz w:val="20"/>
+                <w:szCs w:val="20"/>
+              </w:rPr>
+              <w:t xml:space="preserve">Loss</w:t>
+            </w:r>
+          </w:p>
+        </w:tc>
+        <w:tc>
+          <w:tcPr>
+            <w:tcW w:type="dxa" w:w="1700"/>
+            <w:tcBorders>
+              <w:top w:val="single" w:color="BFC8D2" w:sz="4"/>
+              <w:left w:val="single" w:color="BFC8D2" w:sz="4"/>
+              <w:bottom w:val="single" w:color="BFC8D2" w:sz="4"/>
+              <w:right w:val="single" w:color="BFC8D2" w:sz="4"/>
+            </w:tcBorders>
+            <w:tcMar>
+              <w:top w:type="dxa" w:w="70"/>
+              <w:left w:type="dxa" w:w="110"/>
+              <w:bottom w:type="dxa" w:w="70"/>
+              <w:right w:type="dxa" w:w="110"/>
+            </w:tcMar>
+          </w:tcPr>
+          <w:p>
+            <w:r>
+              <w:rPr>
+                <w:rFonts w:ascii="Calibri" w:cs="Calibri" w:eastAsia="Calibri" w:hAnsi="Calibri"/>
+                <w:b w:val="false"/>
+                <w:bCs w:val="false"/>
+                <w:color w:val="000000"/>
+                <w:sz w:val="20"/>
+                <w:szCs w:val="20"/>
+              </w:rPr>
+              <w:t xml:space="preserve">loss</w:t>
+            </w:r>
+          </w:p>
+        </w:tc>
+        <w:tc>
+          <w:tcPr>
+            <w:tcW w:type="dxa" w:w="2569"/>
+            <w:tcBorders>
+              <w:top w:val="single" w:color="BFC8D2" w:sz="4"/>
+              <w:left w:val="single" w:color="BFC8D2" w:sz="4"/>
+              <w:bottom w:val="single" w:color="BFC8D2" w:sz="4"/>
+              <w:right w:val="single" w:color="BFC8D2" w:sz="4"/>
+            </w:tcBorders>
+            <w:tcMar>
+              <w:top w:type="dxa" w:w="70"/>
+              <w:left w:type="dxa" w:w="110"/>
+              <w:bottom w:type="dxa" w:w="70"/>
+              <w:right w:type="dxa" w:w="110"/>
+            </w:tcMar>
+          </w:tcPr>
+          <w:p>
+            <w:r>
+              <w:rPr>
+                <w:rFonts w:ascii="Calibri" w:cs="Calibri" w:eastAsia="Calibri" w:hAnsi="Calibri"/>
+                <w:b w:val="false"/>
+                <w:bCs w:val="false"/>
+                <w:color w:val="000000"/>
+                <w:sz w:val="20"/>
+                <w:szCs w:val="20"/>
+              </w:rPr>
+              <w:t xml:space="preserve">#DC2626</w:t>
+            </w:r>
+          </w:p>
+        </w:tc>
+        <w:tc>
+          <w:tcPr>
+            <w:tcW w:type="dxa" w:w="2569"/>
+            <w:tcBorders>
+              <w:top w:val="single" w:color="BFC8D2" w:sz="4"/>
+              <w:left w:val="single" w:color="BFC8D2" w:sz="4"/>
+              <w:bottom w:val="single" w:color="BFC8D2" w:sz="4"/>
+              <w:right w:val="single" w:color="BFC8D2" w:sz="4"/>
+            </w:tcBorders>
+            <w:tcMar>
+              <w:top w:type="dxa" w:w="70"/>
+              <w:left w:type="dxa" w:w="110"/>
+              <w:bottom w:type="dxa" w:w="70"/>
+              <w:right w:type="dxa" w:w="110"/>
+            </w:tcMar>
+          </w:tcPr>
+          <w:p>
+            <w:r>
+              <w:rPr>
+                <w:rFonts w:ascii="Calibri" w:cs="Calibri" w:eastAsia="Calibri" w:hAnsi="Calibri"/>
+                <w:b w:val="false"/>
+                <w:bCs w:val="false"/>
+                <w:color w:val="000000"/>
+                <w:sz w:val="20"/>
+                <w:szCs w:val="20"/>
+              </w:rPr>
+              <w:t xml:space="preserve">#F87171</w:t>
+            </w:r>
+          </w:p>
+        </w:tc>
+      </w:tr>
+      <w:tr>
+        <w:trPr>
+          <w:cantSplit/>
+        </w:trPr>
+        <w:tc>
+          <w:tcPr>
+            <w:tcW w:type="dxa" w:w="2800"/>
+            <w:tcBorders>
+              <w:top w:val="single" w:color="BFC8D2" w:sz="4"/>
+              <w:left w:val="single" w:color="BFC8D2" w:sz="4"/>
+              <w:bottom w:val="single" w:color="BFC8D2" w:sz="4"/>
+              <w:right w:val="single" w:color="BFC8D2" w:sz="4"/>
+            </w:tcBorders>
+            <w:tcMar>
+              <w:top w:type="dxa" w:w="70"/>
+              <w:left w:type="dxa" w:w="110"/>
+              <w:bottom w:type="dxa" w:w="70"/>
+              <w:right w:type="dxa" w:w="110"/>
+            </w:tcMar>
+          </w:tcPr>
+          <w:p>
+            <w:r>
+              <w:rPr>
+                <w:rFonts w:ascii="Calibri" w:cs="Calibri" w:eastAsia="Calibri" w:hAnsi="Calibri"/>
+                <w:b w:val="false"/>
+                <w:bCs w:val="false"/>
+                <w:color w:val="000000"/>
+                <w:sz w:val="20"/>
+                <w:szCs w:val="20"/>
+              </w:rPr>
+              <w:t xml:space="preserve">Warning (rule broken, stale rates)</w:t>
+            </w:r>
+          </w:p>
+        </w:tc>
+        <w:tc>
+          <w:tcPr>
+            <w:tcW w:type="dxa" w:w="1700"/>
+            <w:tcBorders>
+              <w:top w:val="single" w:color="BFC8D2" w:sz="4"/>
+              <w:left w:val="single" w:color="BFC8D2" w:sz="4"/>
+              <w:bottom w:val="single" w:color="BFC8D2" w:sz="4"/>
+              <w:right w:val="single" w:color="BFC8D2" w:sz="4"/>
+            </w:tcBorders>
+            <w:tcMar>
+              <w:top w:type="dxa" w:w="70"/>
+              <w:left w:type="dxa" w:w="110"/>
+              <w:bottom w:type="dxa" w:w="70"/>
+              <w:right w:type="dxa" w:w="110"/>
+            </w:tcMar>
+          </w:tcPr>
+          <w:p>
+            <w:r>
+              <w:rPr>
+                <w:rFonts w:ascii="Calibri" w:cs="Calibri" w:eastAsia="Calibri" w:hAnsi="Calibri"/>
+                <w:b w:val="false"/>
+                <w:bCs w:val="false"/>
+                <w:color w:val="000000"/>
+                <w:sz w:val="20"/>
+                <w:szCs w:val="20"/>
+              </w:rPr>
+              <w:t xml:space="preserve">warning</w:t>
+            </w:r>
+          </w:p>
+        </w:tc>
+        <w:tc>
+          <w:tcPr>
+            <w:tcW w:type="dxa" w:w="2569"/>
+            <w:tcBorders>
+              <w:top w:val="single" w:color="BFC8D2" w:sz="4"/>
+              <w:left w:val="single" w:color="BFC8D2" w:sz="4"/>
+              <w:bottom w:val="single" w:color="BFC8D2" w:sz="4"/>
+              <w:right w:val="single" w:color="BFC8D2" w:sz="4"/>
+            </w:tcBorders>
+            <w:tcMar>
+              <w:top w:type="dxa" w:w="70"/>
+              <w:left w:type="dxa" w:w="110"/>
+              <w:bottom w:type="dxa" w:w="70"/>
+              <w:right w:type="dxa" w:w="110"/>
+            </w:tcMar>
+          </w:tcPr>
+          <w:p>
+            <w:r>
+              <w:rPr>
+                <w:rFonts w:ascii="Calibri" w:cs="Calibri" w:eastAsia="Calibri" w:hAnsi="Calibri"/>
+                <w:b w:val="false"/>
+                <w:bCs w:val="false"/>
+                <w:color w:val="000000"/>
+                <w:sz w:val="20"/>
+                <w:szCs w:val="20"/>
+              </w:rPr>
+              <w:t xml:space="preserve">#D97706</w:t>
+            </w:r>
+          </w:p>
+        </w:tc>
+        <w:tc>
+          <w:tcPr>
+            <w:tcW w:type="dxa" w:w="2569"/>
+            <w:tcBorders>
+              <w:top w:val="single" w:color="BFC8D2" w:sz="4"/>
+              <w:left w:val="single" w:color="BFC8D2" w:sz="4"/>
+              <w:bottom w:val="single" w:color="BFC8D2" w:sz="4"/>
+              <w:right w:val="single" w:color="BFC8D2" w:sz="4"/>
+            </w:tcBorders>
+            <w:tcMar>
+              <w:top w:type="dxa" w:w="70"/>
+              <w:left w:type="dxa" w:w="110"/>
+              <w:bottom w:type="dxa" w:w="70"/>
+              <w:right w:type="dxa" w:w="110"/>
+            </w:tcMar>
+          </w:tcPr>
+          <w:p>
+            <w:r>
+              <w:rPr>
+                <w:rFonts w:ascii="Calibri" w:cs="Calibri" w:eastAsia="Calibri" w:hAnsi="Calibri"/>
+                <w:b w:val="false"/>
+                <w:bCs w:val="false"/>
+                <w:color w:val="000000"/>
+                <w:sz w:val="20"/>
+                <w:szCs w:val="20"/>
+              </w:rPr>
+              <w:t xml:space="preserve">#FBBF24</w:t>
+            </w:r>
+          </w:p>
+        </w:tc>
+      </w:tr>
+      <w:tr>
+        <w:trPr>
+          <w:cantSplit/>
+        </w:trPr>
+        <w:tc>
+          <w:tcPr>
+            <w:tcW w:type="dxa" w:w="2800"/>
+            <w:tcBorders>
+              <w:top w:val="single" w:color="BFC8D2" w:sz="4"/>
+              <w:left w:val="single" w:color="BFC8D2" w:sz="4"/>
+              <w:bottom w:val="single" w:color="BFC8D2" w:sz="4"/>
+              <w:right w:val="single" w:color="BFC8D2" w:sz="4"/>
+            </w:tcBorders>
+            <w:tcMar>
+              <w:top w:type="dxa" w:w="70"/>
+              <w:left w:type="dxa" w:w="110"/>
+              <w:bottom w:type="dxa" w:w="70"/>
+              <w:right w:type="dxa" w:w="110"/>
+            </w:tcMar>
+          </w:tcPr>
+          <w:p>
+            <w:r>
+              <w:rPr>
+                <w:rFonts w:ascii="Calibri" w:cs="Calibri" w:eastAsia="Calibri" w:hAnsi="Calibri"/>
+                <w:b w:val="false"/>
+                <w:bCs w:val="false"/>
+                <w:color w:val="000000"/>
+                <w:sz w:val="20"/>
+                <w:szCs w:val="20"/>
+              </w:rPr>
+              <w:t xml:space="preserve">Text on primary buttons</w:t>
+            </w:r>
+          </w:p>
+        </w:tc>
+        <w:tc>
+          <w:tcPr>
+            <w:tcW w:type="dxa" w:w="1700"/>
+            <w:tcBorders>
+              <w:top w:val="single" w:color="BFC8D2" w:sz="4"/>
+              <w:left w:val="single" w:color="BFC8D2" w:sz="4"/>
+              <w:bottom w:val="single" w:color="BFC8D2" w:sz="4"/>
+              <w:right w:val="single" w:color="BFC8D2" w:sz="4"/>
+            </w:tcBorders>
+            <w:tcMar>
+              <w:top w:type="dxa" w:w="70"/>
+              <w:left w:type="dxa" w:w="110"/>
+              <w:bottom w:type="dxa" w:w="70"/>
+              <w:right w:type="dxa" w:w="110"/>
+            </w:tcMar>
+          </w:tcPr>
+          <w:p>
+            <w:r>
+              <w:rPr>
+                <w:rFonts w:ascii="Calibri" w:cs="Calibri" w:eastAsia="Calibri" w:hAnsi="Calibri"/>
+                <w:b w:val="false"/>
+                <w:bCs w:val="false"/>
+                <w:color w:val="000000"/>
+                <w:sz w:val="20"/>
+                <w:szCs w:val="20"/>
+              </w:rPr>
+              <w:t xml:space="preserve">on-primary</w:t>
+            </w:r>
+          </w:p>
+        </w:tc>
+        <w:tc>
+          <w:tcPr>
+            <w:tcW w:type="dxa" w:w="2569"/>
+            <w:tcBorders>
+              <w:top w:val="single" w:color="BFC8D2" w:sz="4"/>
+              <w:left w:val="single" w:color="BFC8D2" w:sz="4"/>
+              <w:bottom w:val="single" w:color="BFC8D2" w:sz="4"/>
+              <w:right w:val="single" w:color="BFC8D2" w:sz="4"/>
+            </w:tcBorders>
+            <w:tcMar>
+              <w:top w:type="dxa" w:w="70"/>
+              <w:left w:type="dxa" w:w="110"/>
+              <w:bottom w:type="dxa" w:w="70"/>
+              <w:right w:type="dxa" w:w="110"/>
+            </w:tcMar>
+          </w:tcPr>
+          <w:p>
+            <w:r>
+              <w:rPr>
+                <w:rFonts w:ascii="Calibri" w:cs="Calibri" w:eastAsia="Calibri" w:hAnsi="Calibri"/>
+                <w:b w:val="false"/>
+                <w:bCs w:val="false"/>
+                <w:color w:val="000000"/>
+                <w:sz w:val="20"/>
+                <w:szCs w:val="20"/>
+              </w:rPr>
+              <w:t xml:space="preserve">#FFFFFF</w:t>
+            </w:r>
+          </w:p>
+        </w:tc>
+        <w:tc>
+          <w:tcPr>
+            <w:tcW w:type="dxa" w:w="2569"/>
+            <w:tcBorders>
+              <w:top w:val="single" w:color="BFC8D2" w:sz="4"/>
+              <w:left w:val="single" w:color="BFC8D2" w:sz="4"/>
+              <w:bottom w:val="single" w:color="BFC8D2" w:sz="4"/>
+              <w:right w:val="single" w:color="BFC8D2" w:sz="4"/>
+            </w:tcBorders>
+            <w:tcMar>
+              <w:top w:type="dxa" w:w="70"/>
+              <w:left w:type="dxa" w:w="110"/>
+              <w:bottom w:type="dxa" w:w="70"/>
+              <w:right w:type="dxa" w:w="110"/>
+            </w:tcMar>
+          </w:tcPr>
+          <w:p>
+            <w:r>
+              <w:rPr>
+                <w:rFonts w:ascii="Calibri" w:cs="Calibri" w:eastAsia="Calibri" w:hAnsi="Calibri"/>
+                <w:b w:val="false"/>
+                <w:bCs w:val="false"/>
+                <w:color w:val="000000"/>
+                <w:sz w:val="20"/>
+                <w:szCs w:val="20"/>
+              </w:rPr>
+              <w:t xml:space="preserve">#0B1220</w:t>
+            </w:r>
+          </w:p>
+        </w:tc>
+      </w:tr>
+      <w:tr>
+        <w:trPr>
+          <w:cantSplit/>
+        </w:trPr>
+        <w:tc>
+          <w:tcPr>
+            <w:tcW w:type="dxa" w:w="2800"/>
+            <w:tcBorders>
+              <w:top w:val="single" w:color="BFC8D2" w:sz="4"/>
+              <w:left w:val="single" w:color="BFC8D2" w:sz="4"/>
+              <w:bottom w:val="single" w:color="BFC8D2" w:sz="4"/>
+              <w:right w:val="single" w:color="BFC8D2" w:sz="4"/>
+            </w:tcBorders>
+            <w:tcMar>
+              <w:top w:type="dxa" w:w="70"/>
+              <w:left w:type="dxa" w:w="110"/>
+              <w:bottom w:type="dxa" w:w="70"/>
+              <w:right w:type="dxa" w:w="110"/>
+            </w:tcMar>
+          </w:tcPr>
+          <w:p>
+            <w:r>
+              <w:rPr>
+                <w:rFonts w:ascii="Calibri" w:cs="Calibri" w:eastAsia="Calibri" w:hAnsi="Calibri"/>
+                <w:b w:val="false"/>
+                <w:bCs w:val="false"/>
+                <w:color w:val="000000"/>
+                <w:sz w:val="20"/>
+                <w:szCs w:val="20"/>
+              </w:rPr>
+              <w:t xml:space="preserve">Small profit text</w:t>
+            </w:r>
+          </w:p>
+        </w:tc>
+        <w:tc>
+          <w:tcPr>
+            <w:tcW w:type="dxa" w:w="1700"/>
+            <w:tcBorders>
+              <w:top w:val="single" w:color="BFC8D2" w:sz="4"/>
+              <w:left w:val="single" w:color="BFC8D2" w:sz="4"/>
+              <w:bottom w:val="single" w:color="BFC8D2" w:sz="4"/>
+              <w:right w:val="single" w:color="BFC8D2" w:sz="4"/>
+            </w:tcBorders>
+            <w:tcMar>
+              <w:top w:type="dxa" w:w="70"/>
+              <w:left w:type="dxa" w:w="110"/>
+              <w:bottom w:type="dxa" w:w="70"/>
+              <w:right w:type="dxa" w:w="110"/>
+            </w:tcMar>
+          </w:tcPr>
+          <w:p>
+            <w:r>
+              <w:rPr>
+                <w:rFonts w:ascii="Calibri" w:cs="Calibri" w:eastAsia="Calibri" w:hAnsi="Calibri"/>
+                <w:b w:val="false"/>
+                <w:bCs w:val="false"/>
+                <w:color w:val="000000"/>
+                <w:sz w:val="20"/>
+                <w:szCs w:val="20"/>
+              </w:rPr>
+              <w:t xml:space="preserve">profit-text</w:t>
+            </w:r>
+          </w:p>
+        </w:tc>
+        <w:tc>
+          <w:tcPr>
+            <w:tcW w:type="dxa" w:w="2569"/>
+            <w:tcBorders>
+              <w:top w:val="single" w:color="BFC8D2" w:sz="4"/>
+              <w:left w:val="single" w:color="BFC8D2" w:sz="4"/>
+              <w:bottom w:val="single" w:color="BFC8D2" w:sz="4"/>
+              <w:right w:val="single" w:color="BFC8D2" w:sz="4"/>
+            </w:tcBorders>
+            <w:tcMar>
+              <w:top w:type="dxa" w:w="70"/>
+              <w:left w:type="dxa" w:w="110"/>
+              <w:bottom w:type="dxa" w:w="70"/>
+              <w:right w:type="dxa" w:w="110"/>
+            </w:tcMar>
+          </w:tcPr>
+          <w:p>
+            <w:r>
+              <w:rPr>
+                <w:rFonts w:ascii="Calibri" w:cs="Calibri" w:eastAsia="Calibri" w:hAnsi="Calibri"/>
+                <w:b w:val="false"/>
+                <w:bCs w:val="false"/>
+                <w:color w:val="000000"/>
+                <w:sz w:val="20"/>
+                <w:szCs w:val="20"/>
+              </w:rPr>
+              <w:t xml:space="preserve">#15803D</w:t>
+            </w:r>
+          </w:p>
+        </w:tc>
+        <w:tc>
+          <w:tcPr>
+            <w:tcW w:type="dxa" w:w="2569"/>
+            <w:tcBorders>
+              <w:top w:val="single" w:color="BFC8D2" w:sz="4"/>
+              <w:left w:val="single" w:color="BFC8D2" w:sz="4"/>
+              <w:bottom w:val="single" w:color="BFC8D2" w:sz="4"/>
+              <w:right w:val="single" w:color="BFC8D2" w:sz="4"/>
+            </w:tcBorders>
+            <w:tcMar>
+              <w:top w:type="dxa" w:w="70"/>
+              <w:left w:type="dxa" w:w="110"/>
+              <w:bottom w:type="dxa" w:w="70"/>
+              <w:right w:type="dxa" w:w="110"/>
+            </w:tcMar>
+          </w:tcPr>
+          <w:p>
+            <w:r>
+              <w:rPr>
+                <w:rFonts w:ascii="Calibri" w:cs="Calibri" w:eastAsia="Calibri" w:hAnsi="Calibri"/>
+                <w:b w:val="false"/>
+                <w:bCs w:val="false"/>
+                <w:color w:val="000000"/>
+                <w:sz w:val="20"/>
+                <w:szCs w:val="20"/>
+              </w:rPr>
+              <w:t xml:space="preserve">#4ADE80</w:t>
+            </w:r>
+          </w:p>
+        </w:tc>
+      </w:tr>
+      <w:tr>
+        <w:trPr>
+          <w:cantSplit/>
+        </w:trPr>
+        <w:tc>
+          <w:tcPr>
+            <w:tcW w:type="dxa" w:w="2800"/>
+            <w:tcBorders>
+              <w:top w:val="single" w:color="BFC8D2" w:sz="4"/>
+              <w:left w:val="single" w:color="BFC8D2" w:sz="4"/>
+              <w:bottom w:val="single" w:color="BFC8D2" w:sz="4"/>
+              <w:right w:val="single" w:color="BFC8D2" w:sz="4"/>
+            </w:tcBorders>
+            <w:tcMar>
+              <w:top w:type="dxa" w:w="70"/>
+              <w:left w:type="dxa" w:w="110"/>
+              <w:bottom w:type="dxa" w:w="70"/>
+              <w:right w:type="dxa" w:w="110"/>
+            </w:tcMar>
+          </w:tcPr>
+          <w:p>
+            <w:r>
+              <w:rPr>
+                <w:rFonts w:ascii="Calibri" w:cs="Calibri" w:eastAsia="Calibri" w:hAnsi="Calibri"/>
+                <w:b w:val="false"/>
+                <w:bCs w:val="false"/>
+                <w:color w:val="000000"/>
+                <w:sz w:val="20"/>
+                <w:szCs w:val="20"/>
+              </w:rPr>
+              <w:t xml:space="preserve">Small warning text</w:t>
+            </w:r>
+          </w:p>
+        </w:tc>
+        <w:tc>
+          <w:tcPr>
+            <w:tcW w:type="dxa" w:w="1700"/>
+            <w:tcBorders>
+              <w:top w:val="single" w:color="BFC8D2" w:sz="4"/>
+              <w:left w:val="single" w:color="BFC8D2" w:sz="4"/>
+              <w:bottom w:val="single" w:color="BFC8D2" w:sz="4"/>
+              <w:right w:val="single" w:color="BFC8D2" w:sz="4"/>
+            </w:tcBorders>
+            <w:tcMar>
+              <w:top w:type="dxa" w:w="70"/>
+              <w:left w:type="dxa" w:w="110"/>
+              <w:bottom w:type="dxa" w:w="70"/>
+              <w:right w:type="dxa" w:w="110"/>
+            </w:tcMar>
+          </w:tcPr>
+          <w:p>
+            <w:r>
+              <w:rPr>
+                <w:rFonts w:ascii="Calibri" w:cs="Calibri" w:eastAsia="Calibri" w:hAnsi="Calibri"/>
+                <w:b w:val="false"/>
+                <w:bCs w:val="false"/>
+                <w:color w:val="000000"/>
+                <w:sz w:val="20"/>
+                <w:szCs w:val="20"/>
+              </w:rPr>
+              <w:t xml:space="preserve">warning-text</w:t>
+            </w:r>
+          </w:p>
+        </w:tc>
+        <w:tc>
+          <w:tcPr>
+            <w:tcW w:type="dxa" w:w="2569"/>
+            <w:tcBorders>
+              <w:top w:val="single" w:color="BFC8D2" w:sz="4"/>
+              <w:left w:val="single" w:color="BFC8D2" w:sz="4"/>
+              <w:bottom w:val="single" w:color="BFC8D2" w:sz="4"/>
+              <w:right w:val="single" w:color="BFC8D2" w:sz="4"/>
+            </w:tcBorders>
+            <w:tcMar>
+              <w:top w:type="dxa" w:w="70"/>
+              <w:left w:type="dxa" w:w="110"/>
+              <w:bottom w:type="dxa" w:w="70"/>
+              <w:right w:type="dxa" w:w="110"/>
+            </w:tcMar>
+          </w:tcPr>
+          <w:p>
+            <w:r>
+              <w:rPr>
+                <w:rFonts w:ascii="Calibri" w:cs="Calibri" w:eastAsia="Calibri" w:hAnsi="Calibri"/>
+                <w:b w:val="false"/>
+                <w:bCs w:val="false"/>
+                <w:color w:val="000000"/>
+                <w:sz w:val="20"/>
+                <w:szCs w:val="20"/>
+              </w:rPr>
+              <w:t xml:space="preserve">#B45309</w:t>
+            </w:r>
+          </w:p>
+        </w:tc>
+        <w:tc>
+          <w:tcPr>
+            <w:tcW w:type="dxa" w:w="2569"/>
+            <w:tcBorders>
+              <w:top w:val="single" w:color="BFC8D2" w:sz="4"/>
+              <w:left w:val="single" w:color="BFC8D2" w:sz="4"/>
+              <w:bottom w:val="single" w:color="BFC8D2" w:sz="4"/>
+              <w:right w:val="single" w:color="BFC8D2" w:sz="4"/>
+            </w:tcBorders>
+            <w:tcMar>
+              <w:top w:type="dxa" w:w="70"/>
+              <w:left w:type="dxa" w:w="110"/>
+              <w:bottom w:type="dxa" w:w="70"/>
+              <w:right w:type="dxa" w:w="110"/>
+            </w:tcMar>
+          </w:tcPr>
+          <w:p>
+            <w:r>
+              <w:rPr>
+                <w:rFonts w:ascii="Calibri" w:cs="Calibri" w:eastAsia="Calibri" w:hAnsi="Calibri"/>
+                <w:b w:val="false"/>
+                <w:bCs w:val="false"/>
+                <w:color w:val="000000"/>
+                <w:sz w:val="20"/>
+                <w:szCs w:val="20"/>
+              </w:rPr>
+              <w:t xml:space="preserve">#FBBF24</w:t>
+            </w:r>
+          </w:p>
+        </w:tc>
+      </w:tr>
+    </w:tbl>
+    <w:p>
+      <w:pPr>
+        <w:spacing w:after="80"/>
+      </w:pPr>
+    </w:p>
+    <w:p>
+      <w:pPr>
+        <w:spacing w:after="100"/>
+      </w:pPr>
+      <w:r>
+        <w:rPr>
+          <w:rFonts w:ascii="Calibri" w:cs="Calibri" w:eastAsia="Calibri" w:hAnsi="Calibri"/>
+          <w:sz w:val="22"/>
+          <w:szCs w:val="22"/>
+        </w:rPr>
+        <w:t xml:space="preserve">The last three rows are additions to the palette. By estimate, profit and warning are only about 3.3:1 and 3.2:1 on white, below the 4.5:1 needed for small text. Verify with a contrast checker.</w:t>
+      </w:r>
+    </w:p>
+    <w:p>
+      <w:pPr>
+        <w:pStyle w:val="Heading2"/>
+        <w:spacing w:after="80" w:before="220"/>
+      </w:pPr>
+      <w:r>
+        <w:rPr>
+          <w:rFonts w:ascii="Calibri" w:cs="Calibri" w:eastAsia="Calibri" w:hAnsi="Calibri"/>
+          <w:b/>
+          <w:bCs/>
+          <w:color w:val="2E5C8A"/>
+          <w:sz w:val="24"/>
+          <w:szCs w:val="24"/>
+        </w:rPr>
+        <w:t xml:space="preserve">Rules</w:t>
+      </w:r>
+    </w:p>
+    <w:p>
+      <w:pPr>
+        <w:pStyle w:val="ListParagraph"/>
+        <w:numPr>
+          <w:ilvl w:val="0"/>
+          <w:numId w:val="2"/>
+        </w:numPr>
+        <w:spacing w:after="50"/>
+      </w:pPr>
+      <w:r>
+        <w:rPr>
+          <w:rFonts w:ascii="Calibri" w:cs="Calibri" w:eastAsia="Calibri" w:hAnsi="Calibri"/>
+          <w:sz w:val="22"/>
+          <w:szCs w:val="22"/>
+        </w:rPr>
+        <w:t xml:space="preserve">Use profit and warning for icons, badges, charts and large numbers. Use profit-text and warning-text for small numbers in tables.</w:t>
+      </w:r>
+    </w:p>
+    <w:p>
+      <w:pPr>
+        <w:pStyle w:val="ListParagraph"/>
+        <w:numPr>
+          <w:ilvl w:val="0"/>
+          <w:numId w:val="2"/>
+        </w:numPr>
+        <w:spacing w:after="50"/>
+      </w:pPr>
+      <w:r>
+        <w:rPr>
+          <w:rFonts w:ascii="Calibri" w:cs="Calibri" w:eastAsia="Calibri" w:hAnsi="Calibri"/>
+          <w:sz w:val="22"/>
+          <w:szCs w:val="22"/>
+        </w:rPr>
+        <w:t xml:space="preserve">Profit and loss are never shown by colour alone. Always add a +/- sign or an arrow icon.</w:t>
+      </w:r>
+    </w:p>
+    <w:p>
+      <w:pPr>
+        <w:pStyle w:val="ListParagraph"/>
+        <w:numPr>
+          <w:ilvl w:val="0"/>
+          <w:numId w:val="2"/>
+        </w:numPr>
+        <w:spacing w:after="50"/>
+      </w:pPr>
+      <w:r>
+        <w:rPr>
+          <w:rFonts w:ascii="Calibri" w:cs="Calibri" w:eastAsia="Calibri" w:hAnsi="Calibri"/>
+          <w:sz w:val="22"/>
+          <w:szCs w:val="22"/>
+        </w:rPr>
+        <w:t xml:space="preserve">Green and red are for results only. Everything else uses primary, neutral or warning.</w:t>
+      </w:r>
+    </w:p>
+    <w:p>
+      <w:pPr>
+        <w:pStyle w:val="ListParagraph"/>
+        <w:numPr>
+          <w:ilvl w:val="0"/>
+          <w:numId w:val="2"/>
+        </w:numPr>
+        <w:spacing w:after="50"/>
+      </w:pPr>
+      <w:r>
+        <w:rPr>
+          <w:rFonts w:ascii="Calibri" w:cs="Calibri" w:eastAsia="Calibri" w:hAnsi="Calibri"/>
+          <w:sz w:val="22"/>
+          <w:szCs w:val="22"/>
+        </w:rPr>
+        <w:t xml:space="preserve">Charts read the variables at runtime, so Chart.js recolours on theme change. The equity line is primary, grid lines are border, labels are muted.</w:t>
+      </w:r>
+    </w:p>
+    <w:p>
+      <w:pPr>
+        <w:pStyle w:val="ListParagraph"/>
+        <w:numPr>
+          <w:ilvl w:val="0"/>
+          <w:numId w:val="2"/>
+        </w:numPr>
+        <w:spacing w:after="50"/>
+      </w:pPr>
+      <w:r>
+        <w:rPr>
+          <w:rFonts w:ascii="Calibri" w:cs="Calibri" w:eastAsia="Calibri" w:hAnsi="Calibri"/>
+          <w:sz w:val="22"/>
+          <w:szCs w:val="22"/>
+        </w:rPr>
+        <w:t xml:space="preserve">Calendar cells use tinted profit or loss backgrounds with a sign.</w:t>
+      </w:r>
+    </w:p>
+    <w:p>
+      <w:pPr>
+        <w:pStyle w:val="ListParagraph"/>
+        <w:numPr>
+          <w:ilvl w:val="0"/>
+          <w:numId w:val="2"/>
+        </w:numPr>
+        <w:spacing w:after="50"/>
+      </w:pPr>
+      <w:r>
+        <w:rPr>
+          <w:rFonts w:ascii="Calibri" w:cs="Calibri" w:eastAsia="Calibri" w:hAnsi="Calibri"/>
+          <w:sz w:val="22"/>
+          <w:szCs w:val="22"/>
+        </w:rPr>
+        <w:t xml:space="preserve">Numbers use JetBrains Mono with tabular figures.</w:t>
+      </w:r>
+    </w:p>
+    <w:p>
+      <w:pPr>
+        <w:pStyle w:val="ListParagraph"/>
+        <w:numPr>
+          <w:ilvl w:val="0"/>
+          <w:numId w:val="2"/>
+        </w:numPr>
+        <w:spacing w:after="50"/>
+      </w:pPr>
+      <w:r>
+        <w:rPr>
+          <w:rFonts w:ascii="Calibri" w:cs="Calibri" w:eastAsia="Calibri" w:hAnsi="Calibri"/>
+          <w:sz w:val="22"/>
+          <w:szCs w:val="22"/>
+        </w:rPr>
+        <w:t xml:space="preserve">Hugeicons inherit the text colour.</w:t>
+      </w:r>
+    </w:p>
+    <w:p>
+      <w:pPr>
+        <w:pStyle w:val="Heading1"/>
+        <w:spacing w:after="120" w:before="320"/>
+      </w:pPr>
+      <w:r>
+        <w:rPr>
+          <w:rFonts w:ascii="Calibri" w:cs="Calibri" w:eastAsia="Calibri" w:hAnsi="Calibri"/>
+          <w:b/>
+          <w:bCs/>
+          <w:color w:val="1F3A5F"/>
+          <w:sz w:val="30"/>
+          <w:szCs w:val="30"/>
+        </w:rPr>
+        <w:t xml:space="preserve">5. Routing and auth</w:t>
+      </w:r>
+    </w:p>
+    <w:p>
+      <w:pPr>
+        <w:pStyle w:val="ListParagraph"/>
+        <w:numPr>
+          <w:ilvl w:val="0"/>
+          <w:numId w:val="3"/>
+        </w:numPr>
+        <w:spacing w:after="50"/>
+      </w:pPr>
+      <w:r>
+        <w:rPr>
+          <w:rFonts w:ascii="Calibri" w:cs="Calibri" w:eastAsia="Calibri" w:hAnsi="Calibri"/>
+          <w:sz w:val="22"/>
+          <w:szCs w:val="22"/>
+        </w:rPr>
+        <w:t xml:space="preserve">Login and signup happen in the browser through Supabase Auth. One login page at /login for everyone.</w:t>
+      </w:r>
+    </w:p>
+    <w:p>
+      <w:pPr>
+        <w:pStyle w:val="ListParagraph"/>
+        <w:numPr>
+          <w:ilvl w:val="0"/>
+          <w:numId w:val="3"/>
+        </w:numPr>
+        <w:spacing w:after="50"/>
+      </w:pPr>
+      <w:r>
+        <w:rPr>
+          <w:rFonts w:ascii="Calibri" w:cs="Calibri" w:eastAsia="Calibri" w:hAnsi="Calibri"/>
+          <w:sz w:val="22"/>
+          <w:szCs w:val="22"/>
+        </w:rPr>
+        <w:t xml:space="preserve">After login or signup, call POST /auth/sync (the fallback that creates the profile), then GET /me.</w:t>
+      </w:r>
+    </w:p>
+    <w:p>
+      <w:pPr>
+        <w:pStyle w:val="ListParagraph"/>
+        <w:numPr>
+          <w:ilvl w:val="0"/>
+          <w:numId w:val="3"/>
+        </w:numPr>
+        <w:spacing w:after="50"/>
+      </w:pPr>
+      <w:r>
+        <w:rPr>
+          <w:rFonts w:ascii="Calibri" w:cs="Calibri" w:eastAsia="Calibri" w:hAnsi="Calibri"/>
+          <w:sz w:val="22"/>
+          <w:szCs w:val="22"/>
+        </w:rPr>
+        <w:t xml:space="preserve">Redirect by role: admin to /admin, user to /dashboard.</w:t>
+      </w:r>
+    </w:p>
+    <w:p>
+      <w:pPr>
+        <w:pStyle w:val="ListParagraph"/>
+        <w:numPr>
+          <w:ilvl w:val="0"/>
+          <w:numId w:val="3"/>
+        </w:numPr>
+        <w:spacing w:after="50"/>
+      </w:pPr>
+      <w:r>
+        <w:rPr>
+          <w:rFonts w:ascii="Calibri" w:cs="Calibri" w:eastAsia="Calibri" w:hAnsi="Calibri"/>
+          <w:sz w:val="22"/>
+          <w:szCs w:val="22"/>
+        </w:rPr>
+        <w:t xml:space="preserve">Route middleware: auth protects the user pages, admin protects everything under /admin, and guest keeps signed-in users off /login and /signup.</w:t>
+      </w:r>
+    </w:p>
+    <w:p>
+      <w:pPr>
+        <w:pStyle w:val="ListParagraph"/>
+        <w:numPr>
+          <w:ilvl w:val="0"/>
+          <w:numId w:val="3"/>
+        </w:numPr>
+        <w:spacing w:after="50"/>
+      </w:pPr>
+      <w:r>
+        <w:rPr>
+          <w:rFonts w:ascii="Calibri" w:cs="Calibri" w:eastAsia="Calibri" w:hAnsi="Calibri"/>
+          <w:sz w:val="22"/>
+          <w:szCs w:val="22"/>
+        </w:rPr>
+        <w:t xml:space="preserve">Error handling in one place: 401 logs the user out, 403 "account suspended" shows a suspended page, and 429 shows "too many requests, try again shortly".</w:t>
+      </w:r>
+    </w:p>
+    <w:p>
+      <w:pPr>
+        <w:pStyle w:val="ListParagraph"/>
+        <w:numPr>
+          <w:ilvl w:val="0"/>
+          <w:numId w:val="3"/>
+        </w:numPr>
+        <w:spacing w:after="50"/>
+      </w:pPr>
+      <w:r>
+        <w:rPr>
+          <w:rFonts w:ascii="Calibri" w:cs="Calibri" w:eastAsia="Calibri" w:hAnsi="Calibri"/>
+          <w:sz w:val="22"/>
+          <w:szCs w:val="22"/>
+        </w:rPr>
+        <w:t xml:space="preserve">The redirect away from /admin is only for experience. The API enforces roles.</w:t>
+      </w:r>
+    </w:p>
+    <w:p>
+      <w:pPr>
+        <w:pStyle w:val="ListParagraph"/>
+        <w:numPr>
+          <w:ilvl w:val="0"/>
+          <w:numId w:val="3"/>
+        </w:numPr>
+        <w:spacing w:after="50"/>
+      </w:pPr>
+      <w:r>
+        <w:rPr>
+          <w:rFonts w:ascii="Calibri" w:cs="Calibri" w:eastAsia="Calibri" w:hAnsi="Calibri"/>
+          <w:sz w:val="22"/>
+          <w:szCs w:val="22"/>
+        </w:rPr>
+        <w:t xml:space="preserve">When maintenance_mode is on, show a maintenance page. When allow_signups is off, hide the signup page and links.</w:t>
+      </w:r>
+    </w:p>
+    <w:p>
+      <w:pPr>
+        <w:pStyle w:val="Heading1"/>
+        <w:spacing w:after="120" w:before="320"/>
+      </w:pPr>
+      <w:r>
+        <w:rPr>
+          <w:rFonts w:ascii="Calibri" w:cs="Calibri" w:eastAsia="Calibri" w:hAnsi="Calibri"/>
+          <w:b/>
+          <w:bCs/>
+          <w:color w:val="1F3A5F"/>
+          <w:sz w:val="30"/>
+          <w:szCs w:val="30"/>
+        </w:rPr>
+        <w:t xml:space="preserve">6. Pages</w:t>
       </w:r>
     </w:p>
     <w:tbl>
@@ -530,7 +3853,7 @@
                 <w:sz w:val="20"/>
                 <w:szCs w:val="20"/>
               </w:rPr>
-              <w:t xml:space="preserve">/ (home), /login, /signup, /forgot-password, /reset-password, /verify-email</w:t>
+              <w:t xml:space="preserve">/ (home), /login, /signup, /forgot-password, /reset-password, /verify-email, /suspended</w:t>
             </w:r>
           </w:p>
         </w:tc>
@@ -595,7 +3918,7 @@
                 <w:sz w:val="20"/>
                 <w:szCs w:val="20"/>
               </w:rPr>
-              <w:t xml:space="preserve">/dashboard, /trades, /trades/new, /trades/[id], /trades/[id]/edit, /accounts, /setups, /settings</w:t>
+              <w:t xml:space="preserve">/dashboard, /trades, /trades/new, /trades/[id], /trades/[id]/edit, /accounts, /setups, /tags, /settings</w:t>
             </w:r>
           </w:p>
         </w:tc>
@@ -660,7 +3983,7 @@
                 <w:sz w:val="20"/>
                 <w:szCs w:val="20"/>
               </w:rPr>
-              <w:t xml:space="preserve">/admin (overview), /admin/users, /admin/journals, /admin/settings</w:t>
+              <w:t xml:space="preserve">/admin (overview), /admin/users, /admin/journals, /admin/settings, /admin/audit</w:t>
             </w:r>
           </w:p>
         </w:tc>
@@ -685,61 +4008,61 @@
           <w:sz w:val="30"/>
           <w:szCs w:val="30"/>
         </w:rPr>
-        <w:t xml:space="preserve">5. Home page</w:t>
-      </w:r>
-    </w:p>
-    <w:p>
-      <w:pPr>
-        <w:pStyle w:val="ListParagraph"/>
-        <w:numPr>
-          <w:ilvl w:val="0"/>
-          <w:numId w:val="2"/>
-        </w:numPr>
-        <w:spacing w:after="50"/>
-      </w:pPr>
-      <w:r>
-        <w:rPr>
-          <w:rFonts w:ascii="Calibri" w:cs="Calibri" w:eastAsia="Calibri" w:hAnsi="Calibri"/>
-          <w:sz w:val="22"/>
-          <w:szCs w:val="22"/>
-        </w:rPr>
-        <w:t xml:space="preserve">Hero with site name, tagline and logo from site settings.</w:t>
-      </w:r>
-    </w:p>
-    <w:p>
-      <w:pPr>
-        <w:pStyle w:val="ListParagraph"/>
-        <w:numPr>
-          <w:ilvl w:val="0"/>
-          <w:numId w:val="2"/>
-        </w:numPr>
-        <w:spacing w:after="50"/>
-      </w:pPr>
-      <w:r>
-        <w:rPr>
-          <w:rFonts w:ascii="Calibri" w:cs="Calibri" w:eastAsia="Calibri" w:hAnsi="Calibri"/>
-          <w:sz w:val="22"/>
-          <w:szCs w:val="22"/>
-        </w:rPr>
-        <w:t xml:space="preserve">Live prices strip: pair, price, and "updated X min ago". Refetches every 60 seconds and shows a stale badge when the API says so.</w:t>
-      </w:r>
-    </w:p>
-    <w:p>
-      <w:pPr>
-        <w:pStyle w:val="ListParagraph"/>
-        <w:numPr>
-          <w:ilvl w:val="0"/>
-          <w:numId w:val="2"/>
-        </w:numPr>
-        <w:spacing w:after="50"/>
-      </w:pPr>
-      <w:r>
-        <w:rPr>
-          <w:rFonts w:ascii="Calibri" w:cs="Calibri" w:eastAsia="Calibri" w:hAnsi="Calibri"/>
-          <w:sz w:val="22"/>
-          <w:szCs w:val="22"/>
-        </w:rPr>
-        <w:t xml:space="preserve">Recent journals grid: display name, pair, direction, setup, win or loss, R-multiple and first image.</w:t>
+        <w:t xml:space="preserve">7. Home page</w:t>
+      </w:r>
+    </w:p>
+    <w:p>
+      <w:pPr>
+        <w:pStyle w:val="ListParagraph"/>
+        <w:numPr>
+          <w:ilvl w:val="0"/>
+          <w:numId w:val="2"/>
+        </w:numPr>
+        <w:spacing w:after="50"/>
+      </w:pPr>
+      <w:r>
+        <w:rPr>
+          <w:rFonts w:ascii="Calibri" w:cs="Calibri" w:eastAsia="Calibri" w:hAnsi="Calibri"/>
+          <w:sz w:val="22"/>
+          <w:szCs w:val="22"/>
+        </w:rPr>
+        <w:t xml:space="preserve">Site name, tagline and logo from GET /public/site-settings. It returns full asset URLs, so use them as they are.</w:t>
+      </w:r>
+    </w:p>
+    <w:p>
+      <w:pPr>
+        <w:pStyle w:val="ListParagraph"/>
+        <w:numPr>
+          <w:ilvl w:val="0"/>
+          <w:numId w:val="2"/>
+        </w:numPr>
+        <w:spacing w:after="50"/>
+      </w:pPr>
+      <w:r>
+        <w:rPr>
+          <w:rFonts w:ascii="Calibri" w:cs="Calibri" w:eastAsia="Calibri" w:hAnsi="Calibri"/>
+          <w:sz w:val="22"/>
+          <w:szCs w:val="22"/>
+        </w:rPr>
+        <w:t xml:space="preserve">Live prices strip from GET /public/rates: pair, price, and "updated X min ago". Refetch every 60 seconds. When stale is true, show a warning-coloured badge.</w:t>
+      </w:r>
+    </w:p>
+    <w:p>
+      <w:pPr>
+        <w:pStyle w:val="ListParagraph"/>
+        <w:numPr>
+          <w:ilvl w:val="0"/>
+          <w:numId w:val="2"/>
+        </w:numPr>
+        <w:spacing w:after="50"/>
+      </w:pPr>
+      <w:r>
+        <w:rPr>
+          <w:rFonts w:ascii="Calibri" w:cs="Calibri" w:eastAsia="Calibri" w:hAnsi="Calibri"/>
+          <w:sz w:val="22"/>
+          <w:szCs w:val="22"/>
+        </w:rPr>
+        <w:t xml:space="preserve">Recent journals grid from GET /public/journals. Cards show only the safe fields the backend sends: pair, direction, setup, win or loss, R-multiple, first image. No money or lot size anywhere.</w:t>
       </w:r>
     </w:p>
     <w:p>
@@ -758,24 +4081,6 @@
           <w:szCs w:val="22"/>
         </w:rPr>
         <w:t xml:space="preserve">Risk disclaimer in the footer.</w:t>
-      </w:r>
-    </w:p>
-    <w:p>
-      <w:pPr>
-        <w:pStyle w:val="ListParagraph"/>
-        <w:numPr>
-          <w:ilvl w:val="0"/>
-          <w:numId w:val="2"/>
-        </w:numPr>
-        <w:spacing w:after="50"/>
-      </w:pPr>
-      <w:r>
-        <w:rPr>
-          <w:rFonts w:ascii="Calibri" w:cs="Calibri" w:eastAsia="Calibri" w:hAnsi="Calibri"/>
-          <w:sz w:val="22"/>
-          <w:szCs w:val="22"/>
-        </w:rPr>
-        <w:t xml:space="preserve">Maintenance page when maintenance_mode is on. Signup hidden when allow_signups is off.</w:t>
       </w:r>
     </w:p>
     <w:p>
@@ -792,97 +4097,115 @@
           <w:sz w:val="30"/>
           <w:szCs w:val="30"/>
         </w:rPr>
-        <w:t xml:space="preserve">6. User dashboard</w:t>
-      </w:r>
-    </w:p>
-    <w:p>
-      <w:pPr>
-        <w:pStyle w:val="ListParagraph"/>
-        <w:numPr>
-          <w:ilvl w:val="0"/>
-          <w:numId w:val="2"/>
-        </w:numPr>
-        <w:spacing w:after="50"/>
-      </w:pPr>
-      <w:r>
-        <w:rPr>
-          <w:rFonts w:ascii="Calibri" w:cs="Calibri" w:eastAsia="Calibri" w:hAnsi="Calibri"/>
-          <w:sz w:val="22"/>
-          <w:szCs w:val="22"/>
-        </w:rPr>
-        <w:t xml:space="preserve">Stat cards: win rate, average R, expectancy, max drawdown, rule-following rate.</w:t>
-      </w:r>
-    </w:p>
-    <w:p>
-      <w:pPr>
-        <w:pStyle w:val="ListParagraph"/>
-        <w:numPr>
-          <w:ilvl w:val="0"/>
-          <w:numId w:val="2"/>
-        </w:numPr>
-        <w:spacing w:after="50"/>
-      </w:pPr>
-      <w:r>
-        <w:rPr>
-          <w:rFonts w:ascii="Calibri" w:cs="Calibri" w:eastAsia="Calibri" w:hAnsi="Calibri"/>
-          <w:sz w:val="22"/>
-          <w:szCs w:val="22"/>
-        </w:rPr>
-        <w:t xml:space="preserve">Equity curve chart.</w:t>
-      </w:r>
-    </w:p>
-    <w:p>
-      <w:pPr>
-        <w:pStyle w:val="ListParagraph"/>
-        <w:numPr>
-          <w:ilvl w:val="0"/>
-          <w:numId w:val="2"/>
-        </w:numPr>
-        <w:spacing w:after="50"/>
-      </w:pPr>
-      <w:r>
-        <w:rPr>
-          <w:rFonts w:ascii="Calibri" w:cs="Calibri" w:eastAsia="Calibri" w:hAnsi="Calibri"/>
-          <w:sz w:val="22"/>
-          <w:szCs w:val="22"/>
-        </w:rPr>
-        <w:t xml:space="preserve">Performance calendar, with each day coloured by result.</w:t>
-      </w:r>
-    </w:p>
-    <w:p>
-      <w:pPr>
-        <w:pStyle w:val="ListParagraph"/>
-        <w:numPr>
-          <w:ilvl w:val="0"/>
-          <w:numId w:val="2"/>
-        </w:numPr>
-        <w:spacing w:after="50"/>
-      </w:pPr>
-      <w:r>
-        <w:rPr>
-          <w:rFonts w:ascii="Calibri" w:cs="Calibri" w:eastAsia="Calibri" w:hAnsi="Calibri"/>
-          <w:sz w:val="22"/>
-          <w:szCs w:val="22"/>
-        </w:rPr>
-        <w:t xml:space="preserve">Breakdowns by setup and by pair.</w:t>
-      </w:r>
-    </w:p>
-    <w:p>
-      <w:pPr>
-        <w:pStyle w:val="ListParagraph"/>
-        <w:numPr>
-          <w:ilvl w:val="0"/>
-          <w:numId w:val="2"/>
-        </w:numPr>
-        <w:spacing w:after="50"/>
-      </w:pPr>
-      <w:r>
-        <w:rPr>
-          <w:rFonts w:ascii="Calibri" w:cs="Calibri" w:eastAsia="Calibri" w:hAnsi="Calibri"/>
-          <w:sz w:val="22"/>
-          <w:szCs w:val="22"/>
-        </w:rPr>
-        <w:t xml:space="preserve">An account switcher at the top filters everything.</w:t>
+        <w:t xml:space="preserve">8. User dashboard</w:t>
+      </w:r>
+    </w:p>
+    <w:p>
+      <w:pPr>
+        <w:pStyle w:val="ListParagraph"/>
+        <w:numPr>
+          <w:ilvl w:val="0"/>
+          <w:numId w:val="2"/>
+        </w:numPr>
+        <w:spacing w:after="50"/>
+      </w:pPr>
+      <w:r>
+        <w:rPr>
+          <w:rFonts w:ascii="Calibri" w:cs="Calibri" w:eastAsia="Calibri" w:hAnsi="Calibri"/>
+          <w:sz w:val="22"/>
+          <w:szCs w:val="22"/>
+        </w:rPr>
+        <w:t xml:space="preserve">One GET /dashboard call feeds the whole page: profile, accounts, summary, equity curve, calendar, breakdowns, and the 10 most recent trades.</w:t>
+      </w:r>
+    </w:p>
+    <w:p>
+      <w:pPr>
+        <w:pStyle w:val="ListParagraph"/>
+        <w:numPr>
+          <w:ilvl w:val="0"/>
+          <w:numId w:val="2"/>
+        </w:numPr>
+        <w:spacing w:after="50"/>
+      </w:pPr>
+      <w:r>
+        <w:rPr>
+          <w:rFonts w:ascii="Calibri" w:cs="Calibri" w:eastAsia="Calibri" w:hAnsi="Calibri"/>
+          <w:sz w:val="22"/>
+          <w:szCs w:val="22"/>
+        </w:rPr>
+        <w:t xml:space="preserve">Stat cards: win rate, average R, expectancy, max drawdown, rule-following rate, and open trades versus total trades.</w:t>
+      </w:r>
+    </w:p>
+    <w:p>
+      <w:pPr>
+        <w:pStyle w:val="ListParagraph"/>
+        <w:numPr>
+          <w:ilvl w:val="0"/>
+          <w:numId w:val="2"/>
+        </w:numPr>
+        <w:spacing w:after="50"/>
+      </w:pPr>
+      <w:r>
+        <w:rPr>
+          <w:rFonts w:ascii="Calibri" w:cs="Calibri" w:eastAsia="Calibri" w:hAnsi="Calibri"/>
+          <w:sz w:val="22"/>
+          <w:szCs w:val="22"/>
+        </w:rPr>
+        <w:t xml:space="preserve">Equity curve from the dated equity points.</w:t>
+      </w:r>
+    </w:p>
+    <w:p>
+      <w:pPr>
+        <w:pStyle w:val="ListParagraph"/>
+        <w:numPr>
+          <w:ilvl w:val="0"/>
+          <w:numId w:val="2"/>
+        </w:numPr>
+        <w:spacing w:after="50"/>
+      </w:pPr>
+      <w:r>
+        <w:rPr>
+          <w:rFonts w:ascii="Calibri" w:cs="Calibri" w:eastAsia="Calibri" w:hAnsi="Calibri"/>
+          <w:sz w:val="22"/>
+          <w:szCs w:val="22"/>
+        </w:rPr>
+        <w:t xml:space="preserve">Performance calendar. The backend already groups days in Lagos time, so the browser does not regroup.</w:t>
+      </w:r>
+    </w:p>
+    <w:p>
+      <w:pPr>
+        <w:pStyle w:val="ListParagraph"/>
+        <w:numPr>
+          <w:ilvl w:val="0"/>
+          <w:numId w:val="2"/>
+        </w:numPr>
+        <w:spacing w:after="50"/>
+      </w:pPr>
+      <w:r>
+        <w:rPr>
+          <w:rFonts w:ascii="Calibri" w:cs="Calibri" w:eastAsia="Calibri" w:hAnsi="Calibri"/>
+          <w:sz w:val="22"/>
+          <w:szCs w:val="22"/>
+        </w:rPr>
+        <w:t xml:space="preserve">Breakdowns by setup (including the "No setup" group) and by pair.</w:t>
+      </w:r>
+    </w:p>
+    <w:p>
+      <w:pPr>
+        <w:pStyle w:val="ListParagraph"/>
+        <w:numPr>
+          <w:ilvl w:val="0"/>
+          <w:numId w:val="2"/>
+        </w:numPr>
+        <w:spacing w:after="50"/>
+      </w:pPr>
+      <w:r>
+        <w:rPr>
+          <w:rFonts w:ascii="Calibri" w:cs="Calibri" w:eastAsia="Calibri" w:hAnsi="Calibri"/>
+          <w:sz w:val="22"/>
+          <w:szCs w:val="22"/>
+        </w:rPr>
+        <w:t xml:space="preserve">The account switcher at the top re-queries with ?account=.</w:t>
       </w:r>
     </w:p>
     <w:p>
@@ -899,79 +4222,78 @@
           <w:sz w:val="30"/>
           <w:szCs w:val="30"/>
         </w:rPr>
-        <w:t xml:space="preserve">7. Trade form</w:t>
-      </w:r>
-    </w:p>
-    <w:p>
-      <w:pPr>
-        <w:pStyle w:val="ListParagraph"/>
-        <w:numPr>
-          <w:ilvl w:val="0"/>
-          <w:numId w:val="2"/>
-        </w:numPr>
-        <w:spacing w:after="50"/>
-      </w:pPr>
-      <w:r>
-        <w:rPr>
-          <w:rFonts w:ascii="Calibri" w:cs="Calibri" w:eastAsia="Calibri" w:hAnsi="Calibri"/>
-          <w:sz w:val="22"/>
-          <w:szCs w:val="22"/>
-        </w:rPr>
-        <w:t xml:space="preserve">Fields: account, pair, direction, timeframe, setup, entry, stop loss, take profit, lot size, exit, commission, swap, followed rules, emotion, tags (including mistakes), notes.</w:t>
-      </w:r>
-    </w:p>
-    <w:p>
-      <w:pPr>
-        <w:pStyle w:val="ListParagraph"/>
-        <w:numPr>
-          <w:ilvl w:val="0"/>
-          <w:numId w:val="2"/>
-        </w:numPr>
-        <w:spacing w:after="50"/>
-      </w:pPr>
-      <w:r>
-        <w:rPr>
-          <w:rFonts w:ascii="Calibri" w:cs="Calibri" w:eastAsia="Calibri" w:hAnsi="Calibri"/>
-          <w:sz w:val="22"/>
-          <w:szCs w:val="22"/>
-        </w:rPr>
-        <w:t xml:space="preserve">"Make public" switch, off by default.</w:t>
-      </w:r>
-    </w:p>
-    <w:p>
-      <w:pPr>
-        <w:pStyle w:val="ListParagraph"/>
-        <w:numPr>
-          <w:ilvl w:val="0"/>
-          <w:numId w:val="2"/>
-        </w:numPr>
-        <w:spacing w:after="50"/>
-      </w:pPr>
-      <w:r>
-        <w:rPr>
-          <w:rFonts w:ascii="Calibri" w:cs="Calibri" w:eastAsia="Calibri" w:hAnsi="Calibri"/>
-          <w:sz w:val="22"/>
-          <w:szCs w:val="22"/>
-        </w:rPr>
-        <w:t xml:space="preserve">Live preview of risk and R-multiple while typing. Preview only, because the server calculates the real values.</w:t>
-      </w:r>
-    </w:p>
-    <w:p>
-      <w:pPr>
-        <w:pStyle w:val="ListParagraph"/>
-        <w:numPr>
-          <w:ilvl w:val="0"/>
-          <w:numId w:val="2"/>
-        </w:numPr>
-        <w:spacing w:after="50"/>
-      </w:pPr>
-      <w:r>
-        <w:rPr>
-          <w:rFonts w:ascii="Calibri" w:cs="Calibri" w:eastAsia="Calibri" w:hAnsi="Calibri"/>
-          <w:sz w:val="22"/>
-          <w:szCs w:val="22"/>
-        </w:rPr>
-        <w:t xml:space="preserve">Image uploader: drag and drop up to 5 images, compress to WebP in the browser, upload to Cloudinary with the signature from the API, show progress, allow remove.</w:t>
+        <w:t xml:space="preserve">9. Trades</w:t>
+      </w:r>
+    </w:p>
+    <w:p>
+      <w:pPr>
+        <w:pStyle w:val="Heading2"/>
+        <w:spacing w:after="80" w:before="220"/>
+      </w:pPr>
+      <w:r>
+        <w:rPr>
+          <w:rFonts w:ascii="Calibri" w:cs="Calibri" w:eastAsia="Calibri" w:hAnsi="Calibri"/>
+          <w:b/>
+          <w:bCs/>
+          <w:color w:val="2E5C8A"/>
+          <w:sz w:val="24"/>
+          <w:szCs w:val="24"/>
+        </w:rPr>
+        <w:t xml:space="preserve">Form</w:t>
+      </w:r>
+    </w:p>
+    <w:p>
+      <w:pPr>
+        <w:pStyle w:val="ListParagraph"/>
+        <w:numPr>
+          <w:ilvl w:val="0"/>
+          <w:numId w:val="2"/>
+        </w:numPr>
+        <w:spacing w:after="50"/>
+      </w:pPr>
+      <w:r>
+        <w:rPr>
+          <w:rFonts w:ascii="Calibri" w:cs="Calibri" w:eastAsia="Calibri" w:hAnsi="Calibri"/>
+          <w:sz w:val="22"/>
+          <w:szCs w:val="22"/>
+        </w:rPr>
+        <w:t xml:space="preserve">Fields: account, pair, direction, timeframe, setup, entry, stop loss, take profit, lot size, exit, commission, swap, followed rules, emotion, tags (including mistakes), notes, and a "Make public" switch that is off by default.</w:t>
+      </w:r>
+    </w:p>
+    <w:p>
+      <w:pPr>
+        <w:pStyle w:val="ListParagraph"/>
+        <w:numPr>
+          <w:ilvl w:val="0"/>
+          <w:numId w:val="2"/>
+        </w:numPr>
+        <w:spacing w:after="50"/>
+      </w:pPr>
+      <w:r>
+        <w:rPr>
+          <w:rFonts w:ascii="Calibri" w:cs="Calibri" w:eastAsia="Calibri" w:hAnsi="Calibri"/>
+          <w:sz w:val="22"/>
+          <w:szCs w:val="22"/>
+        </w:rPr>
+        <w:t xml:space="preserve">The risk and R-multiple preview is display only. The server calculates risk, P&amp;L and R.</w:t>
+      </w:r>
+    </w:p>
+    <w:p>
+      <w:pPr>
+        <w:pStyle w:val="ListParagraph"/>
+        <w:numPr>
+          <w:ilvl w:val="0"/>
+          <w:numId w:val="2"/>
+        </w:numPr>
+        <w:spacing w:after="50"/>
+      </w:pPr>
+      <w:r>
+        <w:rPr>
+          <w:rFonts w:ascii="Calibri" w:cs="Calibri" w:eastAsia="Calibri" w:hAnsi="Calibri"/>
+          <w:sz w:val="22"/>
+          <w:szCs w:val="22"/>
+        </w:rPr>
+        <w:t xml:space="preserve">Reopening a closed trade clears its results.</w:t>
       </w:r>
     </w:p>
     <w:p>
@@ -990,6 +4312,219 @@
           <w:szCs w:val="22"/>
         </w:rPr>
         <w:t xml:space="preserve">Mobile first. Logging a trade must take under 60 seconds.</w:t>
+      </w:r>
+    </w:p>
+    <w:p>
+      <w:pPr>
+        <w:pStyle w:val="Heading2"/>
+        <w:spacing w:after="80" w:before="220"/>
+      </w:pPr>
+      <w:r>
+        <w:rPr>
+          <w:rFonts w:ascii="Calibri" w:cs="Calibri" w:eastAsia="Calibri" w:hAnsi="Calibri"/>
+          <w:b/>
+          <w:bCs/>
+          <w:color w:val="2E5C8A"/>
+          <w:sz w:val="24"/>
+          <w:szCs w:val="24"/>
+        </w:rPr>
+        <w:t xml:space="preserve">Screenshots (three steps)</w:t>
+      </w:r>
+    </w:p>
+    <w:p>
+      <w:pPr>
+        <w:pStyle w:val="ListParagraph"/>
+        <w:numPr>
+          <w:ilvl w:val="0"/>
+          <w:numId w:val="4"/>
+        </w:numPr>
+        <w:spacing w:after="50"/>
+      </w:pPr>
+      <w:r>
+        <w:rPr>
+          <w:rFonts w:ascii="Calibri" w:cs="Calibri" w:eastAsia="Calibri" w:hAnsi="Calibri"/>
+          <w:sz w:val="22"/>
+          <w:szCs w:val="22"/>
+        </w:rPr>
+        <w:t xml:space="preserve">Ask the API for an upload signature.</w:t>
+      </w:r>
+    </w:p>
+    <w:p>
+      <w:pPr>
+        <w:pStyle w:val="ListParagraph"/>
+        <w:numPr>
+          <w:ilvl w:val="0"/>
+          <w:numId w:val="4"/>
+        </w:numPr>
+        <w:spacing w:after="50"/>
+      </w:pPr>
+      <w:r>
+        <w:rPr>
+          <w:rFonts w:ascii="Calibri" w:cs="Calibri" w:eastAsia="Calibri" w:hAnsi="Calibri"/>
+          <w:sz w:val="22"/>
+          <w:szCs w:val="22"/>
+        </w:rPr>
+        <w:t xml:space="preserve">Upload the file straight to Cloudinary from the browser.</w:t>
+      </w:r>
+    </w:p>
+    <w:p>
+      <w:pPr>
+        <w:pStyle w:val="ListParagraph"/>
+        <w:numPr>
+          <w:ilvl w:val="0"/>
+          <w:numId w:val="4"/>
+        </w:numPr>
+        <w:spacing w:after="50"/>
+      </w:pPr>
+      <w:r>
+        <w:rPr>
+          <w:rFonts w:ascii="Calibri" w:cs="Calibri" w:eastAsia="Calibri" w:hAnsi="Calibri"/>
+          <w:sz w:val="22"/>
+          <w:szCs w:val="22"/>
+        </w:rPr>
+        <w:t xml:space="preserve">Confirm with the API.</w:t>
+      </w:r>
+    </w:p>
+    <w:p>
+      <w:pPr>
+        <w:pStyle w:val="ListParagraph"/>
+        <w:numPr>
+          <w:ilvl w:val="0"/>
+          <w:numId w:val="2"/>
+        </w:numPr>
+        <w:spacing w:after="50"/>
+      </w:pPr>
+      <w:r>
+        <w:rPr>
+          <w:rFonts w:ascii="Calibri" w:cs="Calibri" w:eastAsia="Calibri" w:hAnsi="Calibri"/>
+          <w:sz w:val="22"/>
+          <w:szCs w:val="22"/>
+        </w:rPr>
+        <w:t xml:space="preserve">The limit is 5 images per trade, each tagged entry or exit.</w:t>
+      </w:r>
+    </w:p>
+    <w:p>
+      <w:pPr>
+        <w:pStyle w:val="ListParagraph"/>
+        <w:numPr>
+          <w:ilvl w:val="0"/>
+          <w:numId w:val="2"/>
+        </w:numPr>
+        <w:spacing w:after="50"/>
+      </w:pPr>
+      <w:r>
+        <w:rPr>
+          <w:rFonts w:ascii="Calibri" w:cs="Calibri" w:eastAsia="Calibri" w:hAnsi="Calibri"/>
+          <w:sz w:val="22"/>
+          <w:szCs w:val="22"/>
+        </w:rPr>
+        <w:t xml:space="preserve">Compress to WebP, max 1600 px wide and under 2 MB, before upload.</w:t>
+      </w:r>
+    </w:p>
+    <w:p>
+      <w:pPr>
+        <w:pStyle w:val="ListParagraph"/>
+        <w:numPr>
+          <w:ilvl w:val="0"/>
+          <w:numId w:val="2"/>
+        </w:numPr>
+        <w:spacing w:after="50"/>
+      </w:pPr>
+      <w:r>
+        <w:rPr>
+          <w:rFonts w:ascii="Calibri" w:cs="Calibri" w:eastAsia="Calibri" w:hAnsi="Calibri"/>
+          <w:sz w:val="22"/>
+          <w:szCs w:val="22"/>
+        </w:rPr>
+        <w:t xml:space="preserve">Show progress and allow removal. Deleting a trade deletes its images on the server.</w:t>
+      </w:r>
+    </w:p>
+    <w:p>
+      <w:pPr>
+        <w:pStyle w:val="Heading2"/>
+        <w:spacing w:after="80" w:before="220"/>
+      </w:pPr>
+      <w:r>
+        <w:rPr>
+          <w:rFonts w:ascii="Calibri" w:cs="Calibri" w:eastAsia="Calibri" w:hAnsi="Calibri"/>
+          <w:b/>
+          <w:bCs/>
+          <w:color w:val="2E5C8A"/>
+          <w:sz w:val="24"/>
+          <w:szCs w:val="24"/>
+        </w:rPr>
+        <w:t xml:space="preserve">List</w:t>
+      </w:r>
+    </w:p>
+    <w:p>
+      <w:pPr>
+        <w:pStyle w:val="ListParagraph"/>
+        <w:numPr>
+          <w:ilvl w:val="0"/>
+          <w:numId w:val="2"/>
+        </w:numPr>
+        <w:spacing w:after="50"/>
+      </w:pPr>
+      <w:r>
+        <w:rPr>
+          <w:rFonts w:ascii="Calibri" w:cs="Calibri" w:eastAsia="Calibri" w:hAnsi="Calibri"/>
+          <w:sz w:val="22"/>
+          <w:szCs w:val="22"/>
+        </w:rPr>
+        <w:t xml:space="preserve">Filters: pair, setup, account, status, direction, result, tag and date range. Paginated.</w:t>
+      </w:r>
+    </w:p>
+    <w:p>
+      <w:pPr>
+        <w:pStyle w:val="ListParagraph"/>
+        <w:numPr>
+          <w:ilvl w:val="0"/>
+          <w:numId w:val="2"/>
+        </w:numPr>
+        <w:spacing w:after="50"/>
+      </w:pPr>
+      <w:r>
+        <w:rPr>
+          <w:rFonts w:ascii="Calibri" w:cs="Calibri" w:eastAsia="Calibri" w:hAnsi="Calibri"/>
+          <w:sz w:val="22"/>
+          <w:szCs w:val="22"/>
+        </w:rPr>
+        <w:t xml:space="preserve">CSV export is a button that downloads through an authenticated request, not a plain link, because it needs the token.</w:t>
+      </w:r>
+    </w:p>
+    <w:p>
+      <w:pPr>
+        <w:pStyle w:val="Heading2"/>
+        <w:spacing w:after="80" w:before="220"/>
+      </w:pPr>
+      <w:r>
+        <w:rPr>
+          <w:rFonts w:ascii="Calibri" w:cs="Calibri" w:eastAsia="Calibri" w:hAnsi="Calibri"/>
+          <w:b/>
+          <w:bCs/>
+          <w:color w:val="2E5C8A"/>
+          <w:sz w:val="24"/>
+          <w:szCs w:val="24"/>
+        </w:rPr>
+        <w:t xml:space="preserve">Detail</w:t>
+      </w:r>
+    </w:p>
+    <w:p>
+      <w:pPr>
+        <w:pStyle w:val="ListParagraph"/>
+        <w:numPr>
+          <w:ilvl w:val="0"/>
+          <w:numId w:val="2"/>
+        </w:numPr>
+        <w:spacing w:after="50"/>
+      </w:pPr>
+      <w:r>
+        <w:rPr>
+          <w:rFonts w:ascii="Calibri" w:cs="Calibri" w:eastAsia="Calibri" w:hAnsi="Calibri"/>
+          <w:sz w:val="22"/>
+          <w:szCs w:val="22"/>
+        </w:rPr>
+        <w:t xml:space="preserve">Trade fields, screenshots, visibility toggle, edit and delete.</w:t>
       </w:r>
     </w:p>
     <w:p>
@@ -1006,43 +4541,61 @@
           <w:sz w:val="30"/>
           <w:szCs w:val="30"/>
         </w:rPr>
-        <w:t xml:space="preserve">8. Trade list</w:t>
-      </w:r>
-    </w:p>
-    <w:p>
-      <w:pPr>
-        <w:pStyle w:val="ListParagraph"/>
-        <w:numPr>
-          <w:ilvl w:val="0"/>
-          <w:numId w:val="2"/>
-        </w:numPr>
-        <w:spacing w:after="50"/>
-      </w:pPr>
-      <w:r>
-        <w:rPr>
-          <w:rFonts w:ascii="Calibri" w:cs="Calibri" w:eastAsia="Calibri" w:hAnsi="Calibri"/>
-          <w:sz w:val="22"/>
-          <w:szCs w:val="22"/>
-        </w:rPr>
-        <w:t xml:space="preserve">Filters: pair, setup, tag, account, result, date range.</w:t>
-      </w:r>
-    </w:p>
-    <w:p>
-      <w:pPr>
-        <w:pStyle w:val="ListParagraph"/>
-        <w:numPr>
-          <w:ilvl w:val="0"/>
-          <w:numId w:val="2"/>
-        </w:numPr>
-        <w:spacing w:after="50"/>
-      </w:pPr>
-      <w:r>
-        <w:rPr>
-          <w:rFonts w:ascii="Calibri" w:cs="Calibri" w:eastAsia="Calibri" w:hAnsi="Calibri"/>
-          <w:sz w:val="22"/>
-          <w:szCs w:val="22"/>
-        </w:rPr>
-        <w:t xml:space="preserve">Paginated, with a CSV export button.</w:t>
+        <w:t xml:space="preserve">10. Accounts, setups and tags</w:t>
+      </w:r>
+    </w:p>
+    <w:p>
+      <w:pPr>
+        <w:pStyle w:val="ListParagraph"/>
+        <w:numPr>
+          <w:ilvl w:val="0"/>
+          <w:numId w:val="2"/>
+        </w:numPr>
+        <w:spacing w:after="50"/>
+      </w:pPr>
+      <w:r>
+        <w:rPr>
+          <w:rFonts w:ascii="Calibri" w:cs="Calibri" w:eastAsia="Calibri" w:hAnsi="Calibri"/>
+          <w:sz w:val="22"/>
+          <w:szCs w:val="22"/>
+        </w:rPr>
+        <w:t xml:space="preserve">Simple CRUD screens for each.</w:t>
+      </w:r>
+    </w:p>
+    <w:p>
+      <w:pPr>
+        <w:pStyle w:val="ListParagraph"/>
+        <w:numPr>
+          <w:ilvl w:val="0"/>
+          <w:numId w:val="2"/>
+        </w:numPr>
+        <w:spacing w:after="50"/>
+      </w:pPr>
+      <w:r>
+        <w:rPr>
+          <w:rFonts w:ascii="Calibri" w:cs="Calibri" w:eastAsia="Calibri" w:hAnsi="Calibri"/>
+          <w:sz w:val="22"/>
+          <w:szCs w:val="22"/>
+        </w:rPr>
+        <w:t xml:space="preserve">Account type is demo or live. Tag kind is mistake or general.</w:t>
+      </w:r>
+    </w:p>
+    <w:p>
+      <w:pPr>
+        <w:pStyle w:val="ListParagraph"/>
+        <w:numPr>
+          <w:ilvl w:val="0"/>
+          <w:numId w:val="2"/>
+        </w:numPr>
+        <w:spacing w:after="50"/>
+      </w:pPr>
+      <w:r>
+        <w:rPr>
+          <w:rFonts w:ascii="Calibri" w:cs="Calibri" w:eastAsia="Calibri" w:hAnsi="Calibri"/>
+          <w:sz w:val="22"/>
+          <w:szCs w:val="22"/>
+        </w:rPr>
+        <w:t xml:space="preserve">Names must be unique, so show the backend's validation message on the form.</w:t>
       </w:r>
     </w:p>
     <w:p>
@@ -1059,7 +4612,7 @@
           <w:sz w:val="30"/>
           <w:szCs w:val="30"/>
         </w:rPr>
-        <w:t xml:space="preserve">9. Admin area</w:t>
+        <w:t xml:space="preserve">11. Admin area</w:t>
       </w:r>
     </w:p>
     <w:p>
@@ -1115,7 +4668,7 @@
           <w:sz w:val="22"/>
           <w:szCs w:val="22"/>
         </w:rPr>
-        <w:t xml:space="preserve">table with search, and suspend or reactivate.</w:t>
+        <w:t xml:space="preserve">search, suspend and reactivate. The button is disabled on your own row.</w:t>
       </w:r>
     </w:p>
     <w:p>
@@ -1143,7 +4696,7 @@
           <w:sz w:val="22"/>
           <w:szCs w:val="22"/>
         </w:rPr>
-        <w:t xml:space="preserve">list of public journals, with a hide button.</w:t>
+        <w:t xml:space="preserve">list public journals, hide and restore.</w:t>
       </w:r>
     </w:p>
     <w:p>
@@ -1171,7 +4724,35 @@
           <w:sz w:val="22"/>
           <w:szCs w:val="22"/>
         </w:rPr>
-        <w:t xml:space="preserve">form for site name, tagline, logo upload with preview, favicon, contact email, footer text, risk disclaimer, social links, allow signups, maintenance mode. Saving updates the home page and header everywhere.</w:t>
+        <w:t xml:space="preserve">site name, tagline, logo, favicon, contact email, footer text, risk disclaimer, social links, allow signups, maintenance mode. The logo uploads straight to the Supabase site-assets bucket, then the path is saved with the settings.</w:t>
+      </w:r>
+    </w:p>
+    <w:p>
+      <w:pPr>
+        <w:pStyle w:val="ListParagraph"/>
+        <w:numPr>
+          <w:ilvl w:val="0"/>
+          <w:numId w:val="2"/>
+        </w:numPr>
+        <w:spacing w:after="50"/>
+      </w:pPr>
+      <w:r>
+        <w:rPr>
+          <w:rFonts w:ascii="Calibri" w:cs="Calibri" w:eastAsia="Calibri" w:hAnsi="Calibri"/>
+          <w:b/>
+          <w:bCs/>
+          <w:sz w:val="22"/>
+          <w:szCs w:val="22"/>
+        </w:rPr>
+        <w:t xml:space="preserve">Audit: </w:t>
+      </w:r>
+      <w:r>
+        <w:rPr>
+          <w:rFonts w:ascii="Calibri" w:cs="Calibri" w:eastAsia="Calibri" w:hAnsi="Calibri"/>
+          <w:sz w:val="22"/>
+          <w:szCs w:val="22"/>
+        </w:rPr>
+        <w:t xml:space="preserve">read-only list of admin actions.</w:t>
       </w:r>
     </w:p>
     <w:p>
@@ -1188,43 +4769,43 @@
           <w:sz w:val="30"/>
           <w:szCs w:val="30"/>
         </w:rPr>
-        <w:t xml:space="preserve">10. Data layer</w:t>
-      </w:r>
-    </w:p>
-    <w:p>
-      <w:pPr>
-        <w:pStyle w:val="ListParagraph"/>
-        <w:numPr>
-          <w:ilvl w:val="0"/>
-          <w:numId w:val="2"/>
-        </w:numPr>
-        <w:spacing w:after="50"/>
-      </w:pPr>
-      <w:r>
-        <w:rPr>
-          <w:rFonts w:ascii="Calibri" w:cs="Calibri" w:eastAsia="Calibri" w:hAnsi="Calibri"/>
-          <w:sz w:val="22"/>
-          <w:szCs w:val="22"/>
-        </w:rPr>
-        <w:t xml:space="preserve">One API client composable that attaches the Supabase access token and handles 401 (log out) and 403.</w:t>
-      </w:r>
-    </w:p>
-    <w:p>
-      <w:pPr>
-        <w:pStyle w:val="ListParagraph"/>
-        <w:numPr>
-          <w:ilvl w:val="0"/>
-          <w:numId w:val="2"/>
-        </w:numPr>
-        <w:spacing w:after="50"/>
-      </w:pPr>
-      <w:r>
-        <w:rPr>
-          <w:rFonts w:ascii="Calibri" w:cs="Calibri" w:eastAsia="Calibri" w:hAnsi="Calibri"/>
-          <w:sz w:val="22"/>
-          <w:szCs w:val="22"/>
-        </w:rPr>
-        <w:t xml:space="preserve">One query-key factory, for example ['trades', filters], ['stats', accountId], ['rates'].</w:t>
+        <w:t xml:space="preserve">12. Data layer</w:t>
+      </w:r>
+    </w:p>
+    <w:p>
+      <w:pPr>
+        <w:pStyle w:val="ListParagraph"/>
+        <w:numPr>
+          <w:ilvl w:val="0"/>
+          <w:numId w:val="2"/>
+        </w:numPr>
+        <w:spacing w:after="50"/>
+      </w:pPr>
+      <w:r>
+        <w:rPr>
+          <w:rFonts w:ascii="Calibri" w:cs="Calibri" w:eastAsia="Calibri" w:hAnsi="Calibri"/>
+          <w:sz w:val="22"/>
+          <w:szCs w:val="22"/>
+        </w:rPr>
+        <w:t xml:space="preserve">One API client composable that attaches the Supabase access token.</w:t>
+      </w:r>
+    </w:p>
+    <w:p>
+      <w:pPr>
+        <w:pStyle w:val="ListParagraph"/>
+        <w:numPr>
+          <w:ilvl w:val="0"/>
+          <w:numId w:val="2"/>
+        </w:numPr>
+        <w:spacing w:after="50"/>
+      </w:pPr>
+      <w:r>
+        <w:rPr>
+          <w:rFonts w:ascii="Calibri" w:cs="Calibri" w:eastAsia="Calibri" w:hAnsi="Calibri"/>
+          <w:sz w:val="22"/>
+          <w:szCs w:val="22"/>
+        </w:rPr>
+        <w:t xml:space="preserve">One query-key factory, for example ['dashboard', accountId], ['trades', filters], ['rates'].</w:t>
       </w:r>
     </w:p>
     <w:p>
@@ -1260,25 +4841,7 @@
           <w:sz w:val="22"/>
           <w:szCs w:val="22"/>
         </w:rPr>
-        <w:t xml:space="preserve">Rates use refetchInterval: 60000.</w:t>
-      </w:r>
-    </w:p>
-    <w:p>
-      <w:pPr>
-        <w:pStyle w:val="ListParagraph"/>
-        <w:numPr>
-          <w:ilvl w:val="0"/>
-          <w:numId w:val="2"/>
-        </w:numPr>
-        <w:spacing w:after="50"/>
-      </w:pPr>
-      <w:r>
-        <w:rPr>
-          <w:rFonts w:ascii="Calibri" w:cs="Calibri" w:eastAsia="Calibri" w:hAnsi="Calibri"/>
-          <w:sz w:val="22"/>
-          <w:szCs w:val="22"/>
-        </w:rPr>
-        <w:t xml:space="preserve">Site settings use a long stale time, because they rarely change.</w:t>
+        <w:t xml:space="preserve">Rates refetch every 60 seconds. Site settings use a long stale time.</w:t>
       </w:r>
     </w:p>
     <w:p>
@@ -1295,7 +4858,7 @@
           <w:sz w:val="30"/>
           <w:szCs w:val="30"/>
         </w:rPr>
-        <w:t xml:space="preserve">11. Shared pieces</w:t>
+        <w:t xml:space="preserve">13. Shared pieces</w:t>
       </w:r>
     </w:p>
     <w:p>
@@ -1348,105 +4911,105 @@
           <w:sz w:val="30"/>
           <w:szCs w:val="30"/>
         </w:rPr>
-        <w:t xml:space="preserve">12. Build order</w:t>
-      </w:r>
-    </w:p>
-    <w:p>
-      <w:pPr>
-        <w:pStyle w:val="ListParagraph"/>
-        <w:numPr>
-          <w:ilvl w:val="0"/>
-          <w:numId w:val="3"/>
-        </w:numPr>
-        <w:spacing w:after="50"/>
-      </w:pPr>
-      <w:r>
-        <w:rPr>
-          <w:rFonts w:ascii="Calibri" w:cs="Calibri" w:eastAsia="Calibri" w:hAnsi="Calibri"/>
-          <w:sz w:val="22"/>
-          <w:szCs w:val="22"/>
-        </w:rPr>
-        <w:t xml:space="preserve">Nuxt 4 setup, Tailwind, Vue Query, Hugeicons, Supabase auth client.</w:t>
-      </w:r>
-    </w:p>
-    <w:p>
-      <w:pPr>
-        <w:pStyle w:val="ListParagraph"/>
-        <w:numPr>
-          <w:ilvl w:val="0"/>
-          <w:numId w:val="3"/>
-        </w:numPr>
-        <w:spacing w:after="50"/>
-      </w:pPr>
-      <w:r>
-        <w:rPr>
-          <w:rFonts w:ascii="Calibri" w:cs="Calibri" w:eastAsia="Calibri" w:hAnsi="Calibri"/>
-          <w:sz w:val="22"/>
-          <w:szCs w:val="22"/>
-        </w:rPr>
-        <w:t xml:space="preserve">Layouts, route middleware, login, signup, /me redirect logic.</w:t>
-      </w:r>
-    </w:p>
-    <w:p>
-      <w:pPr>
-        <w:pStyle w:val="ListParagraph"/>
-        <w:numPr>
-          <w:ilvl w:val="0"/>
-          <w:numId w:val="3"/>
-        </w:numPr>
-        <w:spacing w:after="50"/>
-      </w:pPr>
-      <w:r>
-        <w:rPr>
-          <w:rFonts w:ascii="Calibri" w:cs="Calibri" w:eastAsia="Calibri" w:hAnsi="Calibri"/>
-          <w:sz w:val="22"/>
-          <w:szCs w:val="22"/>
-        </w:rPr>
-        <w:t xml:space="preserve">Accounts, setups and tags screens.</w:t>
-      </w:r>
-    </w:p>
-    <w:p>
-      <w:pPr>
-        <w:pStyle w:val="ListParagraph"/>
-        <w:numPr>
-          <w:ilvl w:val="0"/>
-          <w:numId w:val="3"/>
-        </w:numPr>
-        <w:spacing w:after="50"/>
-      </w:pPr>
-      <w:r>
-        <w:rPr>
-          <w:rFonts w:ascii="Calibri" w:cs="Calibri" w:eastAsia="Calibri" w:hAnsi="Calibri"/>
-          <w:sz w:val="22"/>
-          <w:szCs w:val="22"/>
-        </w:rPr>
-        <w:t xml:space="preserve">Trade form with the image uploader.</w:t>
-      </w:r>
-    </w:p>
-    <w:p>
-      <w:pPr>
-        <w:pStyle w:val="ListParagraph"/>
-        <w:numPr>
-          <w:ilvl w:val="0"/>
-          <w:numId w:val="3"/>
-        </w:numPr>
-        <w:spacing w:after="50"/>
-      </w:pPr>
-      <w:r>
-        <w:rPr>
-          <w:rFonts w:ascii="Calibri" w:cs="Calibri" w:eastAsia="Calibri" w:hAnsi="Calibri"/>
-          <w:sz w:val="22"/>
-          <w:szCs w:val="22"/>
-        </w:rPr>
-        <w:t xml:space="preserve">Trade list and detail.</w:t>
-      </w:r>
-    </w:p>
-    <w:p>
-      <w:pPr>
-        <w:pStyle w:val="ListParagraph"/>
-        <w:numPr>
-          <w:ilvl w:val="0"/>
-          <w:numId w:val="3"/>
+        <w:t xml:space="preserve">14. Build order</w:t>
+      </w:r>
+    </w:p>
+    <w:p>
+      <w:pPr>
+        <w:pStyle w:val="ListParagraph"/>
+        <w:numPr>
+          <w:ilvl w:val="0"/>
+          <w:numId w:val="5"/>
+        </w:numPr>
+        <w:spacing w:after="50"/>
+      </w:pPr>
+      <w:r>
+        <w:rPr>
+          <w:rFonts w:ascii="Calibri" w:cs="Calibri" w:eastAsia="Calibri" w:hAnsi="Calibri"/>
+          <w:sz w:val="22"/>
+          <w:szCs w:val="22"/>
+        </w:rPr>
+        <w:t xml:space="preserve">Nuxt 4 setup, Tailwind, design tokens, color-mode, fonts, Vue Query, Hugeicons, Supabase client.</w:t>
+      </w:r>
+    </w:p>
+    <w:p>
+      <w:pPr>
+        <w:pStyle w:val="ListParagraph"/>
+        <w:numPr>
+          <w:ilvl w:val="0"/>
+          <w:numId w:val="5"/>
+        </w:numPr>
+        <w:spacing w:after="50"/>
+      </w:pPr>
+      <w:r>
+        <w:rPr>
+          <w:rFonts w:ascii="Calibri" w:cs="Calibri" w:eastAsia="Calibri" w:hAnsi="Calibri"/>
+          <w:sz w:val="22"/>
+          <w:szCs w:val="22"/>
+        </w:rPr>
+        <w:t xml:space="preserve">Layouts, route middleware, login, signup, sync and /me redirect logic.</w:t>
+      </w:r>
+    </w:p>
+    <w:p>
+      <w:pPr>
+        <w:pStyle w:val="ListParagraph"/>
+        <w:numPr>
+          <w:ilvl w:val="0"/>
+          <w:numId w:val="5"/>
+        </w:numPr>
+        <w:spacing w:after="50"/>
+      </w:pPr>
+      <w:r>
+        <w:rPr>
+          <w:rFonts w:ascii="Calibri" w:cs="Calibri" w:eastAsia="Calibri" w:hAnsi="Calibri"/>
+          <w:sz w:val="22"/>
+          <w:szCs w:val="22"/>
+        </w:rPr>
+        <w:t xml:space="preserve">Accounts, setups and tags.</w:t>
+      </w:r>
+    </w:p>
+    <w:p>
+      <w:pPr>
+        <w:pStyle w:val="ListParagraph"/>
+        <w:numPr>
+          <w:ilvl w:val="0"/>
+          <w:numId w:val="5"/>
+        </w:numPr>
+        <w:spacing w:after="50"/>
+      </w:pPr>
+      <w:r>
+        <w:rPr>
+          <w:rFonts w:ascii="Calibri" w:cs="Calibri" w:eastAsia="Calibri" w:hAnsi="Calibri"/>
+          <w:sz w:val="22"/>
+          <w:szCs w:val="22"/>
+        </w:rPr>
+        <w:t xml:space="preserve">Trade form with the screenshot uploader.</w:t>
+      </w:r>
+    </w:p>
+    <w:p>
+      <w:pPr>
+        <w:pStyle w:val="ListParagraph"/>
+        <w:numPr>
+          <w:ilvl w:val="0"/>
+          <w:numId w:val="5"/>
+        </w:numPr>
+        <w:spacing w:after="50"/>
+      </w:pPr>
+      <w:r>
+        <w:rPr>
+          <w:rFonts w:ascii="Calibri" w:cs="Calibri" w:eastAsia="Calibri" w:hAnsi="Calibri"/>
+          <w:sz w:val="22"/>
+          <w:szCs w:val="22"/>
+        </w:rPr>
+        <w:t xml:space="preserve">Trade list, detail and CSV export.</w:t>
+      </w:r>
+    </w:p>
+    <w:p>
+      <w:pPr>
+        <w:pStyle w:val="ListParagraph"/>
+        <w:numPr>
+          <w:ilvl w:val="0"/>
+          <w:numId w:val="5"/>
         </w:numPr>
         <w:spacing w:after="50"/>
       </w:pPr>
@@ -1464,61 +5027,61 @@
         <w:pStyle w:val="ListParagraph"/>
         <w:numPr>
           <w:ilvl w:val="0"/>
-          <w:numId w:val="3"/>
-        </w:numPr>
-        <w:spacing w:after="50"/>
-      </w:pPr>
-      <w:r>
-        <w:rPr>
-          <w:rFonts w:ascii="Calibri" w:cs="Calibri" w:eastAsia="Calibri" w:hAnsi="Calibri"/>
-          <w:sz w:val="22"/>
-          <w:szCs w:val="22"/>
-        </w:rPr>
-        <w:t xml:space="preserve">Public home page: site settings, rates strip, recent journals.</w:t>
-      </w:r>
-    </w:p>
-    <w:p>
-      <w:pPr>
-        <w:pStyle w:val="ListParagraph"/>
-        <w:numPr>
-          <w:ilvl w:val="0"/>
-          <w:numId w:val="3"/>
-        </w:numPr>
-        <w:spacing w:after="50"/>
-      </w:pPr>
-      <w:r>
-        <w:rPr>
-          <w:rFonts w:ascii="Calibri" w:cs="Calibri" w:eastAsia="Calibri" w:hAnsi="Calibri"/>
-          <w:sz w:val="22"/>
-          <w:szCs w:val="22"/>
-        </w:rPr>
-        <w:t xml:space="preserve">Admin overview, users, journals, settings.</w:t>
-      </w:r>
-    </w:p>
-    <w:p>
-      <w:pPr>
-        <w:pStyle w:val="ListParagraph"/>
-        <w:numPr>
-          <w:ilvl w:val="0"/>
-          <w:numId w:val="3"/>
-        </w:numPr>
-        <w:spacing w:after="50"/>
-      </w:pPr>
-      <w:r>
-        <w:rPr>
-          <w:rFonts w:ascii="Calibri" w:cs="Calibri" w:eastAsia="Calibri" w:hAnsi="Calibri"/>
-          <w:sz w:val="22"/>
-          <w:szCs w:val="22"/>
-        </w:rPr>
-        <w:t xml:space="preserve">Mobile polish, empty and error states, CSV export button.</w:t>
-      </w:r>
-    </w:p>
-    <w:p>
-      <w:pPr>
-        <w:pStyle w:val="ListParagraph"/>
-        <w:numPr>
-          <w:ilvl w:val="0"/>
-          <w:numId w:val="3"/>
+          <w:numId w:val="5"/>
+        </w:numPr>
+        <w:spacing w:after="50"/>
+      </w:pPr>
+      <w:r>
+        <w:rPr>
+          <w:rFonts w:ascii="Calibri" w:cs="Calibri" w:eastAsia="Calibri" w:hAnsi="Calibri"/>
+          <w:sz w:val="22"/>
+          <w:szCs w:val="22"/>
+        </w:rPr>
+        <w:t xml:space="preserve">Public home page.</w:t>
+      </w:r>
+    </w:p>
+    <w:p>
+      <w:pPr>
+        <w:pStyle w:val="ListParagraph"/>
+        <w:numPr>
+          <w:ilvl w:val="0"/>
+          <w:numId w:val="5"/>
+        </w:numPr>
+        <w:spacing w:after="50"/>
+      </w:pPr>
+      <w:r>
+        <w:rPr>
+          <w:rFonts w:ascii="Calibri" w:cs="Calibri" w:eastAsia="Calibri" w:hAnsi="Calibri"/>
+          <w:sz w:val="22"/>
+          <w:szCs w:val="22"/>
+        </w:rPr>
+        <w:t xml:space="preserve">Admin: overview, users, journals, settings, audit.</w:t>
+      </w:r>
+    </w:p>
+    <w:p>
+      <w:pPr>
+        <w:pStyle w:val="ListParagraph"/>
+        <w:numPr>
+          <w:ilvl w:val="0"/>
+          <w:numId w:val="5"/>
+        </w:numPr>
+        <w:spacing w:after="50"/>
+      </w:pPr>
+      <w:r>
+        <w:rPr>
+          <w:rFonts w:ascii="Calibri" w:cs="Calibri" w:eastAsia="Calibri" w:hAnsi="Calibri"/>
+          <w:sz w:val="22"/>
+          <w:szCs w:val="22"/>
+        </w:rPr>
+        <w:t xml:space="preserve">Mobile polish, empty and error states, 401, 403 and 429 handling.</w:t>
+      </w:r>
+    </w:p>
+    <w:p>
+      <w:pPr>
+        <w:pStyle w:val="ListParagraph"/>
+        <w:numPr>
+          <w:ilvl w:val="0"/>
+          <w:numId w:val="5"/>
         </w:numPr>
         <w:spacing w:after="50"/>
       </w:pPr>
@@ -1545,7 +5108,7 @@
           <w:sz w:val="30"/>
           <w:szCs w:val="30"/>
         </w:rPr>
-        <w:t xml:space="preserve">13. Done when</w:t>
+        <w:t xml:space="preserve">15. Done when</w:t>
       </w:r>
     </w:p>
     <w:p>
@@ -1617,7 +5180,43 @@
           <w:sz w:val="22"/>
           <w:szCs w:val="22"/>
         </w:rPr>
-        <w:t xml:space="preserve">Only trades with "Make public" on appear on the home page.</w:t>
+        <w:t xml:space="preserve">Only trades with "Make public" on appear on the home page, with no money or lot size.</w:t>
+      </w:r>
+    </w:p>
+    <w:p>
+      <w:pPr>
+        <w:pStyle w:val="ListParagraph"/>
+        <w:numPr>
+          <w:ilvl w:val="0"/>
+          <w:numId w:val="2"/>
+        </w:numPr>
+        <w:spacing w:after="50"/>
+      </w:pPr>
+      <w:r>
+        <w:rPr>
+          <w:rFonts w:ascii="Calibri" w:cs="Calibri" w:eastAsia="Calibri" w:hAnsi="Calibri"/>
+          <w:sz w:val="22"/>
+          <w:szCs w:val="22"/>
+        </w:rPr>
+        <w:t xml:space="preserve">The theme switch works, and no component has a hard-coded colour.</w:t>
+      </w:r>
+    </w:p>
+    <w:p>
+      <w:pPr>
+        <w:pStyle w:val="ListParagraph"/>
+        <w:numPr>
+          <w:ilvl w:val="0"/>
+          <w:numId w:val="2"/>
+        </w:numPr>
+        <w:spacing w:after="50"/>
+      </w:pPr>
+      <w:r>
+        <w:rPr>
+          <w:rFonts w:ascii="Calibri" w:cs="Calibri" w:eastAsia="Calibri" w:hAnsi="Calibri"/>
+          <w:sz w:val="22"/>
+          <w:szCs w:val="22"/>
+        </w:rPr>
+        <w:t xml:space="preserve">Profit and loss never rely on colour alone.</w:t>
       </w:r>
     </w:p>
     <w:p>
@@ -1652,43 +5251,79 @@
           <w:sz w:val="30"/>
           <w:szCs w:val="30"/>
         </w:rPr>
-        <w:t xml:space="preserve">14. Open decisions</w:t>
-      </w:r>
-    </w:p>
-    <w:p>
-      <w:pPr>
-        <w:pStyle w:val="ListParagraph"/>
-        <w:numPr>
-          <w:ilvl w:val="0"/>
-          <w:numId w:val="4"/>
-        </w:numPr>
-        <w:spacing w:after="50"/>
-      </w:pPr>
-      <w:r>
-        <w:rPr>
-          <w:rFonts w:ascii="Calibri" w:cs="Calibri" w:eastAsia="Calibri" w:hAnsi="Calibri"/>
-          <w:sz w:val="22"/>
-          <w:szCs w:val="22"/>
-        </w:rPr>
-        <w:t xml:space="preserve">What a "journal" on the home page is. Assumed: a single trade the user made public.</w:t>
-      </w:r>
-    </w:p>
-    <w:p>
-      <w:pPr>
-        <w:pStyle w:val="ListParagraph"/>
-        <w:numPr>
-          <w:ilvl w:val="0"/>
-          <w:numId w:val="4"/>
-        </w:numPr>
-        <w:spacing w:after="50"/>
-      </w:pPr>
-      <w:r>
-        <w:rPr>
-          <w:rFonts w:ascii="Calibri" w:cs="Calibri" w:eastAsia="Calibri" w:hAnsi="Calibri"/>
-          <w:sz w:val="22"/>
-          <w:szCs w:val="22"/>
-        </w:rPr>
-        <w:t xml:space="preserve">Account currency: allow naira, or USD only for V1.</w:t>
+        <w:t xml:space="preserve">16. To confirm against the backend before building</w:t>
+      </w:r>
+    </w:p>
+    <w:p>
+      <w:pPr>
+        <w:pStyle w:val="ListParagraph"/>
+        <w:numPr>
+          <w:ilvl w:val="0"/>
+          <w:numId w:val="2"/>
+        </w:numPr>
+        <w:spacing w:after="50"/>
+      </w:pPr>
+      <w:r>
+        <w:rPr>
+          <w:rFonts w:ascii="Calibri" w:cs="Calibri" w:eastAsia="Calibri" w:hAnsi="Calibri"/>
+          <w:sz w:val="22"/>
+          <w:szCs w:val="22"/>
+        </w:rPr>
+        <w:t xml:space="preserve">Exact paths and response shapes for the image signature, confirm and list calls, and for the dashboard and stats calls.</w:t>
+      </w:r>
+    </w:p>
+    <w:p>
+      <w:pPr>
+        <w:pStyle w:val="ListParagraph"/>
+        <w:numPr>
+          <w:ilvl w:val="0"/>
+          <w:numId w:val="2"/>
+        </w:numPr>
+        <w:spacing w:after="50"/>
+      </w:pPr>
+      <w:r>
+        <w:rPr>
+          <w:rFonts w:ascii="Calibri" w:cs="Calibri" w:eastAsia="Calibri" w:hAnsi="Calibri"/>
+          <w:sz w:val="22"/>
+          <w:szCs w:val="22"/>
+        </w:rPr>
+        <w:t xml:space="preserve">The error response format and the pagination format.</w:t>
+      </w:r>
+    </w:p>
+    <w:p>
+      <w:pPr>
+        <w:pStyle w:val="ListParagraph"/>
+        <w:numPr>
+          <w:ilvl w:val="0"/>
+          <w:numId w:val="2"/>
+        </w:numPr>
+        <w:spacing w:after="50"/>
+      </w:pPr>
+      <w:r>
+        <w:rPr>
+          <w:rFonts w:ascii="Calibri" w:cs="Calibri" w:eastAsia="Calibri" w:hAnsi="Calibri"/>
+          <w:sz w:val="22"/>
+          <w:szCs w:val="22"/>
+        </w:rPr>
+        <w:t xml:space="preserve">The Cloudinary upload preset for the 2 MB cap.</w:t>
+      </w:r>
+    </w:p>
+    <w:p>
+      <w:pPr>
+        <w:pStyle w:val="ListParagraph"/>
+        <w:numPr>
+          <w:ilvl w:val="0"/>
+          <w:numId w:val="2"/>
+        </w:numPr>
+        <w:spacing w:after="50"/>
+      </w:pPr>
+      <w:r>
+        <w:rPr>
+          <w:rFonts w:ascii="Calibri" w:cs="Calibri" w:eastAsia="Calibri" w:hAnsi="Calibri"/>
+          <w:sz w:val="22"/>
+          <w:szCs w:val="22"/>
+        </w:rPr>
+        <w:t xml:space="preserve">An admin-only write rule on the site-assets storage bucket, because the browser uploads the logo itself.</w:t>
       </w:r>
     </w:p>
     <w:sectPr>
@@ -1908,6 +5543,12 @@
     </w:lvlOverride>
   </w:num>
   <w:num w:numId="4">
+    <w:abstractNumId w:val="3"/>
+    <w:lvlOverride w:ilvl="0">
+      <w:startOverride w:val="1"/>
+    </w:lvlOverride>
+  </w:num>
+  <w:num w:numId="5">
     <w:abstractNumId w:val="3"/>
     <w:lvlOverride w:ilvl="0">
       <w:startOverride w:val="1"/>
